--- a/docs/government-project/10_백오피스_재설계_요구사항대비표.docx
+++ b/docs/government-project/10_백오피스_재설계_요구사항대비표.docx
@@ -377,7 +377,7 @@
                 <w:sz w:val="19"/>
                 <w:rFonts w:eastAsia="맑은 고딕"/>
               </w:rPr>
-              <w:t>(주)본로이 (Bonroi) — 플랫폼 HEALO</w:t>
+              <w:t>본로이 (Bonroi) — 플랫폼 HEALO</w:t>
             </w:r>
           </w:p>
         </w:tc>
@@ -12327,7 +12327,7 @@
           <w:sz w:val="18"/>
           <w:rFonts w:eastAsia="맑은 고딕"/>
         </w:rPr>
-        <w:t>작성: (주)본로이 | 2026-07-25 | 근거: 소스코드 실측 + 운영DB 정확 COUNT</w:t>
+        <w:t>작성: 본로이 | 2026-07-25 | 근거: 소스코드 실측 + 운영DB 정확 COUNT</w:t>
       </w:r>
     </w:p>
     <w:sectPr>

--- a/docs/government-project/10_백오피스_재설계_요구사항대비표.docx
+++ b/docs/government-project/10_백오피스_재설계_요구사항대비표.docx
@@ -1552,6 +1552,9 @@
         <w:gridCol w:w="1645"/>
       </w:tblGrid>
       <w:tr>
+        <w:trPr>
+          <w:tblHeader w:val="true"/>
+        </w:trPr>
         <w:tc>
           <w:tcPr>
             <w:tcW w:type="dxa" w:w="1077"/>
@@ -4955,6 +4958,9 @@
         <w:gridCol w:w="1974"/>
       </w:tblGrid>
       <w:tr>
+        <w:trPr>
+          <w:tblHeader w:val="true"/>
+        </w:trPr>
         <w:tc>
           <w:tcPr>
             <w:tcW w:type="dxa" w:w="1077"/>
@@ -7471,6 +7477,9 @@
         <w:gridCol w:w="1645"/>
       </w:tblGrid>
       <w:tr>
+        <w:trPr>
+          <w:tblHeader w:val="true"/>
+        </w:trPr>
         <w:tc>
           <w:tcPr>
             <w:tcW w:type="dxa" w:w="1928"/>
@@ -12331,6 +12340,12 @@
       </w:r>
     </w:p>
     <w:sectPr>
+      <w:headerReference w:type="default" r:id="rId9"/>
+      <w:footerReference w:type="default" r:id="rId10"/>
+      <w:headerReference w:type="first" r:id="rId11"/>
+      <w:footerReference w:type="first" r:id="rId12"/>
+      <w:headerReference w:type="even" r:id="rId13"/>
+      <w:footerReference w:type="even" r:id="rId14"/>
       <w:pgSz w:w="11909" w:h="16834"/>
       <w:pgMar w:top="1134" w:right="1020" w:bottom="1134" w:left="1020" w:header="720" w:footer="720" w:gutter="0"/>
       <w:cols w:space="720"/>
@@ -12338,6 +12353,147 @@
     </w:sectPr>
   </w:body>
 </w:document>
+</file>
+
+<file path=word/footer1.xml><?xml version="1.0" encoding="utf-8"?>
+<w:ftr xmlns:m="http://schemas.openxmlformats.org/officeDocument/2006/math" xmlns:mc="http://schemas.openxmlformats.org/markup-compatibility/2006" xmlns:mo="http://schemas.microsoft.com/office/mac/office/2008/main" xmlns:mv="urn:schemas-microsoft-com:mac:vml" xmlns:o="urn:schemas-microsoft-com:office:office" xmlns:r="http://schemas.openxmlformats.org/officeDocument/2006/relationships" xmlns:v="urn:schemas-microsoft-com:vml" xmlns:w10="urn:schemas-microsoft-com:office:word" xmlns:w14="http://schemas.microsoft.com/office/word/2010/wordml" xmlns:w="http://schemas.openxmlformats.org/wordprocessingml/2006/main" xmlns:wne="http://schemas.microsoft.com/office/word/2006/wordml" xmlns:wp14="http://schemas.microsoft.com/office/word/2010/wordprocessingDrawing" xmlns:wp="http://schemas.openxmlformats.org/drawingml/2006/wordprocessingDrawing" xmlns:wpc="http://schemas.microsoft.com/office/word/2010/wordprocessingCanvas" xmlns:wpg="http://schemas.microsoft.com/office/word/2010/wordprocessingGroup" xmlns:wpi="http://schemas.microsoft.com/office/word/2010/wordprocessingInk" xmlns:wps="http://schemas.microsoft.com/office/word/2010/wordprocessingShape" mc:Ignorable="w14 wp14">
+  <w:p>
+    <w:pPr>
+      <w:pStyle w:val="Footer"/>
+      <w:jc w:val="center"/>
+    </w:pPr>
+    <w:r>
+      <w:rPr>
+        <w:rFonts w:ascii="맑은 고딕" w:hAnsi="맑은 고딕"/>
+        <w:b w:val="0"/>
+        <w:color w:val="787878"/>
+        <w:sz w:val="16"/>
+        <w:rFonts w:eastAsia="맑은 고딕"/>
+      </w:rPr>
+      <w:t xml:space="preserve">본로이  |  기밀문서, 무단 배포 금지     </w:t>
+    </w:r>
+    <w:r>
+      <w:rPr>
+        <w:rFonts w:ascii="맑은 고딕" w:hAnsi="맑은 고딕"/>
+        <w:b w:val="0"/>
+        <w:color w:val="787878"/>
+        <w:sz w:val="16"/>
+        <w:rFonts w:eastAsia="맑은 고딕"/>
+      </w:rPr>
+      <w:fldChar w:fldCharType="begin"/>
+    </w:r>
+    <w:r>
+      <w:rPr>
+        <w:rFonts w:ascii="맑은 고딕" w:hAnsi="맑은 고딕"/>
+        <w:b w:val="0"/>
+        <w:color w:val="787878"/>
+        <w:sz w:val="16"/>
+        <w:rFonts w:eastAsia="맑은 고딕"/>
+      </w:rPr>
+      <w:instrText xml:space="preserve"> PAGE </w:instrText>
+    </w:r>
+    <w:r>
+      <w:rPr>
+        <w:rFonts w:ascii="맑은 고딕" w:hAnsi="맑은 고딕"/>
+        <w:b w:val="0"/>
+        <w:color w:val="787878"/>
+        <w:sz w:val="16"/>
+        <w:rFonts w:eastAsia="맑은 고딕"/>
+      </w:rPr>
+      <w:fldChar w:fldCharType="end"/>
+    </w:r>
+    <w:r>
+      <w:rPr>
+        <w:rFonts w:ascii="맑은 고딕" w:hAnsi="맑은 고딕"/>
+        <w:b w:val="0"/>
+        <w:color w:val="787878"/>
+        <w:sz w:val="16"/>
+        <w:rFonts w:eastAsia="맑은 고딕"/>
+      </w:rPr>
+      <w:t xml:space="preserve"> / </w:t>
+    </w:r>
+    <w:r>
+      <w:rPr>
+        <w:rFonts w:ascii="맑은 고딕" w:hAnsi="맑은 고딕"/>
+        <w:b w:val="0"/>
+        <w:color w:val="787878"/>
+        <w:sz w:val="16"/>
+        <w:rFonts w:eastAsia="맑은 고딕"/>
+      </w:rPr>
+      <w:fldChar w:fldCharType="begin"/>
+    </w:r>
+    <w:r>
+      <w:rPr>
+        <w:rFonts w:ascii="맑은 고딕" w:hAnsi="맑은 고딕"/>
+        <w:b w:val="0"/>
+        <w:color w:val="787878"/>
+        <w:sz w:val="16"/>
+        <w:rFonts w:eastAsia="맑은 고딕"/>
+      </w:rPr>
+      <w:instrText xml:space="preserve"> NUMPAGES </w:instrText>
+    </w:r>
+    <w:r>
+      <w:rPr>
+        <w:rFonts w:ascii="맑은 고딕" w:hAnsi="맑은 고딕"/>
+        <w:b w:val="0"/>
+        <w:color w:val="787878"/>
+        <w:sz w:val="16"/>
+        <w:rFonts w:eastAsia="맑은 고딕"/>
+      </w:rPr>
+      <w:fldChar w:fldCharType="end"/>
+    </w:r>
+  </w:p>
+</w:ftr>
+</file>
+
+<file path=word/footer2.xml><?xml version="1.0" encoding="utf-8"?>
+<w:ftr xmlns:m="http://schemas.openxmlformats.org/officeDocument/2006/math" xmlns:mc="http://schemas.openxmlformats.org/markup-compatibility/2006" xmlns:mo="http://schemas.microsoft.com/office/mac/office/2008/main" xmlns:mv="urn:schemas-microsoft-com:mac:vml" xmlns:o="urn:schemas-microsoft-com:office:office" xmlns:r="http://schemas.openxmlformats.org/officeDocument/2006/relationships" xmlns:v="urn:schemas-microsoft-com:vml" xmlns:w10="urn:schemas-microsoft-com:office:word" xmlns:w14="http://schemas.microsoft.com/office/word/2010/wordml" xmlns:w="http://schemas.openxmlformats.org/wordprocessingml/2006/main" xmlns:wne="http://schemas.microsoft.com/office/word/2006/wordml" xmlns:wp14="http://schemas.microsoft.com/office/word/2010/wordprocessingDrawing" xmlns:wp="http://schemas.openxmlformats.org/drawingml/2006/wordprocessingDrawing" xmlns:wpc="http://schemas.microsoft.com/office/word/2010/wordprocessingCanvas" xmlns:wpg="http://schemas.microsoft.com/office/word/2010/wordprocessingGroup" xmlns:wpi="http://schemas.microsoft.com/office/word/2010/wordprocessingInk" xmlns:wps="http://schemas.microsoft.com/office/word/2010/wordprocessingShape" mc:Ignorable="w14 wp14">
+  <w:p>
+    <w:pPr>
+      <w:pStyle w:val="Footer"/>
+    </w:pPr>
+  </w:p>
+</w:ftr>
+</file>
+
+<file path=word/footer3.xml><?xml version="1.0" encoding="utf-8"?>
+<w:ftr xmlns:m="http://schemas.openxmlformats.org/officeDocument/2006/math" xmlns:mc="http://schemas.openxmlformats.org/markup-compatibility/2006" xmlns:mo="http://schemas.microsoft.com/office/mac/office/2008/main" xmlns:mv="urn:schemas-microsoft-com:mac:vml" xmlns:o="urn:schemas-microsoft-com:office:office" xmlns:r="http://schemas.openxmlformats.org/officeDocument/2006/relationships" xmlns:v="urn:schemas-microsoft-com:vml" xmlns:w10="urn:schemas-microsoft-com:office:word" xmlns:w14="http://schemas.microsoft.com/office/word/2010/wordml" xmlns:w="http://schemas.openxmlformats.org/wordprocessingml/2006/main" xmlns:wne="http://schemas.microsoft.com/office/word/2006/wordml" xmlns:wp14="http://schemas.microsoft.com/office/word/2010/wordprocessingDrawing" xmlns:wp="http://schemas.openxmlformats.org/drawingml/2006/wordprocessingDrawing" xmlns:wpc="http://schemas.microsoft.com/office/word/2010/wordprocessingCanvas" xmlns:wpg="http://schemas.microsoft.com/office/word/2010/wordprocessingGroup" xmlns:wpi="http://schemas.microsoft.com/office/word/2010/wordprocessingInk" xmlns:wps="http://schemas.microsoft.com/office/word/2010/wordprocessingShape" mc:Ignorable="w14 wp14">
+  <w:p>
+    <w:pPr>
+      <w:pStyle w:val="Footer"/>
+    </w:pPr>
+  </w:p>
+</w:ftr>
+</file>
+
+<file path=word/header1.xml><?xml version="1.0" encoding="utf-8"?>
+<w:hdr xmlns:m="http://schemas.openxmlformats.org/officeDocument/2006/math" xmlns:mc="http://schemas.openxmlformats.org/markup-compatibility/2006" xmlns:mo="http://schemas.microsoft.com/office/mac/office/2008/main" xmlns:mv="urn:schemas-microsoft-com:mac:vml" xmlns:o="urn:schemas-microsoft-com:office:office" xmlns:r="http://schemas.openxmlformats.org/officeDocument/2006/relationships" xmlns:v="urn:schemas-microsoft-com:vml" xmlns:w10="urn:schemas-microsoft-com:office:word" xmlns:w14="http://schemas.microsoft.com/office/word/2010/wordml" xmlns:w="http://schemas.openxmlformats.org/wordprocessingml/2006/main" xmlns:wne="http://schemas.microsoft.com/office/word/2006/wordml" xmlns:wp14="http://schemas.microsoft.com/office/word/2010/wordprocessingDrawing" xmlns:wp="http://schemas.openxmlformats.org/drawingml/2006/wordprocessingDrawing" xmlns:wpc="http://schemas.microsoft.com/office/word/2010/wordprocessingCanvas" xmlns:wpg="http://schemas.microsoft.com/office/word/2010/wordprocessingGroup" xmlns:wpi="http://schemas.microsoft.com/office/word/2010/wordprocessingInk" xmlns:wps="http://schemas.microsoft.com/office/word/2010/wordprocessingShape" mc:Ignorable="w14 wp14">
+  <w:p>
+    <w:pPr>
+      <w:pStyle w:val="Header"/>
+    </w:pPr>
+  </w:p>
+</w:hdr>
+</file>
+
+<file path=word/header2.xml><?xml version="1.0" encoding="utf-8"?>
+<w:hdr xmlns:m="http://schemas.openxmlformats.org/officeDocument/2006/math" xmlns:mc="http://schemas.openxmlformats.org/markup-compatibility/2006" xmlns:mo="http://schemas.microsoft.com/office/mac/office/2008/main" xmlns:mv="urn:schemas-microsoft-com:mac:vml" xmlns:o="urn:schemas-microsoft-com:office:office" xmlns:r="http://schemas.openxmlformats.org/officeDocument/2006/relationships" xmlns:v="urn:schemas-microsoft-com:vml" xmlns:w10="urn:schemas-microsoft-com:office:word" xmlns:w14="http://schemas.microsoft.com/office/word/2010/wordml" xmlns:w="http://schemas.openxmlformats.org/wordprocessingml/2006/main" xmlns:wne="http://schemas.microsoft.com/office/word/2006/wordml" xmlns:wp14="http://schemas.microsoft.com/office/word/2010/wordprocessingDrawing" xmlns:wp="http://schemas.openxmlformats.org/drawingml/2006/wordprocessingDrawing" xmlns:wpc="http://schemas.microsoft.com/office/word/2010/wordprocessingCanvas" xmlns:wpg="http://schemas.microsoft.com/office/word/2010/wordprocessingGroup" xmlns:wpi="http://schemas.microsoft.com/office/word/2010/wordprocessingInk" xmlns:wps="http://schemas.microsoft.com/office/word/2010/wordprocessingShape" mc:Ignorable="w14 wp14">
+  <w:p>
+    <w:pPr>
+      <w:pStyle w:val="Header"/>
+    </w:pPr>
+  </w:p>
+</w:hdr>
+</file>
+
+<file path=word/header3.xml><?xml version="1.0" encoding="utf-8"?>
+<w:hdr xmlns:m="http://schemas.openxmlformats.org/officeDocument/2006/math" xmlns:mc="http://schemas.openxmlformats.org/markup-compatibility/2006" xmlns:mo="http://schemas.microsoft.com/office/mac/office/2008/main" xmlns:mv="urn:schemas-microsoft-com:mac:vml" xmlns:o="urn:schemas-microsoft-com:office:office" xmlns:r="http://schemas.openxmlformats.org/officeDocument/2006/relationships" xmlns:v="urn:schemas-microsoft-com:vml" xmlns:w10="urn:schemas-microsoft-com:office:word" xmlns:w14="http://schemas.microsoft.com/office/word/2010/wordml" xmlns:w="http://schemas.openxmlformats.org/wordprocessingml/2006/main" xmlns:wne="http://schemas.microsoft.com/office/word/2006/wordml" xmlns:wp14="http://schemas.microsoft.com/office/word/2010/wordprocessingDrawing" xmlns:wp="http://schemas.openxmlformats.org/drawingml/2006/wordprocessingDrawing" xmlns:wpc="http://schemas.microsoft.com/office/word/2010/wordprocessingCanvas" xmlns:wpg="http://schemas.microsoft.com/office/word/2010/wordprocessingGroup" xmlns:wpi="http://schemas.microsoft.com/office/word/2010/wordprocessingInk" xmlns:wps="http://schemas.microsoft.com/office/word/2010/wordprocessingShape" mc:Ignorable="w14 wp14">
+  <w:p>
+    <w:pPr>
+      <w:pStyle w:val="Header"/>
+    </w:pPr>
+  </w:p>
+</w:hdr>
 </file>
 
 <file path=word/numbering.xml><?xml version="1.0" encoding="utf-8"?>

--- a/docs/government-project/10_백오피스_재설계_요구사항대비표.docx
+++ b/docs/government-project/10_백오피스_재설계_요구사항대비표.docx
@@ -377,7 +377,7 @@
                 <w:sz w:val="19"/>
                 <w:rFonts w:eastAsia="맑은 고딕"/>
               </w:rPr>
-              <w:t>본로이 (Bonroi) — 플랫폼 HEALO</w:t>
+              <w:t>본로이 (Bonroi): 플랫폼 HEALO</w:t>
             </w:r>
           </w:p>
         </w:tc>
@@ -5149,7 +5149,7 @@
                 <w:sz w:val="16"/>
                 <w:rFonts w:eastAsia="맑은 고딕"/>
               </w:rPr>
-              <w:t>코드 실측 — 메뉴 정의부에 코디 경로 4건 등재 확인</w:t>
+              <w:t>코드 실측: 메뉴 정의부에 코디 경로 4건 등재 확인</w:t>
             </w:r>
           </w:p>
         </w:tc>
@@ -5470,7 +5470,7 @@
                 <w:sz w:val="16"/>
                 <w:rFonts w:eastAsia="맑은 고딕"/>
               </w:rPr>
-              <w:t>코드 실측 — 4개 항목 메뉴 등재 확인</w:t>
+              <w:t>코드 실측: 4개 항목 메뉴 등재 확인</w:t>
             </w:r>
           </w:p>
         </w:tc>
@@ -5898,7 +5898,7 @@
                 <w:sz w:val="16"/>
                 <w:rFonts w:eastAsia="맑은 고딕"/>
               </w:rPr>
-              <w:t>코드 실측 — 계층별 인증 헬퍼 및 스코프 분기 확인</w:t>
+              <w:t>코드 실측: 계층별 인증 헬퍼 및 스코프 분기 확인</w:t>
             </w:r>
           </w:p>
         </w:tc>
@@ -5985,7 +5985,7 @@
                 <w:sz w:val="16"/>
                 <w:rFonts w:eastAsia="맑은 고딕"/>
               </w:rPr>
-              <w:t>app/api/admin/leads/* · khidi/referrals — requirePortalAuth({ staffOnly }) / 4단계(PR #962)</w:t>
+              <w:t>app/api/admin/leads/* · khidi/referrals: requirePortalAuth({ staffOnly }) / 4단계(PR #962)</w:t>
             </w:r>
           </w:p>
         </w:tc>
@@ -6306,7 +6306,7 @@
                 <w:sz w:val="16"/>
                 <w:rFonts w:eastAsia="맑은 고딕"/>
               </w:rPr>
-              <w:t>src/lib/auth/checkAgencyAuth.ts — requirePartnerType() / 4단계(PR #962)</w:t>
+              <w:t>src/lib/auth/checkAgencyAuth.ts: requirePartnerType() / 4단계(PR #962)</w:t>
             </w:r>
           </w:p>
         </w:tc>
@@ -6326,7 +6326,7 @@
                 <w:sz w:val="16"/>
                 <w:rFonts w:eastAsia="맑은 고딕"/>
               </w:rPr>
-              <w:t>코드 실측 — 헬퍼 존재 및 호출부 확인(2026-07-25)</w:t>
+              <w:t>코드 실측: 헬퍼 존재 및 호출부 확인(2026-07-25)</w:t>
             </w:r>
           </w:p>
         </w:tc>
@@ -6433,7 +6433,7 @@
                 <w:sz w:val="16"/>
                 <w:rFonts w:eastAsia="맑은 고딕"/>
               </w:rPr>
-              <w:t>코드 실측 — 응답 필드 구성 확인</w:t>
+              <w:t>코드 실측: 응답 필드 구성 확인</w:t>
             </w:r>
           </w:p>
         </w:tc>
@@ -6540,7 +6540,7 @@
                 <w:sz w:val="16"/>
                 <w:rFonts w:eastAsia="맑은 고딕"/>
               </w:rPr>
-              <w:t>코드 실측 — 재설계 후에도 정합 유지 확인</w:t>
+              <w:t>코드 실측: 재설계 후에도 정합 유지 확인</w:t>
             </w:r>
           </w:p>
         </w:tc>
@@ -6647,7 +6647,7 @@
                 <w:sz w:val="16"/>
                 <w:rFonts w:eastAsia="맑은 고딕"/>
               </w:rPr>
-              <w:t>코드 실측 — 재사용 3형태 분류 및 표준 지정</w:t>
+              <w:t>코드 실측: 재사용 3형태 분류 및 표준 지정</w:t>
             </w:r>
           </w:p>
         </w:tc>
@@ -6734,7 +6734,7 @@
                 <w:sz w:val="16"/>
                 <w:rFonts w:eastAsia="맑은 고딕"/>
               </w:rPr>
-              <w:t>3단계(PR #955) — 신규 테이블 0개</w:t>
+              <w:t>3단계(PR #955): 신규 테이블 0개</w:t>
             </w:r>
           </w:p>
         </w:tc>
@@ -6754,7 +6754,7 @@
                 <w:sz w:val="16"/>
                 <w:rFonts w:eastAsia="맑은 고딕"/>
               </w:rPr>
-              <w:t>스키마 실측 — 신규 테이블 없음 확인</w:t>
+              <w:t>스키마 실측: 신규 테이블 없음 확인</w:t>
             </w:r>
           </w:p>
         </w:tc>
@@ -6861,7 +6861,7 @@
                 <w:sz w:val="16"/>
                 <w:rFonts w:eastAsia="맑은 고딕"/>
               </w:rPr>
-              <w:t>코드 실측 — 라우트 및 소스 보존 확인</w:t>
+              <w:t>코드 실측: 라우트 및 소스 보존 확인</w:t>
             </w:r>
           </w:p>
         </w:tc>
@@ -11843,7 +11843,7 @@
           <w:sz w:val="19"/>
           <w:rFonts w:eastAsia="맑은 고딕"/>
         </w:rPr>
-        <w:t>미반영 0건 — 정의된 22개 요구사항 전건이 반영되었으며, 이 중 3건은 잔여 사항 또는 대안 수단을 명시하여 관리 중이다(제5장).</w:t>
+        <w:t>미반영 0건: 정의된 22개 요구사항 전건이 반영되었으며, 이 중 3건은 잔여 사항 또는 대안 수단을 명시하여 관리 중이다(제5장).</w:t>
       </w:r>
     </w:p>
     <w:p>

--- a/docs/government-project/10_백오피스_재설계_요구사항대비표.docx
+++ b/docs/government-project/10_백오피스_재설계_요구사항대비표.docx
@@ -377,7 +377,7 @@
                 <w:sz w:val="19"/>
                 <w:rFonts w:eastAsia="맑은 고딕"/>
               </w:rPr>
-              <w:t>본로이 (Bonroi) — 플랫폼 HEALO</w:t>
+              <w:t>본로이 (Bonroi): 플랫폼 HEALO</w:t>
             </w:r>
           </w:p>
         </w:tc>
@@ -1552,6 +1552,9 @@
         <w:gridCol w:w="1645"/>
       </w:tblGrid>
       <w:tr>
+        <w:trPr>
+          <w:tblHeader w:val="true"/>
+        </w:trPr>
         <w:tc>
           <w:tcPr>
             <w:tcW w:type="dxa" w:w="1077"/>
@@ -4955,6 +4958,9 @@
         <w:gridCol w:w="1974"/>
       </w:tblGrid>
       <w:tr>
+        <w:trPr>
+          <w:tblHeader w:val="true"/>
+        </w:trPr>
         <w:tc>
           <w:tcPr>
             <w:tcW w:type="dxa" w:w="1077"/>
@@ -5143,7 +5149,7 @@
                 <w:sz w:val="16"/>
                 <w:rFonts w:eastAsia="맑은 고딕"/>
               </w:rPr>
-              <w:t>코드 실측 — 메뉴 정의부에 코디 경로 4건 등재 확인</w:t>
+              <w:t>코드 실측: 메뉴 정의부에 코디 경로 4건 등재 확인</w:t>
             </w:r>
           </w:p>
         </w:tc>
@@ -5464,7 +5470,7 @@
                 <w:sz w:val="16"/>
                 <w:rFonts w:eastAsia="맑은 고딕"/>
               </w:rPr>
-              <w:t>코드 실측 — 4개 항목 메뉴 등재 확인</w:t>
+              <w:t>코드 실측: 4개 항목 메뉴 등재 확인</w:t>
             </w:r>
           </w:p>
         </w:tc>
@@ -5892,7 +5898,7 @@
                 <w:sz w:val="16"/>
                 <w:rFonts w:eastAsia="맑은 고딕"/>
               </w:rPr>
-              <w:t>코드 실측 — 계층별 인증 헬퍼 및 스코프 분기 확인</w:t>
+              <w:t>코드 실측: 계층별 인증 헬퍼 및 스코프 분기 확인</w:t>
             </w:r>
           </w:p>
         </w:tc>
@@ -5979,7 +5985,7 @@
                 <w:sz w:val="16"/>
                 <w:rFonts w:eastAsia="맑은 고딕"/>
               </w:rPr>
-              <w:t>app/api/admin/leads/* · khidi/referrals — requirePortalAuth({ staffOnly }) / 4단계(PR #962)</w:t>
+              <w:t>app/api/admin/leads/* · khidi/referrals: requirePortalAuth({ staffOnly }) / 4단계(PR #962)</w:t>
             </w:r>
           </w:p>
         </w:tc>
@@ -6300,7 +6306,7 @@
                 <w:sz w:val="16"/>
                 <w:rFonts w:eastAsia="맑은 고딕"/>
               </w:rPr>
-              <w:t>src/lib/auth/checkAgencyAuth.ts — requirePartnerType() / 4단계(PR #962)</w:t>
+              <w:t>src/lib/auth/checkAgencyAuth.ts: requirePartnerType() / 4단계(PR #962)</w:t>
             </w:r>
           </w:p>
         </w:tc>
@@ -6320,7 +6326,7 @@
                 <w:sz w:val="16"/>
                 <w:rFonts w:eastAsia="맑은 고딕"/>
               </w:rPr>
-              <w:t>코드 실측 — 헬퍼 존재 및 호출부 확인(2026-07-25)</w:t>
+              <w:t>코드 실측: 헬퍼 존재 및 호출부 확인(2026-07-25)</w:t>
             </w:r>
           </w:p>
         </w:tc>
@@ -6427,7 +6433,7 @@
                 <w:sz w:val="16"/>
                 <w:rFonts w:eastAsia="맑은 고딕"/>
               </w:rPr>
-              <w:t>코드 실측 — 응답 필드 구성 확인</w:t>
+              <w:t>코드 실측: 응답 필드 구성 확인</w:t>
             </w:r>
           </w:p>
         </w:tc>
@@ -6534,7 +6540,7 @@
                 <w:sz w:val="16"/>
                 <w:rFonts w:eastAsia="맑은 고딕"/>
               </w:rPr>
-              <w:t>코드 실측 — 재설계 후에도 정합 유지 확인</w:t>
+              <w:t>코드 실측: 재설계 후에도 정합 유지 확인</w:t>
             </w:r>
           </w:p>
         </w:tc>
@@ -6641,7 +6647,7 @@
                 <w:sz w:val="16"/>
                 <w:rFonts w:eastAsia="맑은 고딕"/>
               </w:rPr>
-              <w:t>코드 실측 — 재사용 3형태 분류 및 표준 지정</w:t>
+              <w:t>코드 실측: 재사용 3형태 분류 및 표준 지정</w:t>
             </w:r>
           </w:p>
         </w:tc>
@@ -6728,7 +6734,7 @@
                 <w:sz w:val="16"/>
                 <w:rFonts w:eastAsia="맑은 고딕"/>
               </w:rPr>
-              <w:t>3단계(PR #955) — 신규 테이블 0개</w:t>
+              <w:t>3단계(PR #955): 신규 테이블 0개</w:t>
             </w:r>
           </w:p>
         </w:tc>
@@ -6748,7 +6754,7 @@
                 <w:sz w:val="16"/>
                 <w:rFonts w:eastAsia="맑은 고딕"/>
               </w:rPr>
-              <w:t>스키마 실측 — 신규 테이블 없음 확인</w:t>
+              <w:t>스키마 실측: 신규 테이블 없음 확인</w:t>
             </w:r>
           </w:p>
         </w:tc>
@@ -6855,7 +6861,7 @@
                 <w:sz w:val="16"/>
                 <w:rFonts w:eastAsia="맑은 고딕"/>
               </w:rPr>
-              <w:t>코드 실측 — 라우트 및 소스 보존 확인</w:t>
+              <w:t>코드 실측: 라우트 및 소스 보존 확인</w:t>
             </w:r>
           </w:p>
         </w:tc>
@@ -7471,6 +7477,9 @@
         <w:gridCol w:w="1645"/>
       </w:tblGrid>
       <w:tr>
+        <w:trPr>
+          <w:tblHeader w:val="true"/>
+        </w:trPr>
         <w:tc>
           <w:tcPr>
             <w:tcW w:type="dxa" w:w="1928"/>
@@ -11834,7 +11843,7 @@
           <w:sz w:val="19"/>
           <w:rFonts w:eastAsia="맑은 고딕"/>
         </w:rPr>
-        <w:t>미반영 0건 — 정의된 22개 요구사항 전건이 반영되었으며, 이 중 3건은 잔여 사항 또는 대안 수단을 명시하여 관리 중이다(제5장).</w:t>
+        <w:t>미반영 0건: 정의된 22개 요구사항 전건이 반영되었으며, 이 중 3건은 잔여 사항 또는 대안 수단을 명시하여 관리 중이다(제5장).</w:t>
       </w:r>
     </w:p>
     <w:p>
@@ -12331,6 +12340,12 @@
       </w:r>
     </w:p>
     <w:sectPr>
+      <w:headerReference w:type="default" r:id="rId9"/>
+      <w:footerReference w:type="default" r:id="rId10"/>
+      <w:headerReference w:type="first" r:id="rId11"/>
+      <w:footerReference w:type="first" r:id="rId12"/>
+      <w:headerReference w:type="even" r:id="rId13"/>
+      <w:footerReference w:type="even" r:id="rId14"/>
       <w:pgSz w:w="11909" w:h="16834"/>
       <w:pgMar w:top="1134" w:right="1020" w:bottom="1134" w:left="1020" w:header="720" w:footer="720" w:gutter="0"/>
       <w:cols w:space="720"/>
@@ -12338,6 +12353,147 @@
     </w:sectPr>
   </w:body>
 </w:document>
+</file>
+
+<file path=word/footer1.xml><?xml version="1.0" encoding="utf-8"?>
+<w:ftr xmlns:m="http://schemas.openxmlformats.org/officeDocument/2006/math" xmlns:mc="http://schemas.openxmlformats.org/markup-compatibility/2006" xmlns:mo="http://schemas.microsoft.com/office/mac/office/2008/main" xmlns:mv="urn:schemas-microsoft-com:mac:vml" xmlns:o="urn:schemas-microsoft-com:office:office" xmlns:r="http://schemas.openxmlformats.org/officeDocument/2006/relationships" xmlns:v="urn:schemas-microsoft-com:vml" xmlns:w10="urn:schemas-microsoft-com:office:word" xmlns:w14="http://schemas.microsoft.com/office/word/2010/wordml" xmlns:w="http://schemas.openxmlformats.org/wordprocessingml/2006/main" xmlns:wne="http://schemas.microsoft.com/office/word/2006/wordml" xmlns:wp14="http://schemas.microsoft.com/office/word/2010/wordprocessingDrawing" xmlns:wp="http://schemas.openxmlformats.org/drawingml/2006/wordprocessingDrawing" xmlns:wpc="http://schemas.microsoft.com/office/word/2010/wordprocessingCanvas" xmlns:wpg="http://schemas.microsoft.com/office/word/2010/wordprocessingGroup" xmlns:wpi="http://schemas.microsoft.com/office/word/2010/wordprocessingInk" xmlns:wps="http://schemas.microsoft.com/office/word/2010/wordprocessingShape" mc:Ignorable="w14 wp14">
+  <w:p>
+    <w:pPr>
+      <w:pStyle w:val="Footer"/>
+      <w:jc w:val="center"/>
+    </w:pPr>
+    <w:r>
+      <w:rPr>
+        <w:rFonts w:ascii="맑은 고딕" w:hAnsi="맑은 고딕"/>
+        <w:b w:val="0"/>
+        <w:color w:val="787878"/>
+        <w:sz w:val="16"/>
+        <w:rFonts w:eastAsia="맑은 고딕"/>
+      </w:rPr>
+      <w:t xml:space="preserve">본로이  |  기밀문서, 무단 배포 금지     </w:t>
+    </w:r>
+    <w:r>
+      <w:rPr>
+        <w:rFonts w:ascii="맑은 고딕" w:hAnsi="맑은 고딕"/>
+        <w:b w:val="0"/>
+        <w:color w:val="787878"/>
+        <w:sz w:val="16"/>
+        <w:rFonts w:eastAsia="맑은 고딕"/>
+      </w:rPr>
+      <w:fldChar w:fldCharType="begin"/>
+    </w:r>
+    <w:r>
+      <w:rPr>
+        <w:rFonts w:ascii="맑은 고딕" w:hAnsi="맑은 고딕"/>
+        <w:b w:val="0"/>
+        <w:color w:val="787878"/>
+        <w:sz w:val="16"/>
+        <w:rFonts w:eastAsia="맑은 고딕"/>
+      </w:rPr>
+      <w:instrText xml:space="preserve"> PAGE </w:instrText>
+    </w:r>
+    <w:r>
+      <w:rPr>
+        <w:rFonts w:ascii="맑은 고딕" w:hAnsi="맑은 고딕"/>
+        <w:b w:val="0"/>
+        <w:color w:val="787878"/>
+        <w:sz w:val="16"/>
+        <w:rFonts w:eastAsia="맑은 고딕"/>
+      </w:rPr>
+      <w:fldChar w:fldCharType="end"/>
+    </w:r>
+    <w:r>
+      <w:rPr>
+        <w:rFonts w:ascii="맑은 고딕" w:hAnsi="맑은 고딕"/>
+        <w:b w:val="0"/>
+        <w:color w:val="787878"/>
+        <w:sz w:val="16"/>
+        <w:rFonts w:eastAsia="맑은 고딕"/>
+      </w:rPr>
+      <w:t xml:space="preserve"> / </w:t>
+    </w:r>
+    <w:r>
+      <w:rPr>
+        <w:rFonts w:ascii="맑은 고딕" w:hAnsi="맑은 고딕"/>
+        <w:b w:val="0"/>
+        <w:color w:val="787878"/>
+        <w:sz w:val="16"/>
+        <w:rFonts w:eastAsia="맑은 고딕"/>
+      </w:rPr>
+      <w:fldChar w:fldCharType="begin"/>
+    </w:r>
+    <w:r>
+      <w:rPr>
+        <w:rFonts w:ascii="맑은 고딕" w:hAnsi="맑은 고딕"/>
+        <w:b w:val="0"/>
+        <w:color w:val="787878"/>
+        <w:sz w:val="16"/>
+        <w:rFonts w:eastAsia="맑은 고딕"/>
+      </w:rPr>
+      <w:instrText xml:space="preserve"> NUMPAGES </w:instrText>
+    </w:r>
+    <w:r>
+      <w:rPr>
+        <w:rFonts w:ascii="맑은 고딕" w:hAnsi="맑은 고딕"/>
+        <w:b w:val="0"/>
+        <w:color w:val="787878"/>
+        <w:sz w:val="16"/>
+        <w:rFonts w:eastAsia="맑은 고딕"/>
+      </w:rPr>
+      <w:fldChar w:fldCharType="end"/>
+    </w:r>
+  </w:p>
+</w:ftr>
+</file>
+
+<file path=word/footer2.xml><?xml version="1.0" encoding="utf-8"?>
+<w:ftr xmlns:m="http://schemas.openxmlformats.org/officeDocument/2006/math" xmlns:mc="http://schemas.openxmlformats.org/markup-compatibility/2006" xmlns:mo="http://schemas.microsoft.com/office/mac/office/2008/main" xmlns:mv="urn:schemas-microsoft-com:mac:vml" xmlns:o="urn:schemas-microsoft-com:office:office" xmlns:r="http://schemas.openxmlformats.org/officeDocument/2006/relationships" xmlns:v="urn:schemas-microsoft-com:vml" xmlns:w10="urn:schemas-microsoft-com:office:word" xmlns:w14="http://schemas.microsoft.com/office/word/2010/wordml" xmlns:w="http://schemas.openxmlformats.org/wordprocessingml/2006/main" xmlns:wne="http://schemas.microsoft.com/office/word/2006/wordml" xmlns:wp14="http://schemas.microsoft.com/office/word/2010/wordprocessingDrawing" xmlns:wp="http://schemas.openxmlformats.org/drawingml/2006/wordprocessingDrawing" xmlns:wpc="http://schemas.microsoft.com/office/word/2010/wordprocessingCanvas" xmlns:wpg="http://schemas.microsoft.com/office/word/2010/wordprocessingGroup" xmlns:wpi="http://schemas.microsoft.com/office/word/2010/wordprocessingInk" xmlns:wps="http://schemas.microsoft.com/office/word/2010/wordprocessingShape" mc:Ignorable="w14 wp14">
+  <w:p>
+    <w:pPr>
+      <w:pStyle w:val="Footer"/>
+    </w:pPr>
+  </w:p>
+</w:ftr>
+</file>
+
+<file path=word/footer3.xml><?xml version="1.0" encoding="utf-8"?>
+<w:ftr xmlns:m="http://schemas.openxmlformats.org/officeDocument/2006/math" xmlns:mc="http://schemas.openxmlformats.org/markup-compatibility/2006" xmlns:mo="http://schemas.microsoft.com/office/mac/office/2008/main" xmlns:mv="urn:schemas-microsoft-com:mac:vml" xmlns:o="urn:schemas-microsoft-com:office:office" xmlns:r="http://schemas.openxmlformats.org/officeDocument/2006/relationships" xmlns:v="urn:schemas-microsoft-com:vml" xmlns:w10="urn:schemas-microsoft-com:office:word" xmlns:w14="http://schemas.microsoft.com/office/word/2010/wordml" xmlns:w="http://schemas.openxmlformats.org/wordprocessingml/2006/main" xmlns:wne="http://schemas.microsoft.com/office/word/2006/wordml" xmlns:wp14="http://schemas.microsoft.com/office/word/2010/wordprocessingDrawing" xmlns:wp="http://schemas.openxmlformats.org/drawingml/2006/wordprocessingDrawing" xmlns:wpc="http://schemas.microsoft.com/office/word/2010/wordprocessingCanvas" xmlns:wpg="http://schemas.microsoft.com/office/word/2010/wordprocessingGroup" xmlns:wpi="http://schemas.microsoft.com/office/word/2010/wordprocessingInk" xmlns:wps="http://schemas.microsoft.com/office/word/2010/wordprocessingShape" mc:Ignorable="w14 wp14">
+  <w:p>
+    <w:pPr>
+      <w:pStyle w:val="Footer"/>
+    </w:pPr>
+  </w:p>
+</w:ftr>
+</file>
+
+<file path=word/header1.xml><?xml version="1.0" encoding="utf-8"?>
+<w:hdr xmlns:m="http://schemas.openxmlformats.org/officeDocument/2006/math" xmlns:mc="http://schemas.openxmlformats.org/markup-compatibility/2006" xmlns:mo="http://schemas.microsoft.com/office/mac/office/2008/main" xmlns:mv="urn:schemas-microsoft-com:mac:vml" xmlns:o="urn:schemas-microsoft-com:office:office" xmlns:r="http://schemas.openxmlformats.org/officeDocument/2006/relationships" xmlns:v="urn:schemas-microsoft-com:vml" xmlns:w10="urn:schemas-microsoft-com:office:word" xmlns:w14="http://schemas.microsoft.com/office/word/2010/wordml" xmlns:w="http://schemas.openxmlformats.org/wordprocessingml/2006/main" xmlns:wne="http://schemas.microsoft.com/office/word/2006/wordml" xmlns:wp14="http://schemas.microsoft.com/office/word/2010/wordprocessingDrawing" xmlns:wp="http://schemas.openxmlformats.org/drawingml/2006/wordprocessingDrawing" xmlns:wpc="http://schemas.microsoft.com/office/word/2010/wordprocessingCanvas" xmlns:wpg="http://schemas.microsoft.com/office/word/2010/wordprocessingGroup" xmlns:wpi="http://schemas.microsoft.com/office/word/2010/wordprocessingInk" xmlns:wps="http://schemas.microsoft.com/office/word/2010/wordprocessingShape" mc:Ignorable="w14 wp14">
+  <w:p>
+    <w:pPr>
+      <w:pStyle w:val="Header"/>
+    </w:pPr>
+  </w:p>
+</w:hdr>
+</file>
+
+<file path=word/header2.xml><?xml version="1.0" encoding="utf-8"?>
+<w:hdr xmlns:m="http://schemas.openxmlformats.org/officeDocument/2006/math" xmlns:mc="http://schemas.openxmlformats.org/markup-compatibility/2006" xmlns:mo="http://schemas.microsoft.com/office/mac/office/2008/main" xmlns:mv="urn:schemas-microsoft-com:mac:vml" xmlns:o="urn:schemas-microsoft-com:office:office" xmlns:r="http://schemas.openxmlformats.org/officeDocument/2006/relationships" xmlns:v="urn:schemas-microsoft-com:vml" xmlns:w10="urn:schemas-microsoft-com:office:word" xmlns:w14="http://schemas.microsoft.com/office/word/2010/wordml" xmlns:w="http://schemas.openxmlformats.org/wordprocessingml/2006/main" xmlns:wne="http://schemas.microsoft.com/office/word/2006/wordml" xmlns:wp14="http://schemas.microsoft.com/office/word/2010/wordprocessingDrawing" xmlns:wp="http://schemas.openxmlformats.org/drawingml/2006/wordprocessingDrawing" xmlns:wpc="http://schemas.microsoft.com/office/word/2010/wordprocessingCanvas" xmlns:wpg="http://schemas.microsoft.com/office/word/2010/wordprocessingGroup" xmlns:wpi="http://schemas.microsoft.com/office/word/2010/wordprocessingInk" xmlns:wps="http://schemas.microsoft.com/office/word/2010/wordprocessingShape" mc:Ignorable="w14 wp14">
+  <w:p>
+    <w:pPr>
+      <w:pStyle w:val="Header"/>
+    </w:pPr>
+  </w:p>
+</w:hdr>
+</file>
+
+<file path=word/header3.xml><?xml version="1.0" encoding="utf-8"?>
+<w:hdr xmlns:m="http://schemas.openxmlformats.org/officeDocument/2006/math" xmlns:mc="http://schemas.openxmlformats.org/markup-compatibility/2006" xmlns:mo="http://schemas.microsoft.com/office/mac/office/2008/main" xmlns:mv="urn:schemas-microsoft-com:mac:vml" xmlns:o="urn:schemas-microsoft-com:office:office" xmlns:r="http://schemas.openxmlformats.org/officeDocument/2006/relationships" xmlns:v="urn:schemas-microsoft-com:vml" xmlns:w10="urn:schemas-microsoft-com:office:word" xmlns:w14="http://schemas.microsoft.com/office/word/2010/wordml" xmlns:w="http://schemas.openxmlformats.org/wordprocessingml/2006/main" xmlns:wne="http://schemas.microsoft.com/office/word/2006/wordml" xmlns:wp14="http://schemas.microsoft.com/office/word/2010/wordprocessingDrawing" xmlns:wp="http://schemas.openxmlformats.org/drawingml/2006/wordprocessingDrawing" xmlns:wpc="http://schemas.microsoft.com/office/word/2010/wordprocessingCanvas" xmlns:wpg="http://schemas.microsoft.com/office/word/2010/wordprocessingGroup" xmlns:wpi="http://schemas.microsoft.com/office/word/2010/wordprocessingInk" xmlns:wps="http://schemas.microsoft.com/office/word/2010/wordprocessingShape" mc:Ignorable="w14 wp14">
+  <w:p>
+    <w:pPr>
+      <w:pStyle w:val="Header"/>
+    </w:pPr>
+  </w:p>
+</w:hdr>
 </file>
 
 <file path=word/numbering.xml><?xml version="1.0" encoding="utf-8"?>

--- a/docs/government-project/10_백오피스_재설계_요구사항대비표.docx
+++ b/docs/government-project/10_백오피스_재설계_요구사항대비표.docx
@@ -470,13 +470,9 @@
       </w:tr>
     </w:tbl>
     <w:p>
-      <w:r>
-        <w:br w:type="page"/>
-      </w:r>
-    </w:p>
-    <w:p>
       <w:pPr>
         <w:pStyle w:val="Heading1"/>
+        <w:pageBreakBefore/>
       </w:pPr>
       <w:r>
         <w:rPr>
@@ -628,6 +624,7 @@
           </w:tcPr>
           <w:p>
             <w:pPr>
+              <w:keepNext/>
               <w:spacing w:after="0"/>
             </w:pPr>
             <w:r/>
@@ -650,6 +647,7 @@
           </w:tcPr>
           <w:p>
             <w:pPr>
+              <w:keepNext/>
               <w:spacing w:after="0"/>
             </w:pPr>
             <w:r/>
@@ -672,6 +670,7 @@
           </w:tcPr>
           <w:p>
             <w:pPr>
+              <w:keepNext/>
               <w:spacing w:after="0"/>
             </w:pPr>
             <w:r/>
@@ -694,6 +693,7 @@
           </w:tcPr>
           <w:p>
             <w:pPr>
+              <w:keepNext/>
               <w:spacing w:after="0"/>
             </w:pPr>
             <w:r/>
@@ -717,6 +717,7 @@
           </w:tcPr>
           <w:p>
             <w:pPr>
+              <w:keepNext/>
               <w:spacing w:after="0"/>
             </w:pPr>
             <w:r/>
@@ -737,6 +738,7 @@
           </w:tcPr>
           <w:p>
             <w:pPr>
+              <w:keepNext/>
               <w:spacing w:after="0"/>
             </w:pPr>
             <w:r/>
@@ -757,6 +759,7 @@
           </w:tcPr>
           <w:p>
             <w:pPr>
+              <w:keepNext/>
               <w:spacing w:after="0"/>
             </w:pPr>
             <w:r/>
@@ -777,6 +780,7 @@
           </w:tcPr>
           <w:p>
             <w:pPr>
+              <w:keepNext/>
               <w:spacing w:after="0"/>
             </w:pPr>
             <w:r/>
@@ -799,6 +803,7 @@
           </w:tcPr>
           <w:p>
             <w:pPr>
+              <w:keepNext/>
               <w:spacing w:after="0"/>
             </w:pPr>
             <w:r/>
@@ -819,6 +824,7 @@
           </w:tcPr>
           <w:p>
             <w:pPr>
+              <w:keepNext/>
               <w:spacing w:after="0"/>
             </w:pPr>
             <w:r/>
@@ -839,6 +845,7 @@
           </w:tcPr>
           <w:p>
             <w:pPr>
+              <w:keepNext/>
               <w:spacing w:after="0"/>
             </w:pPr>
             <w:r/>
@@ -859,6 +866,7 @@
           </w:tcPr>
           <w:p>
             <w:pPr>
+              <w:keepNext/>
               <w:spacing w:after="0"/>
             </w:pPr>
             <w:r/>
@@ -881,6 +889,7 @@
           </w:tcPr>
           <w:p>
             <w:pPr>
+              <w:keepNext/>
               <w:spacing w:after="0"/>
             </w:pPr>
             <w:r/>
@@ -901,6 +910,7 @@
           </w:tcPr>
           <w:p>
             <w:pPr>
+              <w:keepNext/>
               <w:spacing w:after="0"/>
             </w:pPr>
             <w:r/>
@@ -921,6 +931,7 @@
           </w:tcPr>
           <w:p>
             <w:pPr>
+              <w:keepNext/>
               <w:spacing w:after="0"/>
             </w:pPr>
             <w:r/>
@@ -941,6 +952,7 @@
           </w:tcPr>
           <w:p>
             <w:pPr>
+              <w:keepNext/>
               <w:spacing w:after="0"/>
             </w:pPr>
             <w:r/>
@@ -963,6 +975,7 @@
           </w:tcPr>
           <w:p>
             <w:pPr>
+              <w:keepNext/>
               <w:spacing w:after="0"/>
             </w:pPr>
             <w:r/>
@@ -983,6 +996,7 @@
           </w:tcPr>
           <w:p>
             <w:pPr>
+              <w:keepNext/>
               <w:spacing w:after="0"/>
             </w:pPr>
             <w:r/>
@@ -1003,6 +1017,7 @@
           </w:tcPr>
           <w:p>
             <w:pPr>
+              <w:keepNext/>
               <w:spacing w:after="0"/>
             </w:pPr>
             <w:r/>
@@ -1023,6 +1038,7 @@
           </w:tcPr>
           <w:p>
             <w:pPr>
+              <w:keepNext/>
               <w:spacing w:after="0"/>
             </w:pPr>
             <w:r/>
@@ -1161,6 +1177,7 @@
           </w:tcPr>
           <w:p>
             <w:pPr>
+              <w:keepNext/>
               <w:spacing w:after="0"/>
             </w:pPr>
             <w:r/>
@@ -1183,6 +1200,7 @@
           </w:tcPr>
           <w:p>
             <w:pPr>
+              <w:keepNext/>
               <w:spacing w:after="0"/>
             </w:pPr>
             <w:r/>
@@ -1205,6 +1223,7 @@
           </w:tcPr>
           <w:p>
             <w:pPr>
+              <w:keepNext/>
               <w:spacing w:after="0"/>
             </w:pPr>
             <w:r/>
@@ -1229,6 +1248,7 @@
           </w:tcPr>
           <w:p>
             <w:pPr>
+              <w:keepNext/>
               <w:spacing w:after="0"/>
             </w:pPr>
             <w:r/>
@@ -1250,6 +1270,7 @@
           </w:tcPr>
           <w:p>
             <w:pPr>
+              <w:keepNext/>
               <w:spacing w:after="0"/>
             </w:pPr>
             <w:r/>
@@ -1271,6 +1292,7 @@
           </w:tcPr>
           <w:p>
             <w:pPr>
+              <w:keepNext/>
               <w:spacing w:after="0"/>
             </w:pPr>
             <w:r/>
@@ -1294,6 +1316,7 @@
           </w:tcPr>
           <w:p>
             <w:pPr>
+              <w:keepNext/>
               <w:spacing w:after="0"/>
             </w:pPr>
             <w:r/>
@@ -1315,6 +1338,7 @@
           </w:tcPr>
           <w:p>
             <w:pPr>
+              <w:keepNext/>
               <w:spacing w:after="0"/>
             </w:pPr>
             <w:r/>
@@ -1336,6 +1360,7 @@
           </w:tcPr>
           <w:p>
             <w:pPr>
+              <w:keepNext/>
               <w:spacing w:after="0"/>
             </w:pPr>
             <w:r/>
@@ -1359,6 +1384,7 @@
           </w:tcPr>
           <w:p>
             <w:pPr>
+              <w:keepNext/>
               <w:spacing w:after="0"/>
             </w:pPr>
             <w:r/>
@@ -1380,6 +1406,7 @@
           </w:tcPr>
           <w:p>
             <w:pPr>
+              <w:keepNext/>
               <w:spacing w:after="0"/>
             </w:pPr>
             <w:r/>
@@ -1401,6 +1428,7 @@
           </w:tcPr>
           <w:p>
             <w:pPr>
+              <w:keepNext/>
               <w:spacing w:after="0"/>
             </w:pPr>
             <w:r/>
@@ -1503,13 +1531,9 @@
       </w:r>
     </w:p>
     <w:p>
-      <w:r>
-        <w:br w:type="page"/>
-      </w:r>
-    </w:p>
-    <w:p>
       <w:pPr>
         <w:pStyle w:val="Heading1"/>
+        <w:pageBreakBefore/>
       </w:pPr>
       <w:r>
         <w:rPr>
@@ -1557,7 +1581,7 @@
         </w:trPr>
         <w:tc>
           <w:tcPr>
-            <w:tcW w:type="dxa" w:w="1077"/>
+            <w:tcW w:type="dxa" w:w="1440"/>
             <w:shd w:val="clear" w:color="auto" w:fill="00467F"/>
           </w:tcPr>
           <w:p>
@@ -1601,7 +1625,7 @@
         </w:tc>
         <w:tc>
           <w:tcPr>
-            <w:tcW w:type="dxa" w:w="3742"/>
+            <w:tcW w:type="dxa" w:w="3379"/>
             <w:shd w:val="clear" w:color="auto" w:fill="00467F"/>
           </w:tcPr>
           <w:p>
@@ -1691,6 +1715,28 @@
       <w:tr>
         <w:tc>
           <w:tcPr>
+            <w:tcW w:type="dxa" w:w="1440"/>
+            <w:shd w:val="clear" w:color="auto" w:fill="DDE9F2"/>
+            <w:shd w:val="clear" w:color="auto" w:fill="DDE9F2"/>
+          </w:tcPr>
+          <w:p>
+            <w:pPr>
+              <w:spacing w:after="0"/>
+            </w:pPr>
+            <w:r/>
+            <w:r>
+              <w:rPr>
+                <w:rFonts w:ascii="맑은 고딕" w:hAnsi="맑은 고딕"/>
+                <w:b/>
+                <w:sz w:val="17"/>
+                <w:rFonts w:eastAsia="맑은 고딕"/>
+              </w:rPr>
+              <w:t>— 기능 요구사항 (Functional) —</w:t>
+            </w:r>
+          </w:p>
+        </w:tc>
+        <w:tc>
+          <w:tcPr>
             <w:tcW w:type="dxa" w:w="1645"/>
             <w:shd w:val="clear" w:color="auto" w:fill="DDE9F2"/>
             <w:shd w:val="clear" w:color="auto" w:fill="DDE9F2"/>
@@ -1703,11 +1749,31 @@
             <w:r>
               <w:rPr>
                 <w:rFonts w:ascii="맑은 고딕" w:hAnsi="맑은 고딕"/>
-                <w:b/>
+                <w:b w:val="0"/>
                 <w:sz w:val="17"/>
                 <w:rFonts w:eastAsia="맑은 고딕"/>
               </w:rPr>
-              <w:t>— 기능 요구사항 (Functional) —</w:t>
+            </w:r>
+          </w:p>
+        </w:tc>
+        <w:tc>
+          <w:tcPr>
+            <w:tcW w:type="dxa" w:w="1282"/>
+            <w:shd w:val="clear" w:color="auto" w:fill="DDE9F2"/>
+            <w:shd w:val="clear" w:color="auto" w:fill="DDE9F2"/>
+          </w:tcPr>
+          <w:p>
+            <w:pPr>
+              <w:spacing w:after="0"/>
+            </w:pPr>
+            <w:r/>
+            <w:r>
+              <w:rPr>
+                <w:rFonts w:ascii="맑은 고딕" w:hAnsi="맑은 고딕"/>
+                <w:b w:val="0"/>
+                <w:sz w:val="17"/>
+                <w:rFonts w:eastAsia="맑은 고딕"/>
+              </w:rPr>
             </w:r>
           </w:p>
         </w:tc>
@@ -1774,6 +1840,1006 @@
             </w:r>
           </w:p>
         </w:tc>
+      </w:tr>
+      <w:tr>
+        <w:tc>
+          <w:tcPr>
+            <w:tcW w:type="dxa" w:w="1440"/>
+          </w:tcPr>
+          <w:p>
+            <w:pPr>
+              <w:spacing w:after="0"/>
+            </w:pPr>
+            <w:r/>
+            <w:r>
+              <w:rPr>
+                <w:rFonts w:ascii="맑은 고딕" w:hAnsi="맑은 고딕"/>
+                <w:b/>
+                <w:sz w:val="17"/>
+                <w:rFonts w:eastAsia="맑은 고딕"/>
+              </w:rPr>
+              <w:t>BO-FR-01</w:t>
+            </w:r>
+          </w:p>
+        </w:tc>
+        <w:tc>
+          <w:tcPr>
+            <w:tcW w:type="dxa" w:w="1645"/>
+          </w:tcPr>
+          <w:p>
+            <w:pPr>
+              <w:spacing w:after="0"/>
+            </w:pPr>
+            <w:r/>
+            <w:r>
+              <w:rPr>
+                <w:rFonts w:ascii="맑은 고딕" w:hAnsi="맑은 고딕"/>
+                <w:b w:val="0"/>
+                <w:sz w:val="17"/>
+                <w:rFonts w:eastAsia="맑은 고딕"/>
+              </w:rPr>
+              <w:t>관리자 포털의 통합 콘솔화</w:t>
+            </w:r>
+          </w:p>
+        </w:tc>
+        <w:tc>
+          <w:tcPr>
+            <w:tcW w:type="dxa" w:w="1282"/>
+          </w:tcPr>
+          <w:p>
+            <w:pPr>
+              <w:spacing w:after="0"/>
+            </w:pPr>
+            <w:r/>
+            <w:r>
+              <w:rPr>
+                <w:rFonts w:ascii="맑은 고딕" w:hAnsi="맑은 고딕"/>
+                <w:b w:val="0"/>
+                <w:sz w:val="17"/>
+                <w:rFonts w:eastAsia="맑은 고딕"/>
+              </w:rPr>
+              <w:t>관리자 포털이 모든 계층 화면의 상위집합이 되어, 타 계층 전용 화면도 관리자 계정으로 열람 가능해야 한다.</w:t>
+            </w:r>
+          </w:p>
+        </w:tc>
+        <w:tc>
+          <w:tcPr>
+            <w:tcW w:type="dxa" w:w="1645"/>
+          </w:tcPr>
+          <w:p>
+            <w:pPr>
+              <w:spacing w:after="0"/>
+            </w:pPr>
+            <w:r/>
+            <w:r>
+              <w:rPr>
+                <w:rFonts w:ascii="맑은 고딕" w:hAnsi="맑은 고딕"/>
+                <w:b w:val="0"/>
+                <w:sz w:val="17"/>
+                <w:rFonts w:eastAsia="맑은 고딕"/>
+              </w:rPr>
+              <w:t>H</w:t>
+            </w:r>
+          </w:p>
+        </w:tc>
+        <w:tc>
+          <w:tcPr>
+            <w:tcW w:type="dxa" w:w="1645"/>
+          </w:tcPr>
+          <w:p>
+            <w:pPr>
+              <w:spacing w:after="0"/>
+            </w:pPr>
+            <w:r/>
+            <w:r>
+              <w:rPr>
+                <w:rFonts w:ascii="맑은 고딕" w:hAnsi="맑은 고딕"/>
+                <w:b w:val="0"/>
+                <w:sz w:val="17"/>
+                <w:rFonts w:eastAsia="맑은 고딕"/>
+              </w:rPr>
+              <w:t>S1</w:t>
+            </w:r>
+          </w:p>
+        </w:tc>
+        <w:tc>
+          <w:tcPr>
+            <w:tcW w:type="dxa" w:w="1645"/>
+          </w:tcPr>
+          <w:p>
+            <w:pPr>
+              <w:spacing w:after="0"/>
+            </w:pPr>
+            <w:r/>
+            <w:r>
+              <w:rPr>
+                <w:rFonts w:ascii="맑은 고딕" w:hAnsi="맑은 고딕"/>
+                <w:b w:val="0"/>
+                <w:sz w:val="17"/>
+                <w:rFonts w:eastAsia="맑은 고딕"/>
+              </w:rPr>
+              <w:t>FR-24</w:t>
+            </w:r>
+          </w:p>
+        </w:tc>
+      </w:tr>
+      <w:tr>
+        <w:tc>
+          <w:tcPr>
+            <w:tcW w:type="dxa" w:w="1440"/>
+          </w:tcPr>
+          <w:p>
+            <w:pPr>
+              <w:spacing w:after="0"/>
+            </w:pPr>
+            <w:r/>
+            <w:r>
+              <w:rPr>
+                <w:rFonts w:ascii="맑은 고딕" w:hAnsi="맑은 고딕"/>
+                <w:b/>
+                <w:sz w:val="17"/>
+                <w:rFonts w:eastAsia="맑은 고딕"/>
+              </w:rPr>
+              <w:t>BO-FR-02</w:t>
+            </w:r>
+          </w:p>
+        </w:tc>
+        <w:tc>
+          <w:tcPr>
+            <w:tcW w:type="dxa" w:w="1645"/>
+          </w:tcPr>
+          <w:p>
+            <w:pPr>
+              <w:spacing w:after="0"/>
+            </w:pPr>
+            <w:r/>
+            <w:r>
+              <w:rPr>
+                <w:rFonts w:ascii="맑은 고딕" w:hAnsi="맑은 고딕"/>
+                <w:b w:val="0"/>
+                <w:sz w:val="17"/>
+                <w:rFonts w:eastAsia="맑은 고딕"/>
+              </w:rPr>
+              <w:t>역할별 현황 통합 대시보드</w:t>
+            </w:r>
+          </w:p>
+        </w:tc>
+        <w:tc>
+          <w:tcPr>
+            <w:tcW w:type="dxa" w:w="1282"/>
+          </w:tcPr>
+          <w:p>
+            <w:pPr>
+              <w:spacing w:after="0"/>
+            </w:pPr>
+            <w:r/>
+            <w:r>
+              <w:rPr>
+                <w:rFonts w:ascii="맑은 고딕" w:hAnsi="맑은 고딕"/>
+                <w:b w:val="0"/>
+                <w:sz w:val="17"/>
+                <w:rFonts w:eastAsia="맑은 고딕"/>
+              </w:rPr>
+              <w:t>로그인 직후 화면에서 환자·코디·파트너·병원·시스템의 당일 현황을 실데이터 집계로 확인할 수 있어야 한다.</w:t>
+            </w:r>
+          </w:p>
+        </w:tc>
+        <w:tc>
+          <w:tcPr>
+            <w:tcW w:type="dxa" w:w="1645"/>
+          </w:tcPr>
+          <w:p>
+            <w:pPr>
+              <w:spacing w:after="0"/>
+            </w:pPr>
+            <w:r/>
+            <w:r>
+              <w:rPr>
+                <w:rFonts w:ascii="맑은 고딕" w:hAnsi="맑은 고딕"/>
+                <w:b w:val="0"/>
+                <w:sz w:val="17"/>
+                <w:rFonts w:eastAsia="맑은 고딕"/>
+              </w:rPr>
+              <w:t>H</w:t>
+            </w:r>
+          </w:p>
+        </w:tc>
+        <w:tc>
+          <w:tcPr>
+            <w:tcW w:type="dxa" w:w="1645"/>
+          </w:tcPr>
+          <w:p>
+            <w:pPr>
+              <w:spacing w:after="0"/>
+            </w:pPr>
+            <w:r/>
+            <w:r>
+              <w:rPr>
+                <w:rFonts w:ascii="맑은 고딕" w:hAnsi="맑은 고딕"/>
+                <w:b w:val="0"/>
+                <w:sz w:val="17"/>
+                <w:rFonts w:eastAsia="맑은 고딕"/>
+              </w:rPr>
+              <w:t>S1</w:t>
+            </w:r>
+          </w:p>
+        </w:tc>
+        <w:tc>
+          <w:tcPr>
+            <w:tcW w:type="dxa" w:w="1645"/>
+          </w:tcPr>
+          <w:p>
+            <w:pPr>
+              <w:spacing w:after="0"/>
+            </w:pPr>
+            <w:r/>
+            <w:r>
+              <w:rPr>
+                <w:rFonts w:ascii="맑은 고딕" w:hAnsi="맑은 고딕"/>
+                <w:b w:val="0"/>
+                <w:sz w:val="17"/>
+                <w:rFonts w:eastAsia="맑은 고딕"/>
+              </w:rPr>
+              <w:t>FR-24</w:t>
+            </w:r>
+          </w:p>
+        </w:tc>
+      </w:tr>
+      <w:tr>
+        <w:tc>
+          <w:tcPr>
+            <w:tcW w:type="dxa" w:w="1440"/>
+          </w:tcPr>
+          <w:p>
+            <w:pPr>
+              <w:spacing w:after="0"/>
+            </w:pPr>
+            <w:r/>
+            <w:r>
+              <w:rPr>
+                <w:rFonts w:ascii="맑은 고딕" w:hAnsi="맑은 고딕"/>
+                <w:b/>
+                <w:sz w:val="17"/>
+                <w:rFonts w:eastAsia="맑은 고딕"/>
+              </w:rPr>
+              <w:t>BO-FR-03</w:t>
+            </w:r>
+          </w:p>
+        </w:tc>
+        <w:tc>
+          <w:tcPr>
+            <w:tcW w:type="dxa" w:w="1645"/>
+          </w:tcPr>
+          <w:p>
+            <w:pPr>
+              <w:spacing w:after="0"/>
+            </w:pPr>
+            <w:r/>
+            <w:r>
+              <w:rPr>
+                <w:rFonts w:ascii="맑은 고딕" w:hAnsi="맑은 고딕"/>
+                <w:b w:val="0"/>
+                <w:sz w:val="17"/>
+                <w:rFonts w:eastAsia="맑은 고딕"/>
+              </w:rPr>
+              <w:t>전 계층 활동 통합 피드</w:t>
+            </w:r>
+          </w:p>
+        </w:tc>
+        <w:tc>
+          <w:tcPr>
+            <w:tcW w:type="dxa" w:w="1282"/>
+          </w:tcPr>
+          <w:p>
+            <w:pPr>
+              <w:spacing w:after="0"/>
+            </w:pPr>
+            <w:r/>
+            <w:r>
+              <w:rPr>
+                <w:rFonts w:ascii="맑은 고딕" w:hAnsi="맑은 고딕"/>
+                <w:b w:val="0"/>
+                <w:sz w:val="17"/>
+                <w:rFonts w:eastAsia="맑은 고딕"/>
+              </w:rPr>
+              <w:t>계층 구분 없이 발생한 변경사항(문의·상담·의뢰·리드·문구수정)을 시간순 단일 타임라인으로 확인할 수 있어야 한다.</w:t>
+            </w:r>
+          </w:p>
+        </w:tc>
+        <w:tc>
+          <w:tcPr>
+            <w:tcW w:type="dxa" w:w="1645"/>
+          </w:tcPr>
+          <w:p>
+            <w:pPr>
+              <w:spacing w:after="0"/>
+            </w:pPr>
+            <w:r/>
+            <w:r>
+              <w:rPr>
+                <w:rFonts w:ascii="맑은 고딕" w:hAnsi="맑은 고딕"/>
+                <w:b w:val="0"/>
+                <w:sz w:val="17"/>
+                <w:rFonts w:eastAsia="맑은 고딕"/>
+              </w:rPr>
+              <w:t>H</w:t>
+            </w:r>
+          </w:p>
+        </w:tc>
+        <w:tc>
+          <w:tcPr>
+            <w:tcW w:type="dxa" w:w="1645"/>
+          </w:tcPr>
+          <w:p>
+            <w:pPr>
+              <w:spacing w:after="0"/>
+            </w:pPr>
+            <w:r/>
+            <w:r>
+              <w:rPr>
+                <w:rFonts w:ascii="맑은 고딕" w:hAnsi="맑은 고딕"/>
+                <w:b w:val="0"/>
+                <w:sz w:val="17"/>
+                <w:rFonts w:eastAsia="맑은 고딕"/>
+              </w:rPr>
+              <w:t>S1</w:t>
+            </w:r>
+          </w:p>
+        </w:tc>
+        <w:tc>
+          <w:tcPr>
+            <w:tcW w:type="dxa" w:w="1645"/>
+          </w:tcPr>
+          <w:p>
+            <w:pPr>
+              <w:spacing w:after="0"/>
+            </w:pPr>
+            <w:r/>
+            <w:r>
+              <w:rPr>
+                <w:rFonts w:ascii="맑은 고딕" w:hAnsi="맑은 고딕"/>
+                <w:b w:val="0"/>
+                <w:sz w:val="17"/>
+                <w:rFonts w:eastAsia="맑은 고딕"/>
+              </w:rPr>
+              <w:t>FR-24</w:t>
+            </w:r>
+          </w:p>
+        </w:tc>
+      </w:tr>
+      <w:tr>
+        <w:tc>
+          <w:tcPr>
+            <w:tcW w:type="dxa" w:w="1440"/>
+          </w:tcPr>
+          <w:p>
+            <w:pPr>
+              <w:spacing w:after="0"/>
+            </w:pPr>
+            <w:r/>
+            <w:r>
+              <w:rPr>
+                <w:rFonts w:ascii="맑은 고딕" w:hAnsi="맑은 고딕"/>
+                <w:b/>
+                <w:sz w:val="17"/>
+                <w:rFonts w:eastAsia="맑은 고딕"/>
+              </w:rPr>
+              <w:t>BO-FR-04</w:t>
+            </w:r>
+          </w:p>
+        </w:tc>
+        <w:tc>
+          <w:tcPr>
+            <w:tcW w:type="dxa" w:w="1645"/>
+          </w:tcPr>
+          <w:p>
+            <w:pPr>
+              <w:spacing w:after="0"/>
+            </w:pPr>
+            <w:r/>
+            <w:r>
+              <w:rPr>
+                <w:rFonts w:ascii="맑은 고딕" w:hAnsi="맑은 고딕"/>
+                <w:b w:val="0"/>
+                <w:sz w:val="17"/>
+                <w:rFonts w:eastAsia="맑은 고딕"/>
+              </w:rPr>
+              <w:t>코디네이터 전용 화면의 관리자 접근</w:t>
+            </w:r>
+          </w:p>
+        </w:tc>
+        <w:tc>
+          <w:tcPr>
+            <w:tcW w:type="dxa" w:w="1282"/>
+          </w:tcPr>
+          <w:p>
+            <w:pPr>
+              <w:spacing w:after="0"/>
+            </w:pPr>
+            <w:r/>
+            <w:r>
+              <w:rPr>
+                <w:rFonts w:ascii="맑은 고딕" w:hAnsi="맑은 고딕"/>
+                <w:b w:val="0"/>
+                <w:sz w:val="17"/>
+                <w:rFonts w:eastAsia="맑은 고딕"/>
+              </w:rPr>
+              <w:t>견적·비자·증상알림·문구편집 4개 화면이 관리자 메뉴에서 접근 가능해야 한다(중복 화면 신설 없이).</w:t>
+            </w:r>
+          </w:p>
+        </w:tc>
+        <w:tc>
+          <w:tcPr>
+            <w:tcW w:type="dxa" w:w="1645"/>
+          </w:tcPr>
+          <w:p>
+            <w:pPr>
+              <w:spacing w:after="0"/>
+            </w:pPr>
+            <w:r/>
+            <w:r>
+              <w:rPr>
+                <w:rFonts w:ascii="맑은 고딕" w:hAnsi="맑은 고딕"/>
+                <w:b w:val="0"/>
+                <w:sz w:val="17"/>
+                <w:rFonts w:eastAsia="맑은 고딕"/>
+              </w:rPr>
+              <w:t>H</w:t>
+            </w:r>
+          </w:p>
+        </w:tc>
+        <w:tc>
+          <w:tcPr>
+            <w:tcW w:type="dxa" w:w="1645"/>
+          </w:tcPr>
+          <w:p>
+            <w:pPr>
+              <w:spacing w:after="0"/>
+            </w:pPr>
+            <w:r/>
+            <w:r>
+              <w:rPr>
+                <w:rFonts w:ascii="맑은 고딕" w:hAnsi="맑은 고딕"/>
+                <w:b w:val="0"/>
+                <w:sz w:val="17"/>
+                <w:rFonts w:eastAsia="맑은 고딕"/>
+              </w:rPr>
+              <w:t>S2</w:t>
+            </w:r>
+          </w:p>
+        </w:tc>
+        <w:tc>
+          <w:tcPr>
+            <w:tcW w:type="dxa" w:w="1645"/>
+          </w:tcPr>
+          <w:p>
+            <w:pPr>
+              <w:spacing w:after="0"/>
+            </w:pPr>
+            <w:r/>
+            <w:r>
+              <w:rPr>
+                <w:rFonts w:ascii="맑은 고딕" w:hAnsi="맑은 고딕"/>
+                <w:b w:val="0"/>
+                <w:sz w:val="17"/>
+                <w:rFonts w:eastAsia="맑은 고딕"/>
+              </w:rPr>
+              <w:t>FR-22</w:t>
+            </w:r>
+          </w:p>
+        </w:tc>
+      </w:tr>
+      <w:tr>
+        <w:tc>
+          <w:tcPr>
+            <w:tcW w:type="dxa" w:w="1440"/>
+          </w:tcPr>
+          <w:p>
+            <w:pPr>
+              <w:spacing w:after="0"/>
+            </w:pPr>
+            <w:r/>
+            <w:r>
+              <w:rPr>
+                <w:rFonts w:ascii="맑은 고딕" w:hAnsi="맑은 고딕"/>
+                <w:b/>
+                <w:sz w:val="17"/>
+                <w:rFonts w:eastAsia="맑은 고딕"/>
+              </w:rPr>
+              <w:t>BO-FR-05</w:t>
+            </w:r>
+          </w:p>
+        </w:tc>
+        <w:tc>
+          <w:tcPr>
+            <w:tcW w:type="dxa" w:w="1645"/>
+          </w:tcPr>
+          <w:p>
+            <w:pPr>
+              <w:spacing w:after="0"/>
+            </w:pPr>
+            <w:r/>
+            <w:r>
+              <w:rPr>
+                <w:rFonts w:ascii="맑은 고딕" w:hAnsi="맑은 고딕"/>
+                <w:b w:val="0"/>
+                <w:sz w:val="17"/>
+                <w:rFonts w:eastAsia="맑은 고딕"/>
+              </w:rPr>
+              <w:t>메뉴 정보구조 재편</w:t>
+            </w:r>
+          </w:p>
+        </w:tc>
+        <w:tc>
+          <w:tcPr>
+            <w:tcW w:type="dxa" w:w="1282"/>
+          </w:tcPr>
+          <w:p>
+            <w:pPr>
+              <w:spacing w:after="0"/>
+            </w:pPr>
+            <w:r/>
+            <w:r>
+              <w:rPr>
+                <w:rFonts w:ascii="맑은 고딕" w:hAnsi="맑은 고딕"/>
+                <w:b w:val="0"/>
+                <w:sz w:val="17"/>
+                <w:rFonts w:eastAsia="맑은 고딕"/>
+              </w:rPr>
+              <w:t>관리자 메뉴를 6개 그룹으로 재편하고, 메뉴 배열 순서가 환자 여정 순서와 일치해야 한다.</w:t>
+            </w:r>
+          </w:p>
+        </w:tc>
+        <w:tc>
+          <w:tcPr>
+            <w:tcW w:type="dxa" w:w="1645"/>
+          </w:tcPr>
+          <w:p>
+            <w:pPr>
+              <w:spacing w:after="0"/>
+            </w:pPr>
+            <w:r/>
+            <w:r>
+              <w:rPr>
+                <w:rFonts w:ascii="맑은 고딕" w:hAnsi="맑은 고딕"/>
+                <w:b w:val="0"/>
+                <w:sz w:val="17"/>
+                <w:rFonts w:eastAsia="맑은 고딕"/>
+              </w:rPr>
+              <w:t>H</w:t>
+            </w:r>
+          </w:p>
+        </w:tc>
+        <w:tc>
+          <w:tcPr>
+            <w:tcW w:type="dxa" w:w="1645"/>
+          </w:tcPr>
+          <w:p>
+            <w:pPr>
+              <w:spacing w:after="0"/>
+            </w:pPr>
+            <w:r/>
+            <w:r>
+              <w:rPr>
+                <w:rFonts w:ascii="맑은 고딕" w:hAnsi="맑은 고딕"/>
+                <w:b w:val="0"/>
+                <w:sz w:val="17"/>
+                <w:rFonts w:eastAsia="맑은 고딕"/>
+              </w:rPr>
+              <w:t>S1</w:t>
+            </w:r>
+          </w:p>
+        </w:tc>
+        <w:tc>
+          <w:tcPr>
+            <w:tcW w:type="dxa" w:w="1645"/>
+          </w:tcPr>
+          <w:p>
+            <w:pPr>
+              <w:spacing w:after="0"/>
+            </w:pPr>
+            <w:r/>
+            <w:r>
+              <w:rPr>
+                <w:rFonts w:ascii="맑은 고딕" w:hAnsi="맑은 고딕"/>
+                <w:b w:val="0"/>
+                <w:sz w:val="17"/>
+                <w:rFonts w:eastAsia="맑은 고딕"/>
+              </w:rPr>
+              <w:t>FR-24</w:t>
+            </w:r>
+          </w:p>
+        </w:tc>
+      </w:tr>
+      <w:tr>
+        <w:tc>
+          <w:tcPr>
+            <w:tcW w:type="dxa" w:w="1440"/>
+          </w:tcPr>
+          <w:p>
+            <w:pPr>
+              <w:spacing w:after="0"/>
+            </w:pPr>
+            <w:r/>
+            <w:r>
+              <w:rPr>
+                <w:rFonts w:ascii="맑은 고딕" w:hAnsi="맑은 고딕"/>
+                <w:b/>
+                <w:sz w:val="17"/>
+                <w:rFonts w:eastAsia="맑은 고딕"/>
+              </w:rPr>
+              <w:t>BO-FR-06</w:t>
+            </w:r>
+          </w:p>
+        </w:tc>
+        <w:tc>
+          <w:tcPr>
+            <w:tcW w:type="dxa" w:w="1645"/>
+          </w:tcPr>
+          <w:p>
+            <w:pPr>
+              <w:spacing w:after="0"/>
+            </w:pPr>
+            <w:r/>
+            <w:r>
+              <w:rPr>
+                <w:rFonts w:ascii="맑은 고딕" w:hAnsi="맑은 고딕"/>
+                <w:b w:val="0"/>
+                <w:sz w:val="17"/>
+                <w:rFonts w:eastAsia="맑은 고딕"/>
+              </w:rPr>
+              <w:t>미사용 화면 비활성</w:t>
+            </w:r>
+          </w:p>
+        </w:tc>
+        <w:tc>
+          <w:tcPr>
+            <w:tcW w:type="dxa" w:w="1282"/>
+          </w:tcPr>
+          <w:p>
+            <w:pPr>
+              <w:spacing w:after="0"/>
+            </w:pPr>
+            <w:r/>
+            <w:r>
+              <w:rPr>
+                <w:rFonts w:ascii="맑은 고딕" w:hAnsi="맑은 고딕"/>
+                <w:b w:val="0"/>
+                <w:sz w:val="17"/>
+                <w:rFonts w:eastAsia="맑은 고딕"/>
+              </w:rPr>
+              <w:t>운영DB 실측상 데이터가 없는 기능 화면을 메뉴에서 제외하여 상용 화면의 탐색성을 확보해야 한다.</w:t>
+            </w:r>
+          </w:p>
+        </w:tc>
+        <w:tc>
+          <w:tcPr>
+            <w:tcW w:type="dxa" w:w="1645"/>
+          </w:tcPr>
+          <w:p>
+            <w:pPr>
+              <w:spacing w:after="0"/>
+            </w:pPr>
+            <w:r/>
+            <w:r>
+              <w:rPr>
+                <w:rFonts w:ascii="맑은 고딕" w:hAnsi="맑은 고딕"/>
+                <w:b w:val="0"/>
+                <w:sz w:val="17"/>
+                <w:rFonts w:eastAsia="맑은 고딕"/>
+              </w:rPr>
+              <w:t>M</w:t>
+            </w:r>
+          </w:p>
+        </w:tc>
+        <w:tc>
+          <w:tcPr>
+            <w:tcW w:type="dxa" w:w="1645"/>
+          </w:tcPr>
+          <w:p>
+            <w:pPr>
+              <w:spacing w:after="0"/>
+            </w:pPr>
+            <w:r/>
+            <w:r>
+              <w:rPr>
+                <w:rFonts w:ascii="맑은 고딕" w:hAnsi="맑은 고딕"/>
+                <w:b w:val="0"/>
+                <w:sz w:val="17"/>
+                <w:rFonts w:eastAsia="맑은 고딕"/>
+              </w:rPr>
+              <w:t>S3</w:t>
+            </w:r>
+          </w:p>
+        </w:tc>
+        <w:tc>
+          <w:tcPr>
+            <w:tcW w:type="dxa" w:w="1645"/>
+          </w:tcPr>
+          <w:p>
+            <w:pPr>
+              <w:spacing w:after="0"/>
+            </w:pPr>
+            <w:r/>
+            <w:r>
+              <w:rPr>
+                <w:rFonts w:ascii="맑은 고딕" w:hAnsi="맑은 고딕"/>
+                <w:b w:val="0"/>
+                <w:sz w:val="17"/>
+                <w:rFonts w:eastAsia="맑은 고딕"/>
+              </w:rPr>
+              <w:t>FR-24</w:t>
+            </w:r>
+          </w:p>
+        </w:tc>
+      </w:tr>
+      <w:tr>
+        <w:tc>
+          <w:tcPr>
+            <w:tcW w:type="dxa" w:w="1440"/>
+          </w:tcPr>
+          <w:p>
+            <w:pPr>
+              <w:spacing w:after="0"/>
+            </w:pPr>
+            <w:r/>
+            <w:r>
+              <w:rPr>
+                <w:rFonts w:ascii="맑은 고딕" w:hAnsi="맑은 고딕"/>
+                <w:b/>
+                <w:sz w:val="17"/>
+                <w:rFonts w:eastAsia="맑은 고딕"/>
+              </w:rPr>
+              <w:t>BO-FR-07</w:t>
+            </w:r>
+          </w:p>
+        </w:tc>
+        <w:tc>
+          <w:tcPr>
+            <w:tcW w:type="dxa" w:w="1645"/>
+          </w:tcPr>
+          <w:p>
+            <w:pPr>
+              <w:spacing w:after="0"/>
+            </w:pPr>
+            <w:r/>
+            <w:r>
+              <w:rPr>
+                <w:rFonts w:ascii="맑은 고딕" w:hAnsi="맑은 고딕"/>
+                <w:b w:val="0"/>
+                <w:sz w:val="17"/>
+                <w:rFonts w:eastAsia="맑은 고딕"/>
+              </w:rPr>
+              <w:t>현황 카드의 화면 연결</w:t>
+            </w:r>
+          </w:p>
+        </w:tc>
+        <w:tc>
+          <w:tcPr>
+            <w:tcW w:type="dxa" w:w="1282"/>
+          </w:tcPr>
+          <w:p>
+            <w:pPr>
+              <w:spacing w:after="0"/>
+            </w:pPr>
+            <w:r/>
+            <w:r>
+              <w:rPr>
+                <w:rFonts w:ascii="맑은 고딕" w:hAnsi="맑은 고딕"/>
+                <w:b w:val="0"/>
+                <w:sz w:val="17"/>
+                <w:rFonts w:eastAsia="맑은 고딕"/>
+              </w:rPr>
+              <w:t>대시보드 현황 카드 선택 시 해당 업무 화면으로 즉시 이동할 수 있어야 한다.</w:t>
+            </w:r>
+          </w:p>
+        </w:tc>
+        <w:tc>
+          <w:tcPr>
+            <w:tcW w:type="dxa" w:w="1645"/>
+          </w:tcPr>
+          <w:p>
+            <w:pPr>
+              <w:spacing w:after="0"/>
+            </w:pPr>
+            <w:r/>
+            <w:r>
+              <w:rPr>
+                <w:rFonts w:ascii="맑은 고딕" w:hAnsi="맑은 고딕"/>
+                <w:b w:val="0"/>
+                <w:sz w:val="17"/>
+                <w:rFonts w:eastAsia="맑은 고딕"/>
+              </w:rPr>
+              <w:t>M</w:t>
+            </w:r>
+          </w:p>
+        </w:tc>
+        <w:tc>
+          <w:tcPr>
+            <w:tcW w:type="dxa" w:w="1645"/>
+          </w:tcPr>
+          <w:p>
+            <w:pPr>
+              <w:spacing w:after="0"/>
+            </w:pPr>
+            <w:r/>
+            <w:r>
+              <w:rPr>
+                <w:rFonts w:ascii="맑은 고딕" w:hAnsi="맑은 고딕"/>
+                <w:b w:val="0"/>
+                <w:sz w:val="17"/>
+                <w:rFonts w:eastAsia="맑은 고딕"/>
+              </w:rPr>
+              <w:t>S1</w:t>
+            </w:r>
+          </w:p>
+        </w:tc>
+        <w:tc>
+          <w:tcPr>
+            <w:tcW w:type="dxa" w:w="1645"/>
+          </w:tcPr>
+          <w:p>
+            <w:pPr>
+              <w:spacing w:after="0"/>
+            </w:pPr>
+            <w:r/>
+            <w:r>
+              <w:rPr>
+                <w:rFonts w:ascii="맑은 고딕" w:hAnsi="맑은 고딕"/>
+                <w:b w:val="0"/>
+                <w:sz w:val="17"/>
+                <w:rFonts w:eastAsia="맑은 고딕"/>
+              </w:rPr>
+              <w:t>FR-24</w:t>
+            </w:r>
+          </w:p>
+        </w:tc>
+      </w:tr>
+      <w:tr>
+        <w:tc>
+          <w:tcPr>
+            <w:tcW w:type="dxa" w:w="1440"/>
+          </w:tcPr>
+          <w:p>
+            <w:pPr>
+              <w:spacing w:after="0"/>
+            </w:pPr>
+            <w:r/>
+            <w:r>
+              <w:rPr>
+                <w:rFonts w:ascii="맑은 고딕" w:hAnsi="맑은 고딕"/>
+                <w:b/>
+                <w:sz w:val="17"/>
+                <w:rFonts w:eastAsia="맑은 고딕"/>
+              </w:rPr>
+              <w:t>BO-FR-08</w:t>
+            </w:r>
+          </w:p>
+        </w:tc>
+        <w:tc>
+          <w:tcPr>
+            <w:tcW w:type="dxa" w:w="1645"/>
+          </w:tcPr>
+          <w:p>
+            <w:pPr>
+              <w:spacing w:after="0"/>
+            </w:pPr>
+            <w:r/>
+            <w:r>
+              <w:rPr>
+                <w:rFonts w:ascii="맑은 고딕" w:hAnsi="맑은 고딕"/>
+                <w:b w:val="0"/>
+                <w:sz w:val="17"/>
+                <w:rFonts w:eastAsia="맑은 고딕"/>
+              </w:rPr>
+              <w:t>파트너 3계층 own 스코프 유지</w:t>
+            </w:r>
+          </w:p>
+        </w:tc>
+        <w:tc>
+          <w:tcPr>
+            <w:tcW w:type="dxa" w:w="1282"/>
+          </w:tcPr>
+          <w:p>
+            <w:pPr>
+              <w:spacing w:after="0"/>
+            </w:pPr>
+            <w:r/>
+            <w:r>
+              <w:rPr>
+                <w:rFonts w:ascii="맑은 고딕" w:hAnsi="맑은 고딕"/>
+                <w:b w:val="0"/>
+                <w:sz w:val="17"/>
+                <w:rFonts w:eastAsia="맑은 고딕"/>
+              </w:rPr>
+              <w:t>국내의료기관·해외에이전시·해외의료기관은 공용 데이터에 대해 본인 소관 범위만 조회·처리해야 한다.</w:t>
+            </w:r>
+          </w:p>
+        </w:tc>
+        <w:tc>
+          <w:tcPr>
+            <w:tcW w:type="dxa" w:w="1645"/>
+          </w:tcPr>
+          <w:p>
+            <w:pPr>
+              <w:spacing w:after="0"/>
+            </w:pPr>
+            <w:r/>
+            <w:r>
+              <w:rPr>
+                <w:rFonts w:ascii="맑은 고딕" w:hAnsi="맑은 고딕"/>
+                <w:b w:val="0"/>
+                <w:sz w:val="17"/>
+                <w:rFonts w:eastAsia="맑은 고딕"/>
+              </w:rPr>
+              <w:t>H</w:t>
+            </w:r>
+          </w:p>
+        </w:tc>
+        <w:tc>
+          <w:tcPr>
+            <w:tcW w:type="dxa" w:w="1645"/>
+          </w:tcPr>
+          <w:p>
+            <w:pPr>
+              <w:spacing w:after="0"/>
+            </w:pPr>
+            <w:r/>
+            <w:r>
+              <w:rPr>
+                <w:rFonts w:ascii="맑은 고딕" w:hAnsi="맑은 고딕"/>
+                <w:b w:val="0"/>
+                <w:sz w:val="17"/>
+                <w:rFonts w:eastAsia="맑은 고딕"/>
+              </w:rPr>
+              <w:t>S4</w:t>
+            </w:r>
+          </w:p>
+        </w:tc>
+        <w:tc>
+          <w:tcPr>
+            <w:tcW w:type="dxa" w:w="1645"/>
+          </w:tcPr>
+          <w:p>
+            <w:pPr>
+              <w:spacing w:after="0"/>
+            </w:pPr>
+            <w:r/>
+            <w:r>
+              <w:rPr>
+                <w:rFonts w:ascii="맑은 고딕" w:hAnsi="맑은 고딕"/>
+                <w:b w:val="0"/>
+                <w:sz w:val="17"/>
+                <w:rFonts w:eastAsia="맑은 고딕"/>
+              </w:rPr>
+              <w:t>FR-23</w:t>
+            </w:r>
+          </w:p>
+        </w:tc>
+      </w:tr>
+      <w:tr>
+        <w:tc>
+          <w:tcPr>
+            <w:tcW w:type="dxa" w:w="1440"/>
+            <w:shd w:val="clear" w:color="auto" w:fill="DDE9F2"/>
+            <w:shd w:val="clear" w:color="auto" w:fill="DDE9F2"/>
+          </w:tcPr>
+          <w:p>
+            <w:pPr>
+              <w:spacing w:after="0"/>
+            </w:pPr>
+            <w:r/>
+            <w:r>
+              <w:rPr>
+                <w:rFonts w:ascii="맑은 고딕" w:hAnsi="맑은 고딕"/>
+                <w:b/>
+                <w:sz w:val="17"/>
+                <w:rFonts w:eastAsia="맑은 고딕"/>
+              </w:rPr>
+              <w:t>— 보안·권한 요구사항 (Security) —</w:t>
+            </w:r>
+          </w:p>
+        </w:tc>
         <w:tc>
           <w:tcPr>
             <w:tcW w:type="dxa" w:w="1645"/>
@@ -1797,6 +2863,27 @@
         </w:tc>
         <w:tc>
           <w:tcPr>
+            <w:tcW w:type="dxa" w:w="1282"/>
+            <w:shd w:val="clear" w:color="auto" w:fill="DDE9F2"/>
+            <w:shd w:val="clear" w:color="auto" w:fill="DDE9F2"/>
+          </w:tcPr>
+          <w:p>
+            <w:pPr>
+              <w:spacing w:after="0"/>
+            </w:pPr>
+            <w:r/>
+            <w:r>
+              <w:rPr>
+                <w:rFonts w:ascii="맑은 고딕" w:hAnsi="맑은 고딕"/>
+                <w:b w:val="0"/>
+                <w:sz w:val="17"/>
+                <w:rFonts w:eastAsia="맑은 고딕"/>
+              </w:rPr>
+            </w:r>
+          </w:p>
+        </w:tc>
+        <w:tc>
+          <w:tcPr>
             <w:tcW w:type="dxa" w:w="1645"/>
             <w:shd w:val="clear" w:color="auto" w:fill="DDE9F2"/>
             <w:shd w:val="clear" w:color="auto" w:fill="DDE9F2"/>
@@ -1816,984 +2903,6 @@
             </w:r>
           </w:p>
         </w:tc>
-      </w:tr>
-      <w:tr>
-        <w:tc>
-          <w:tcPr>
-            <w:tcW w:type="dxa" w:w="1645"/>
-          </w:tcPr>
-          <w:p>
-            <w:pPr>
-              <w:spacing w:after="0"/>
-            </w:pPr>
-            <w:r/>
-            <w:r>
-              <w:rPr>
-                <w:rFonts w:ascii="맑은 고딕" w:hAnsi="맑은 고딕"/>
-                <w:b/>
-                <w:sz w:val="17"/>
-                <w:rFonts w:eastAsia="맑은 고딕"/>
-              </w:rPr>
-              <w:t>BO-FR-01</w:t>
-            </w:r>
-          </w:p>
-        </w:tc>
-        <w:tc>
-          <w:tcPr>
-            <w:tcW w:type="dxa" w:w="1645"/>
-          </w:tcPr>
-          <w:p>
-            <w:pPr>
-              <w:spacing w:after="0"/>
-            </w:pPr>
-            <w:r/>
-            <w:r>
-              <w:rPr>
-                <w:rFonts w:ascii="맑은 고딕" w:hAnsi="맑은 고딕"/>
-                <w:b w:val="0"/>
-                <w:sz w:val="17"/>
-                <w:rFonts w:eastAsia="맑은 고딕"/>
-              </w:rPr>
-              <w:t>관리자 포털의 통합 콘솔화</w:t>
-            </w:r>
-          </w:p>
-        </w:tc>
-        <w:tc>
-          <w:tcPr>
-            <w:tcW w:type="dxa" w:w="1645"/>
-          </w:tcPr>
-          <w:p>
-            <w:pPr>
-              <w:spacing w:after="0"/>
-            </w:pPr>
-            <w:r/>
-            <w:r>
-              <w:rPr>
-                <w:rFonts w:ascii="맑은 고딕" w:hAnsi="맑은 고딕"/>
-                <w:b w:val="0"/>
-                <w:sz w:val="17"/>
-                <w:rFonts w:eastAsia="맑은 고딕"/>
-              </w:rPr>
-              <w:t>관리자 포털이 모든 계층 화면의 상위집합이 되어, 타 계층 전용 화면도 관리자 계정으로 열람 가능해야 한다.</w:t>
-            </w:r>
-          </w:p>
-        </w:tc>
-        <w:tc>
-          <w:tcPr>
-            <w:tcW w:type="dxa" w:w="1645"/>
-          </w:tcPr>
-          <w:p>
-            <w:pPr>
-              <w:spacing w:after="0"/>
-            </w:pPr>
-            <w:r/>
-            <w:r>
-              <w:rPr>
-                <w:rFonts w:ascii="맑은 고딕" w:hAnsi="맑은 고딕"/>
-                <w:b w:val="0"/>
-                <w:sz w:val="17"/>
-                <w:rFonts w:eastAsia="맑은 고딕"/>
-              </w:rPr>
-              <w:t>H</w:t>
-            </w:r>
-          </w:p>
-        </w:tc>
-        <w:tc>
-          <w:tcPr>
-            <w:tcW w:type="dxa" w:w="1645"/>
-          </w:tcPr>
-          <w:p>
-            <w:pPr>
-              <w:spacing w:after="0"/>
-            </w:pPr>
-            <w:r/>
-            <w:r>
-              <w:rPr>
-                <w:rFonts w:ascii="맑은 고딕" w:hAnsi="맑은 고딕"/>
-                <w:b w:val="0"/>
-                <w:sz w:val="17"/>
-                <w:rFonts w:eastAsia="맑은 고딕"/>
-              </w:rPr>
-              <w:t>S1</w:t>
-            </w:r>
-          </w:p>
-        </w:tc>
-        <w:tc>
-          <w:tcPr>
-            <w:tcW w:type="dxa" w:w="1645"/>
-          </w:tcPr>
-          <w:p>
-            <w:pPr>
-              <w:spacing w:after="0"/>
-            </w:pPr>
-            <w:r/>
-            <w:r>
-              <w:rPr>
-                <w:rFonts w:ascii="맑은 고딕" w:hAnsi="맑은 고딕"/>
-                <w:b w:val="0"/>
-                <w:sz w:val="17"/>
-                <w:rFonts w:eastAsia="맑은 고딕"/>
-              </w:rPr>
-              <w:t>FR-24</w:t>
-            </w:r>
-          </w:p>
-        </w:tc>
-      </w:tr>
-      <w:tr>
-        <w:tc>
-          <w:tcPr>
-            <w:tcW w:type="dxa" w:w="1645"/>
-          </w:tcPr>
-          <w:p>
-            <w:pPr>
-              <w:spacing w:after="0"/>
-            </w:pPr>
-            <w:r/>
-            <w:r>
-              <w:rPr>
-                <w:rFonts w:ascii="맑은 고딕" w:hAnsi="맑은 고딕"/>
-                <w:b/>
-                <w:sz w:val="17"/>
-                <w:rFonts w:eastAsia="맑은 고딕"/>
-              </w:rPr>
-              <w:t>BO-FR-02</w:t>
-            </w:r>
-          </w:p>
-        </w:tc>
-        <w:tc>
-          <w:tcPr>
-            <w:tcW w:type="dxa" w:w="1645"/>
-          </w:tcPr>
-          <w:p>
-            <w:pPr>
-              <w:spacing w:after="0"/>
-            </w:pPr>
-            <w:r/>
-            <w:r>
-              <w:rPr>
-                <w:rFonts w:ascii="맑은 고딕" w:hAnsi="맑은 고딕"/>
-                <w:b w:val="0"/>
-                <w:sz w:val="17"/>
-                <w:rFonts w:eastAsia="맑은 고딕"/>
-              </w:rPr>
-              <w:t>역할별 현황 통합 대시보드</w:t>
-            </w:r>
-          </w:p>
-        </w:tc>
-        <w:tc>
-          <w:tcPr>
-            <w:tcW w:type="dxa" w:w="1645"/>
-          </w:tcPr>
-          <w:p>
-            <w:pPr>
-              <w:spacing w:after="0"/>
-            </w:pPr>
-            <w:r/>
-            <w:r>
-              <w:rPr>
-                <w:rFonts w:ascii="맑은 고딕" w:hAnsi="맑은 고딕"/>
-                <w:b w:val="0"/>
-                <w:sz w:val="17"/>
-                <w:rFonts w:eastAsia="맑은 고딕"/>
-              </w:rPr>
-              <w:t>로그인 직후 화면에서 환자·코디·파트너·병원·시스템의 당일 현황을 실데이터 집계로 확인할 수 있어야 한다.</w:t>
-            </w:r>
-          </w:p>
-        </w:tc>
-        <w:tc>
-          <w:tcPr>
-            <w:tcW w:type="dxa" w:w="1645"/>
-          </w:tcPr>
-          <w:p>
-            <w:pPr>
-              <w:spacing w:after="0"/>
-            </w:pPr>
-            <w:r/>
-            <w:r>
-              <w:rPr>
-                <w:rFonts w:ascii="맑은 고딕" w:hAnsi="맑은 고딕"/>
-                <w:b w:val="0"/>
-                <w:sz w:val="17"/>
-                <w:rFonts w:eastAsia="맑은 고딕"/>
-              </w:rPr>
-              <w:t>H</w:t>
-            </w:r>
-          </w:p>
-        </w:tc>
-        <w:tc>
-          <w:tcPr>
-            <w:tcW w:type="dxa" w:w="1645"/>
-          </w:tcPr>
-          <w:p>
-            <w:pPr>
-              <w:spacing w:after="0"/>
-            </w:pPr>
-            <w:r/>
-            <w:r>
-              <w:rPr>
-                <w:rFonts w:ascii="맑은 고딕" w:hAnsi="맑은 고딕"/>
-                <w:b w:val="0"/>
-                <w:sz w:val="17"/>
-                <w:rFonts w:eastAsia="맑은 고딕"/>
-              </w:rPr>
-              <w:t>S1</w:t>
-            </w:r>
-          </w:p>
-        </w:tc>
-        <w:tc>
-          <w:tcPr>
-            <w:tcW w:type="dxa" w:w="1645"/>
-          </w:tcPr>
-          <w:p>
-            <w:pPr>
-              <w:spacing w:after="0"/>
-            </w:pPr>
-            <w:r/>
-            <w:r>
-              <w:rPr>
-                <w:rFonts w:ascii="맑은 고딕" w:hAnsi="맑은 고딕"/>
-                <w:b w:val="0"/>
-                <w:sz w:val="17"/>
-                <w:rFonts w:eastAsia="맑은 고딕"/>
-              </w:rPr>
-              <w:t>FR-24</w:t>
-            </w:r>
-          </w:p>
-        </w:tc>
-      </w:tr>
-      <w:tr>
-        <w:tc>
-          <w:tcPr>
-            <w:tcW w:type="dxa" w:w="1645"/>
-          </w:tcPr>
-          <w:p>
-            <w:pPr>
-              <w:spacing w:after="0"/>
-            </w:pPr>
-            <w:r/>
-            <w:r>
-              <w:rPr>
-                <w:rFonts w:ascii="맑은 고딕" w:hAnsi="맑은 고딕"/>
-                <w:b/>
-                <w:sz w:val="17"/>
-                <w:rFonts w:eastAsia="맑은 고딕"/>
-              </w:rPr>
-              <w:t>BO-FR-03</w:t>
-            </w:r>
-          </w:p>
-        </w:tc>
-        <w:tc>
-          <w:tcPr>
-            <w:tcW w:type="dxa" w:w="1645"/>
-          </w:tcPr>
-          <w:p>
-            <w:pPr>
-              <w:spacing w:after="0"/>
-            </w:pPr>
-            <w:r/>
-            <w:r>
-              <w:rPr>
-                <w:rFonts w:ascii="맑은 고딕" w:hAnsi="맑은 고딕"/>
-                <w:b w:val="0"/>
-                <w:sz w:val="17"/>
-                <w:rFonts w:eastAsia="맑은 고딕"/>
-              </w:rPr>
-              <w:t>전 계층 활동 통합 피드</w:t>
-            </w:r>
-          </w:p>
-        </w:tc>
-        <w:tc>
-          <w:tcPr>
-            <w:tcW w:type="dxa" w:w="1645"/>
-          </w:tcPr>
-          <w:p>
-            <w:pPr>
-              <w:spacing w:after="0"/>
-            </w:pPr>
-            <w:r/>
-            <w:r>
-              <w:rPr>
-                <w:rFonts w:ascii="맑은 고딕" w:hAnsi="맑은 고딕"/>
-                <w:b w:val="0"/>
-                <w:sz w:val="17"/>
-                <w:rFonts w:eastAsia="맑은 고딕"/>
-              </w:rPr>
-              <w:t>계층 구분 없이 발생한 변경사항(문의·상담·의뢰·리드·문구수정)을 시간순 단일 타임라인으로 확인할 수 있어야 한다.</w:t>
-            </w:r>
-          </w:p>
-        </w:tc>
-        <w:tc>
-          <w:tcPr>
-            <w:tcW w:type="dxa" w:w="1645"/>
-          </w:tcPr>
-          <w:p>
-            <w:pPr>
-              <w:spacing w:after="0"/>
-            </w:pPr>
-            <w:r/>
-            <w:r>
-              <w:rPr>
-                <w:rFonts w:ascii="맑은 고딕" w:hAnsi="맑은 고딕"/>
-                <w:b w:val="0"/>
-                <w:sz w:val="17"/>
-                <w:rFonts w:eastAsia="맑은 고딕"/>
-              </w:rPr>
-              <w:t>H</w:t>
-            </w:r>
-          </w:p>
-        </w:tc>
-        <w:tc>
-          <w:tcPr>
-            <w:tcW w:type="dxa" w:w="1645"/>
-          </w:tcPr>
-          <w:p>
-            <w:pPr>
-              <w:spacing w:after="0"/>
-            </w:pPr>
-            <w:r/>
-            <w:r>
-              <w:rPr>
-                <w:rFonts w:ascii="맑은 고딕" w:hAnsi="맑은 고딕"/>
-                <w:b w:val="0"/>
-                <w:sz w:val="17"/>
-                <w:rFonts w:eastAsia="맑은 고딕"/>
-              </w:rPr>
-              <w:t>S1</w:t>
-            </w:r>
-          </w:p>
-        </w:tc>
-        <w:tc>
-          <w:tcPr>
-            <w:tcW w:type="dxa" w:w="1645"/>
-          </w:tcPr>
-          <w:p>
-            <w:pPr>
-              <w:spacing w:after="0"/>
-            </w:pPr>
-            <w:r/>
-            <w:r>
-              <w:rPr>
-                <w:rFonts w:ascii="맑은 고딕" w:hAnsi="맑은 고딕"/>
-                <w:b w:val="0"/>
-                <w:sz w:val="17"/>
-                <w:rFonts w:eastAsia="맑은 고딕"/>
-              </w:rPr>
-              <w:t>FR-24</w:t>
-            </w:r>
-          </w:p>
-        </w:tc>
-      </w:tr>
-      <w:tr>
-        <w:tc>
-          <w:tcPr>
-            <w:tcW w:type="dxa" w:w="1645"/>
-          </w:tcPr>
-          <w:p>
-            <w:pPr>
-              <w:spacing w:after="0"/>
-            </w:pPr>
-            <w:r/>
-            <w:r>
-              <w:rPr>
-                <w:rFonts w:ascii="맑은 고딕" w:hAnsi="맑은 고딕"/>
-                <w:b/>
-                <w:sz w:val="17"/>
-                <w:rFonts w:eastAsia="맑은 고딕"/>
-              </w:rPr>
-              <w:t>BO-FR-04</w:t>
-            </w:r>
-          </w:p>
-        </w:tc>
-        <w:tc>
-          <w:tcPr>
-            <w:tcW w:type="dxa" w:w="1645"/>
-          </w:tcPr>
-          <w:p>
-            <w:pPr>
-              <w:spacing w:after="0"/>
-            </w:pPr>
-            <w:r/>
-            <w:r>
-              <w:rPr>
-                <w:rFonts w:ascii="맑은 고딕" w:hAnsi="맑은 고딕"/>
-                <w:b w:val="0"/>
-                <w:sz w:val="17"/>
-                <w:rFonts w:eastAsia="맑은 고딕"/>
-              </w:rPr>
-              <w:t>코디네이터 전용 화면의 관리자 접근</w:t>
-            </w:r>
-          </w:p>
-        </w:tc>
-        <w:tc>
-          <w:tcPr>
-            <w:tcW w:type="dxa" w:w="1645"/>
-          </w:tcPr>
-          <w:p>
-            <w:pPr>
-              <w:spacing w:after="0"/>
-            </w:pPr>
-            <w:r/>
-            <w:r>
-              <w:rPr>
-                <w:rFonts w:ascii="맑은 고딕" w:hAnsi="맑은 고딕"/>
-                <w:b w:val="0"/>
-                <w:sz w:val="17"/>
-                <w:rFonts w:eastAsia="맑은 고딕"/>
-              </w:rPr>
-              <w:t>견적·비자·증상알림·문구편집 4개 화면이 관리자 메뉴에서 접근 가능해야 한다(중복 화면 신설 없이).</w:t>
-            </w:r>
-          </w:p>
-        </w:tc>
-        <w:tc>
-          <w:tcPr>
-            <w:tcW w:type="dxa" w:w="1645"/>
-          </w:tcPr>
-          <w:p>
-            <w:pPr>
-              <w:spacing w:after="0"/>
-            </w:pPr>
-            <w:r/>
-            <w:r>
-              <w:rPr>
-                <w:rFonts w:ascii="맑은 고딕" w:hAnsi="맑은 고딕"/>
-                <w:b w:val="0"/>
-                <w:sz w:val="17"/>
-                <w:rFonts w:eastAsia="맑은 고딕"/>
-              </w:rPr>
-              <w:t>H</w:t>
-            </w:r>
-          </w:p>
-        </w:tc>
-        <w:tc>
-          <w:tcPr>
-            <w:tcW w:type="dxa" w:w="1645"/>
-          </w:tcPr>
-          <w:p>
-            <w:pPr>
-              <w:spacing w:after="0"/>
-            </w:pPr>
-            <w:r/>
-            <w:r>
-              <w:rPr>
-                <w:rFonts w:ascii="맑은 고딕" w:hAnsi="맑은 고딕"/>
-                <w:b w:val="0"/>
-                <w:sz w:val="17"/>
-                <w:rFonts w:eastAsia="맑은 고딕"/>
-              </w:rPr>
-              <w:t>S2</w:t>
-            </w:r>
-          </w:p>
-        </w:tc>
-        <w:tc>
-          <w:tcPr>
-            <w:tcW w:type="dxa" w:w="1645"/>
-          </w:tcPr>
-          <w:p>
-            <w:pPr>
-              <w:spacing w:after="0"/>
-            </w:pPr>
-            <w:r/>
-            <w:r>
-              <w:rPr>
-                <w:rFonts w:ascii="맑은 고딕" w:hAnsi="맑은 고딕"/>
-                <w:b w:val="0"/>
-                <w:sz w:val="17"/>
-                <w:rFonts w:eastAsia="맑은 고딕"/>
-              </w:rPr>
-              <w:t>FR-22</w:t>
-            </w:r>
-          </w:p>
-        </w:tc>
-      </w:tr>
-      <w:tr>
-        <w:tc>
-          <w:tcPr>
-            <w:tcW w:type="dxa" w:w="1645"/>
-          </w:tcPr>
-          <w:p>
-            <w:pPr>
-              <w:spacing w:after="0"/>
-            </w:pPr>
-            <w:r/>
-            <w:r>
-              <w:rPr>
-                <w:rFonts w:ascii="맑은 고딕" w:hAnsi="맑은 고딕"/>
-                <w:b/>
-                <w:sz w:val="17"/>
-                <w:rFonts w:eastAsia="맑은 고딕"/>
-              </w:rPr>
-              <w:t>BO-FR-05</w:t>
-            </w:r>
-          </w:p>
-        </w:tc>
-        <w:tc>
-          <w:tcPr>
-            <w:tcW w:type="dxa" w:w="1645"/>
-          </w:tcPr>
-          <w:p>
-            <w:pPr>
-              <w:spacing w:after="0"/>
-            </w:pPr>
-            <w:r/>
-            <w:r>
-              <w:rPr>
-                <w:rFonts w:ascii="맑은 고딕" w:hAnsi="맑은 고딕"/>
-                <w:b w:val="0"/>
-                <w:sz w:val="17"/>
-                <w:rFonts w:eastAsia="맑은 고딕"/>
-              </w:rPr>
-              <w:t>메뉴 정보구조 재편</w:t>
-            </w:r>
-          </w:p>
-        </w:tc>
-        <w:tc>
-          <w:tcPr>
-            <w:tcW w:type="dxa" w:w="1645"/>
-          </w:tcPr>
-          <w:p>
-            <w:pPr>
-              <w:spacing w:after="0"/>
-            </w:pPr>
-            <w:r/>
-            <w:r>
-              <w:rPr>
-                <w:rFonts w:ascii="맑은 고딕" w:hAnsi="맑은 고딕"/>
-                <w:b w:val="0"/>
-                <w:sz w:val="17"/>
-                <w:rFonts w:eastAsia="맑은 고딕"/>
-              </w:rPr>
-              <w:t>관리자 메뉴를 6개 그룹으로 재편하고, 메뉴 배열 순서가 환자 여정 순서와 일치해야 한다.</w:t>
-            </w:r>
-          </w:p>
-        </w:tc>
-        <w:tc>
-          <w:tcPr>
-            <w:tcW w:type="dxa" w:w="1645"/>
-          </w:tcPr>
-          <w:p>
-            <w:pPr>
-              <w:spacing w:after="0"/>
-            </w:pPr>
-            <w:r/>
-            <w:r>
-              <w:rPr>
-                <w:rFonts w:ascii="맑은 고딕" w:hAnsi="맑은 고딕"/>
-                <w:b w:val="0"/>
-                <w:sz w:val="17"/>
-                <w:rFonts w:eastAsia="맑은 고딕"/>
-              </w:rPr>
-              <w:t>H</w:t>
-            </w:r>
-          </w:p>
-        </w:tc>
-        <w:tc>
-          <w:tcPr>
-            <w:tcW w:type="dxa" w:w="1645"/>
-          </w:tcPr>
-          <w:p>
-            <w:pPr>
-              <w:spacing w:after="0"/>
-            </w:pPr>
-            <w:r/>
-            <w:r>
-              <w:rPr>
-                <w:rFonts w:ascii="맑은 고딕" w:hAnsi="맑은 고딕"/>
-                <w:b w:val="0"/>
-                <w:sz w:val="17"/>
-                <w:rFonts w:eastAsia="맑은 고딕"/>
-              </w:rPr>
-              <w:t>S1</w:t>
-            </w:r>
-          </w:p>
-        </w:tc>
-        <w:tc>
-          <w:tcPr>
-            <w:tcW w:type="dxa" w:w="1645"/>
-          </w:tcPr>
-          <w:p>
-            <w:pPr>
-              <w:spacing w:after="0"/>
-            </w:pPr>
-            <w:r/>
-            <w:r>
-              <w:rPr>
-                <w:rFonts w:ascii="맑은 고딕" w:hAnsi="맑은 고딕"/>
-                <w:b w:val="0"/>
-                <w:sz w:val="17"/>
-                <w:rFonts w:eastAsia="맑은 고딕"/>
-              </w:rPr>
-              <w:t>FR-24</w:t>
-            </w:r>
-          </w:p>
-        </w:tc>
-      </w:tr>
-      <w:tr>
-        <w:tc>
-          <w:tcPr>
-            <w:tcW w:type="dxa" w:w="1645"/>
-          </w:tcPr>
-          <w:p>
-            <w:pPr>
-              <w:spacing w:after="0"/>
-            </w:pPr>
-            <w:r/>
-            <w:r>
-              <w:rPr>
-                <w:rFonts w:ascii="맑은 고딕" w:hAnsi="맑은 고딕"/>
-                <w:b/>
-                <w:sz w:val="17"/>
-                <w:rFonts w:eastAsia="맑은 고딕"/>
-              </w:rPr>
-              <w:t>BO-FR-06</w:t>
-            </w:r>
-          </w:p>
-        </w:tc>
-        <w:tc>
-          <w:tcPr>
-            <w:tcW w:type="dxa" w:w="1645"/>
-          </w:tcPr>
-          <w:p>
-            <w:pPr>
-              <w:spacing w:after="0"/>
-            </w:pPr>
-            <w:r/>
-            <w:r>
-              <w:rPr>
-                <w:rFonts w:ascii="맑은 고딕" w:hAnsi="맑은 고딕"/>
-                <w:b w:val="0"/>
-                <w:sz w:val="17"/>
-                <w:rFonts w:eastAsia="맑은 고딕"/>
-              </w:rPr>
-              <w:t>미사용 화면 비활성</w:t>
-            </w:r>
-          </w:p>
-        </w:tc>
-        <w:tc>
-          <w:tcPr>
-            <w:tcW w:type="dxa" w:w="1645"/>
-          </w:tcPr>
-          <w:p>
-            <w:pPr>
-              <w:spacing w:after="0"/>
-            </w:pPr>
-            <w:r/>
-            <w:r>
-              <w:rPr>
-                <w:rFonts w:ascii="맑은 고딕" w:hAnsi="맑은 고딕"/>
-                <w:b w:val="0"/>
-                <w:sz w:val="17"/>
-                <w:rFonts w:eastAsia="맑은 고딕"/>
-              </w:rPr>
-              <w:t>운영DB 실측상 데이터가 없는 기능 화면을 메뉴에서 제외하여 상용 화면의 탐색성을 확보해야 한다.</w:t>
-            </w:r>
-          </w:p>
-        </w:tc>
-        <w:tc>
-          <w:tcPr>
-            <w:tcW w:type="dxa" w:w="1645"/>
-          </w:tcPr>
-          <w:p>
-            <w:pPr>
-              <w:spacing w:after="0"/>
-            </w:pPr>
-            <w:r/>
-            <w:r>
-              <w:rPr>
-                <w:rFonts w:ascii="맑은 고딕" w:hAnsi="맑은 고딕"/>
-                <w:b w:val="0"/>
-                <w:sz w:val="17"/>
-                <w:rFonts w:eastAsia="맑은 고딕"/>
-              </w:rPr>
-              <w:t>M</w:t>
-            </w:r>
-          </w:p>
-        </w:tc>
-        <w:tc>
-          <w:tcPr>
-            <w:tcW w:type="dxa" w:w="1645"/>
-          </w:tcPr>
-          <w:p>
-            <w:pPr>
-              <w:spacing w:after="0"/>
-            </w:pPr>
-            <w:r/>
-            <w:r>
-              <w:rPr>
-                <w:rFonts w:ascii="맑은 고딕" w:hAnsi="맑은 고딕"/>
-                <w:b w:val="0"/>
-                <w:sz w:val="17"/>
-                <w:rFonts w:eastAsia="맑은 고딕"/>
-              </w:rPr>
-              <w:t>S3</w:t>
-            </w:r>
-          </w:p>
-        </w:tc>
-        <w:tc>
-          <w:tcPr>
-            <w:tcW w:type="dxa" w:w="1645"/>
-          </w:tcPr>
-          <w:p>
-            <w:pPr>
-              <w:spacing w:after="0"/>
-            </w:pPr>
-            <w:r/>
-            <w:r>
-              <w:rPr>
-                <w:rFonts w:ascii="맑은 고딕" w:hAnsi="맑은 고딕"/>
-                <w:b w:val="0"/>
-                <w:sz w:val="17"/>
-                <w:rFonts w:eastAsia="맑은 고딕"/>
-              </w:rPr>
-              <w:t>FR-24</w:t>
-            </w:r>
-          </w:p>
-        </w:tc>
-      </w:tr>
-      <w:tr>
-        <w:tc>
-          <w:tcPr>
-            <w:tcW w:type="dxa" w:w="1645"/>
-          </w:tcPr>
-          <w:p>
-            <w:pPr>
-              <w:spacing w:after="0"/>
-            </w:pPr>
-            <w:r/>
-            <w:r>
-              <w:rPr>
-                <w:rFonts w:ascii="맑은 고딕" w:hAnsi="맑은 고딕"/>
-                <w:b/>
-                <w:sz w:val="17"/>
-                <w:rFonts w:eastAsia="맑은 고딕"/>
-              </w:rPr>
-              <w:t>BO-FR-07</w:t>
-            </w:r>
-          </w:p>
-        </w:tc>
-        <w:tc>
-          <w:tcPr>
-            <w:tcW w:type="dxa" w:w="1645"/>
-          </w:tcPr>
-          <w:p>
-            <w:pPr>
-              <w:spacing w:after="0"/>
-            </w:pPr>
-            <w:r/>
-            <w:r>
-              <w:rPr>
-                <w:rFonts w:ascii="맑은 고딕" w:hAnsi="맑은 고딕"/>
-                <w:b w:val="0"/>
-                <w:sz w:val="17"/>
-                <w:rFonts w:eastAsia="맑은 고딕"/>
-              </w:rPr>
-              <w:t>현황 카드의 화면 연결</w:t>
-            </w:r>
-          </w:p>
-        </w:tc>
-        <w:tc>
-          <w:tcPr>
-            <w:tcW w:type="dxa" w:w="1645"/>
-          </w:tcPr>
-          <w:p>
-            <w:pPr>
-              <w:spacing w:after="0"/>
-            </w:pPr>
-            <w:r/>
-            <w:r>
-              <w:rPr>
-                <w:rFonts w:ascii="맑은 고딕" w:hAnsi="맑은 고딕"/>
-                <w:b w:val="0"/>
-                <w:sz w:val="17"/>
-                <w:rFonts w:eastAsia="맑은 고딕"/>
-              </w:rPr>
-              <w:t>대시보드 현황 카드 선택 시 해당 업무 화면으로 즉시 이동할 수 있어야 한다.</w:t>
-            </w:r>
-          </w:p>
-        </w:tc>
-        <w:tc>
-          <w:tcPr>
-            <w:tcW w:type="dxa" w:w="1645"/>
-          </w:tcPr>
-          <w:p>
-            <w:pPr>
-              <w:spacing w:after="0"/>
-            </w:pPr>
-            <w:r/>
-            <w:r>
-              <w:rPr>
-                <w:rFonts w:ascii="맑은 고딕" w:hAnsi="맑은 고딕"/>
-                <w:b w:val="0"/>
-                <w:sz w:val="17"/>
-                <w:rFonts w:eastAsia="맑은 고딕"/>
-              </w:rPr>
-              <w:t>M</w:t>
-            </w:r>
-          </w:p>
-        </w:tc>
-        <w:tc>
-          <w:tcPr>
-            <w:tcW w:type="dxa" w:w="1645"/>
-          </w:tcPr>
-          <w:p>
-            <w:pPr>
-              <w:spacing w:after="0"/>
-            </w:pPr>
-            <w:r/>
-            <w:r>
-              <w:rPr>
-                <w:rFonts w:ascii="맑은 고딕" w:hAnsi="맑은 고딕"/>
-                <w:b w:val="0"/>
-                <w:sz w:val="17"/>
-                <w:rFonts w:eastAsia="맑은 고딕"/>
-              </w:rPr>
-              <w:t>S1</w:t>
-            </w:r>
-          </w:p>
-        </w:tc>
-        <w:tc>
-          <w:tcPr>
-            <w:tcW w:type="dxa" w:w="1645"/>
-          </w:tcPr>
-          <w:p>
-            <w:pPr>
-              <w:spacing w:after="0"/>
-            </w:pPr>
-            <w:r/>
-            <w:r>
-              <w:rPr>
-                <w:rFonts w:ascii="맑은 고딕" w:hAnsi="맑은 고딕"/>
-                <w:b w:val="0"/>
-                <w:sz w:val="17"/>
-                <w:rFonts w:eastAsia="맑은 고딕"/>
-              </w:rPr>
-              <w:t>FR-24</w:t>
-            </w:r>
-          </w:p>
-        </w:tc>
-      </w:tr>
-      <w:tr>
-        <w:tc>
-          <w:tcPr>
-            <w:tcW w:type="dxa" w:w="1645"/>
-          </w:tcPr>
-          <w:p>
-            <w:pPr>
-              <w:spacing w:after="0"/>
-            </w:pPr>
-            <w:r/>
-            <w:r>
-              <w:rPr>
-                <w:rFonts w:ascii="맑은 고딕" w:hAnsi="맑은 고딕"/>
-                <w:b/>
-                <w:sz w:val="17"/>
-                <w:rFonts w:eastAsia="맑은 고딕"/>
-              </w:rPr>
-              <w:t>BO-FR-08</w:t>
-            </w:r>
-          </w:p>
-        </w:tc>
-        <w:tc>
-          <w:tcPr>
-            <w:tcW w:type="dxa" w:w="1645"/>
-          </w:tcPr>
-          <w:p>
-            <w:pPr>
-              <w:spacing w:after="0"/>
-            </w:pPr>
-            <w:r/>
-            <w:r>
-              <w:rPr>
-                <w:rFonts w:ascii="맑은 고딕" w:hAnsi="맑은 고딕"/>
-                <w:b w:val="0"/>
-                <w:sz w:val="17"/>
-                <w:rFonts w:eastAsia="맑은 고딕"/>
-              </w:rPr>
-              <w:t>파트너 3계층 own 스코프 유지</w:t>
-            </w:r>
-          </w:p>
-        </w:tc>
-        <w:tc>
-          <w:tcPr>
-            <w:tcW w:type="dxa" w:w="1645"/>
-          </w:tcPr>
-          <w:p>
-            <w:pPr>
-              <w:spacing w:after="0"/>
-            </w:pPr>
-            <w:r/>
-            <w:r>
-              <w:rPr>
-                <w:rFonts w:ascii="맑은 고딕" w:hAnsi="맑은 고딕"/>
-                <w:b w:val="0"/>
-                <w:sz w:val="17"/>
-                <w:rFonts w:eastAsia="맑은 고딕"/>
-              </w:rPr>
-              <w:t>국내의료기관·해외에이전시·해외의료기관은 공용 데이터에 대해 본인 소관 범위만 조회·처리해야 한다.</w:t>
-            </w:r>
-          </w:p>
-        </w:tc>
-        <w:tc>
-          <w:tcPr>
-            <w:tcW w:type="dxa" w:w="1645"/>
-          </w:tcPr>
-          <w:p>
-            <w:pPr>
-              <w:spacing w:after="0"/>
-            </w:pPr>
-            <w:r/>
-            <w:r>
-              <w:rPr>
-                <w:rFonts w:ascii="맑은 고딕" w:hAnsi="맑은 고딕"/>
-                <w:b w:val="0"/>
-                <w:sz w:val="17"/>
-                <w:rFonts w:eastAsia="맑은 고딕"/>
-              </w:rPr>
-              <w:t>H</w:t>
-            </w:r>
-          </w:p>
-        </w:tc>
-        <w:tc>
-          <w:tcPr>
-            <w:tcW w:type="dxa" w:w="1645"/>
-          </w:tcPr>
-          <w:p>
-            <w:pPr>
-              <w:spacing w:after="0"/>
-            </w:pPr>
-            <w:r/>
-            <w:r>
-              <w:rPr>
-                <w:rFonts w:ascii="맑은 고딕" w:hAnsi="맑은 고딕"/>
-                <w:b w:val="0"/>
-                <w:sz w:val="17"/>
-                <w:rFonts w:eastAsia="맑은 고딕"/>
-              </w:rPr>
-              <w:t>S4</w:t>
-            </w:r>
-          </w:p>
-        </w:tc>
-        <w:tc>
-          <w:tcPr>
-            <w:tcW w:type="dxa" w:w="1645"/>
-          </w:tcPr>
-          <w:p>
-            <w:pPr>
-              <w:spacing w:after="0"/>
-            </w:pPr>
-            <w:r/>
-            <w:r>
-              <w:rPr>
-                <w:rFonts w:ascii="맑은 고딕" w:hAnsi="맑은 고딕"/>
-                <w:b w:val="0"/>
-                <w:sz w:val="17"/>
-                <w:rFonts w:eastAsia="맑은 고딕"/>
-              </w:rPr>
-              <w:t>FR-23</w:t>
-            </w:r>
-          </w:p>
-        </w:tc>
-      </w:tr>
-      <w:tr>
         <w:tc>
           <w:tcPr>
             <w:tcW w:type="dxa" w:w="1645"/>
@@ -2808,11 +2917,10 @@
             <w:r>
               <w:rPr>
                 <w:rFonts w:ascii="맑은 고딕" w:hAnsi="맑은 고딕"/>
-                <w:b/>
+                <w:b w:val="0"/>
                 <w:sz w:val="17"/>
                 <w:rFonts w:eastAsia="맑은 고딕"/>
               </w:rPr>
-              <w:t>— 보안·권한 요구사항 (Security) —</w:t>
             </w:r>
           </w:p>
         </w:tc>
@@ -2837,6 +2945,762 @@
             </w:r>
           </w:p>
         </w:tc>
+      </w:tr>
+      <w:tr>
+        <w:tc>
+          <w:tcPr>
+            <w:tcW w:type="dxa" w:w="1440"/>
+          </w:tcPr>
+          <w:p>
+            <w:pPr>
+              <w:spacing w:after="0"/>
+            </w:pPr>
+            <w:r/>
+            <w:r>
+              <w:rPr>
+                <w:rFonts w:ascii="맑은 고딕" w:hAnsi="맑은 고딕"/>
+                <w:b/>
+                <w:sz w:val="17"/>
+                <w:rFonts w:eastAsia="맑은 고딕"/>
+              </w:rPr>
+              <w:t>BO-SR-01</w:t>
+            </w:r>
+          </w:p>
+        </w:tc>
+        <w:tc>
+          <w:tcPr>
+            <w:tcW w:type="dxa" w:w="1645"/>
+          </w:tcPr>
+          <w:p>
+            <w:pPr>
+              <w:spacing w:after="0"/>
+            </w:pPr>
+            <w:r/>
+            <w:r>
+              <w:rPr>
+                <w:rFonts w:ascii="맑은 고딕" w:hAnsi="맑은 고딕"/>
+                <w:b w:val="0"/>
+                <w:sz w:val="17"/>
+                <w:rFonts w:eastAsia="맑은 고딕"/>
+              </w:rPr>
+              <w:t>스태프 도메인 권한 일관성</w:t>
+            </w:r>
+          </w:p>
+        </w:tc>
+        <w:tc>
+          <w:tcPr>
+            <w:tcW w:type="dxa" w:w="1282"/>
+          </w:tcPr>
+          <w:p>
+            <w:pPr>
+              <w:spacing w:after="0"/>
+            </w:pPr>
+            <w:r/>
+            <w:r>
+              <w:rPr>
+                <w:rFonts w:ascii="맑은 고딕" w:hAnsi="맑은 고딕"/>
+                <w:b w:val="0"/>
+                <w:sz w:val="17"/>
+                <w:rFonts w:eastAsia="맑은 고딕"/>
+              </w:rPr>
+              <w:t>동일 환자 여정에 속한 도메인(협진의뢰·리드)의 접근 권한이 계층 간 일관된 기준으로 부여되어야 한다.</w:t>
+            </w:r>
+          </w:p>
+        </w:tc>
+        <w:tc>
+          <w:tcPr>
+            <w:tcW w:type="dxa" w:w="1645"/>
+          </w:tcPr>
+          <w:p>
+            <w:pPr>
+              <w:spacing w:after="0"/>
+            </w:pPr>
+            <w:r/>
+            <w:r>
+              <w:rPr>
+                <w:rFonts w:ascii="맑은 고딕" w:hAnsi="맑은 고딕"/>
+                <w:b w:val="0"/>
+                <w:sz w:val="17"/>
+                <w:rFonts w:eastAsia="맑은 고딕"/>
+              </w:rPr>
+              <w:t>H</w:t>
+            </w:r>
+          </w:p>
+        </w:tc>
+        <w:tc>
+          <w:tcPr>
+            <w:tcW w:type="dxa" w:w="1645"/>
+          </w:tcPr>
+          <w:p>
+            <w:pPr>
+              <w:spacing w:after="0"/>
+            </w:pPr>
+            <w:r/>
+            <w:r>
+              <w:rPr>
+                <w:rFonts w:ascii="맑은 고딕" w:hAnsi="맑은 고딕"/>
+                <w:b w:val="0"/>
+                <w:sz w:val="17"/>
+                <w:rFonts w:eastAsia="맑은 고딕"/>
+              </w:rPr>
+              <w:t>S2</w:t>
+            </w:r>
+          </w:p>
+        </w:tc>
+        <w:tc>
+          <w:tcPr>
+            <w:tcW w:type="dxa" w:w="1645"/>
+          </w:tcPr>
+          <w:p>
+            <w:pPr>
+              <w:spacing w:after="0"/>
+            </w:pPr>
+            <w:r/>
+            <w:r>
+              <w:rPr>
+                <w:rFonts w:ascii="맑은 고딕" w:hAnsi="맑은 고딕"/>
+                <w:b w:val="0"/>
+                <w:sz w:val="17"/>
+                <w:rFonts w:eastAsia="맑은 고딕"/>
+              </w:rPr>
+              <w:t>FR-02 / NFR-08</w:t>
+            </w:r>
+          </w:p>
+        </w:tc>
+      </w:tr>
+      <w:tr>
+        <w:tc>
+          <w:tcPr>
+            <w:tcW w:type="dxa" w:w="1440"/>
+          </w:tcPr>
+          <w:p>
+            <w:pPr>
+              <w:spacing w:after="0"/>
+            </w:pPr>
+            <w:r/>
+            <w:r>
+              <w:rPr>
+                <w:rFonts w:ascii="맑은 고딕" w:hAnsi="맑은 고딕"/>
+                <w:b/>
+                <w:sz w:val="17"/>
+                <w:rFonts w:eastAsia="맑은 고딕"/>
+              </w:rPr>
+              <w:t>BO-SR-02</w:t>
+            </w:r>
+          </w:p>
+        </w:tc>
+        <w:tc>
+          <w:tcPr>
+            <w:tcW w:type="dxa" w:w="1645"/>
+          </w:tcPr>
+          <w:p>
+            <w:pPr>
+              <w:spacing w:after="0"/>
+            </w:pPr>
+            <w:r/>
+            <w:r>
+              <w:rPr>
+                <w:rFonts w:ascii="맑은 고딕" w:hAnsi="맑은 고딕"/>
+                <w:b w:val="0"/>
+                <w:sz w:val="17"/>
+                <w:rFonts w:eastAsia="맑은 고딕"/>
+              </w:rPr>
+              <w:t>콘텐츠 쓰기 API의 표준 가드 적용</w:t>
+            </w:r>
+          </w:p>
+        </w:tc>
+        <w:tc>
+          <w:tcPr>
+            <w:tcW w:type="dxa" w:w="1282"/>
+          </w:tcPr>
+          <w:p>
+            <w:pPr>
+              <w:spacing w:after="0"/>
+            </w:pPr>
+            <w:r/>
+            <w:r>
+              <w:rPr>
+                <w:rFonts w:ascii="맑은 고딕" w:hAnsi="맑은 고딕"/>
+                <w:b w:val="0"/>
+                <w:sz w:val="17"/>
+                <w:rFonts w:eastAsia="맑은 고딕"/>
+              </w:rPr>
+              <w:t>콘텐츠 오버라이드 쓰기 경로에 표준 인증 헬퍼와 요청량 제한(rate limit)이 적용되어야 한다.</w:t>
+            </w:r>
+          </w:p>
+        </w:tc>
+        <w:tc>
+          <w:tcPr>
+            <w:tcW w:type="dxa" w:w="1645"/>
+          </w:tcPr>
+          <w:p>
+            <w:pPr>
+              <w:spacing w:after="0"/>
+            </w:pPr>
+            <w:r/>
+            <w:r>
+              <w:rPr>
+                <w:rFonts w:ascii="맑은 고딕" w:hAnsi="맑은 고딕"/>
+                <w:b w:val="0"/>
+                <w:sz w:val="17"/>
+                <w:rFonts w:eastAsia="맑은 고딕"/>
+              </w:rPr>
+              <w:t>H</w:t>
+            </w:r>
+          </w:p>
+        </w:tc>
+        <w:tc>
+          <w:tcPr>
+            <w:tcW w:type="dxa" w:w="1645"/>
+          </w:tcPr>
+          <w:p>
+            <w:pPr>
+              <w:spacing w:after="0"/>
+            </w:pPr>
+            <w:r/>
+            <w:r>
+              <w:rPr>
+                <w:rFonts w:ascii="맑은 고딕" w:hAnsi="맑은 고딕"/>
+                <w:b w:val="0"/>
+                <w:sz w:val="17"/>
+                <w:rFonts w:eastAsia="맑은 고딕"/>
+              </w:rPr>
+              <w:t>S2</w:t>
+            </w:r>
+          </w:p>
+        </w:tc>
+        <w:tc>
+          <w:tcPr>
+            <w:tcW w:type="dxa" w:w="1645"/>
+          </w:tcPr>
+          <w:p>
+            <w:pPr>
+              <w:spacing w:after="0"/>
+            </w:pPr>
+            <w:r/>
+            <w:r>
+              <w:rPr>
+                <w:rFonts w:ascii="맑은 고딕" w:hAnsi="맑은 고딕"/>
+                <w:b w:val="0"/>
+                <w:sz w:val="17"/>
+                <w:rFonts w:eastAsia="맑은 고딕"/>
+              </w:rPr>
+              <w:t>NFR-07 / NFR-09</w:t>
+            </w:r>
+          </w:p>
+        </w:tc>
+      </w:tr>
+      <w:tr>
+        <w:tc>
+          <w:tcPr>
+            <w:tcW w:type="dxa" w:w="1440"/>
+          </w:tcPr>
+          <w:p>
+            <w:pPr>
+              <w:spacing w:after="0"/>
+            </w:pPr>
+            <w:r/>
+            <w:r>
+              <w:rPr>
+                <w:rFonts w:ascii="맑은 고딕" w:hAnsi="맑은 고딕"/>
+                <w:b/>
+                <w:sz w:val="17"/>
+                <w:rFonts w:eastAsia="맑은 고딕"/>
+              </w:rPr>
+              <w:t>BO-SR-03</w:t>
+            </w:r>
+          </w:p>
+        </w:tc>
+        <w:tc>
+          <w:tcPr>
+            <w:tcW w:type="dxa" w:w="1645"/>
+          </w:tcPr>
+          <w:p>
+            <w:pPr>
+              <w:spacing w:after="0"/>
+            </w:pPr>
+            <w:r/>
+            <w:r>
+              <w:rPr>
+                <w:rFonts w:ascii="맑은 고딕" w:hAnsi="맑은 고딕"/>
+                <w:b w:val="0"/>
+                <w:sz w:val="17"/>
+                <w:rFonts w:eastAsia="맑은 고딕"/>
+              </w:rPr>
+              <w:t>상담 초대토큰 발급 통제</w:t>
+            </w:r>
+          </w:p>
+        </w:tc>
+        <w:tc>
+          <w:tcPr>
+            <w:tcW w:type="dxa" w:w="1282"/>
+          </w:tcPr>
+          <w:p>
+            <w:pPr>
+              <w:spacing w:after="0"/>
+            </w:pPr>
+            <w:r/>
+            <w:r>
+              <w:rPr>
+                <w:rFonts w:ascii="맑은 고딕" w:hAnsi="맑은 고딕"/>
+                <w:b w:val="0"/>
+                <w:sz w:val="17"/>
+                <w:rFonts w:eastAsia="맑은 고딕"/>
+              </w:rPr>
+              <w:t>담당자가 아닌 스태프의 게스트 초대토큰 발급에 대한 통제 수단이 있어야 한다.</w:t>
+            </w:r>
+          </w:p>
+        </w:tc>
+        <w:tc>
+          <w:tcPr>
+            <w:tcW w:type="dxa" w:w="1645"/>
+          </w:tcPr>
+          <w:p>
+            <w:pPr>
+              <w:spacing w:after="0"/>
+            </w:pPr>
+            <w:r/>
+            <w:r>
+              <w:rPr>
+                <w:rFonts w:ascii="맑은 고딕" w:hAnsi="맑은 고딕"/>
+                <w:b w:val="0"/>
+                <w:sz w:val="17"/>
+                <w:rFonts w:eastAsia="맑은 고딕"/>
+              </w:rPr>
+              <w:t>H</w:t>
+            </w:r>
+          </w:p>
+        </w:tc>
+        <w:tc>
+          <w:tcPr>
+            <w:tcW w:type="dxa" w:w="1645"/>
+          </w:tcPr>
+          <w:p>
+            <w:pPr>
+              <w:spacing w:after="0"/>
+            </w:pPr>
+            <w:r/>
+            <w:r>
+              <w:rPr>
+                <w:rFonts w:ascii="맑은 고딕" w:hAnsi="맑은 고딕"/>
+                <w:b w:val="0"/>
+                <w:sz w:val="17"/>
+                <w:rFonts w:eastAsia="맑은 고딕"/>
+              </w:rPr>
+              <w:t>S2</w:t>
+            </w:r>
+          </w:p>
+        </w:tc>
+        <w:tc>
+          <w:tcPr>
+            <w:tcW w:type="dxa" w:w="1645"/>
+          </w:tcPr>
+          <w:p>
+            <w:pPr>
+              <w:spacing w:after="0"/>
+            </w:pPr>
+            <w:r/>
+            <w:r>
+              <w:rPr>
+                <w:rFonts w:ascii="맑은 고딕" w:hAnsi="맑은 고딕"/>
+                <w:b w:val="0"/>
+                <w:sz w:val="17"/>
+                <w:rFonts w:eastAsia="맑은 고딕"/>
+              </w:rPr>
+              <w:t>FR-03</w:t>
+            </w:r>
+          </w:p>
+        </w:tc>
+      </w:tr>
+      <w:tr>
+        <w:tc>
+          <w:tcPr>
+            <w:tcW w:type="dxa" w:w="1440"/>
+          </w:tcPr>
+          <w:p>
+            <w:pPr>
+              <w:spacing w:after="0"/>
+            </w:pPr>
+            <w:r/>
+            <w:r>
+              <w:rPr>
+                <w:rFonts w:ascii="맑은 고딕" w:hAnsi="맑은 고딕"/>
+                <w:b/>
+                <w:sz w:val="17"/>
+                <w:rFonts w:eastAsia="맑은 고딕"/>
+              </w:rPr>
+              <w:t>BO-SR-04</w:t>
+            </w:r>
+          </w:p>
+        </w:tc>
+        <w:tc>
+          <w:tcPr>
+            <w:tcW w:type="dxa" w:w="1645"/>
+          </w:tcPr>
+          <w:p>
+            <w:pPr>
+              <w:spacing w:after="0"/>
+            </w:pPr>
+            <w:r/>
+            <w:r>
+              <w:rPr>
+                <w:rFonts w:ascii="맑은 고딕" w:hAnsi="맑은 고딕"/>
+                <w:b w:val="0"/>
+                <w:sz w:val="17"/>
+                <w:rFonts w:eastAsia="맑은 고딕"/>
+              </w:rPr>
+              <w:t>파트너 유형 분기 게이트</w:t>
+            </w:r>
+          </w:p>
+        </w:tc>
+        <w:tc>
+          <w:tcPr>
+            <w:tcW w:type="dxa" w:w="1282"/>
+          </w:tcPr>
+          <w:p>
+            <w:pPr>
+              <w:spacing w:after="0"/>
+            </w:pPr>
+            <w:r/>
+            <w:r>
+              <w:rPr>
+                <w:rFonts w:ascii="맑은 고딕" w:hAnsi="맑은 고딕"/>
+                <w:b w:val="0"/>
+                <w:sz w:val="17"/>
+                <w:rFonts w:eastAsia="맑은 고딕"/>
+              </w:rPr>
+              <w:t>해외에이전시와 해외의료기관을 구분해야 하는 기능에서 유형 검증이 누락되지 않는 구조여야 한다.</w:t>
+            </w:r>
+          </w:p>
+        </w:tc>
+        <w:tc>
+          <w:tcPr>
+            <w:tcW w:type="dxa" w:w="1645"/>
+          </w:tcPr>
+          <w:p>
+            <w:pPr>
+              <w:spacing w:after="0"/>
+            </w:pPr>
+            <w:r/>
+            <w:r>
+              <w:rPr>
+                <w:rFonts w:ascii="맑은 고딕" w:hAnsi="맑은 고딕"/>
+                <w:b w:val="0"/>
+                <w:sz w:val="17"/>
+                <w:rFonts w:eastAsia="맑은 고딕"/>
+              </w:rPr>
+              <w:t>H</w:t>
+            </w:r>
+          </w:p>
+        </w:tc>
+        <w:tc>
+          <w:tcPr>
+            <w:tcW w:type="dxa" w:w="1645"/>
+          </w:tcPr>
+          <w:p>
+            <w:pPr>
+              <w:spacing w:after="0"/>
+            </w:pPr>
+            <w:r/>
+            <w:r>
+              <w:rPr>
+                <w:rFonts w:ascii="맑은 고딕" w:hAnsi="맑은 고딕"/>
+                <w:b w:val="0"/>
+                <w:sz w:val="17"/>
+                <w:rFonts w:eastAsia="맑은 고딕"/>
+              </w:rPr>
+              <w:t>S2</w:t>
+            </w:r>
+          </w:p>
+        </w:tc>
+        <w:tc>
+          <w:tcPr>
+            <w:tcW w:type="dxa" w:w="1645"/>
+          </w:tcPr>
+          <w:p>
+            <w:pPr>
+              <w:spacing w:after="0"/>
+            </w:pPr>
+            <w:r/>
+            <w:r>
+              <w:rPr>
+                <w:rFonts w:ascii="맑은 고딕" w:hAnsi="맑은 고딕"/>
+                <w:b w:val="0"/>
+                <w:sz w:val="17"/>
+                <w:rFonts w:eastAsia="맑은 고딕"/>
+              </w:rPr>
+              <w:t>FR-02</w:t>
+            </w:r>
+          </w:p>
+        </w:tc>
+      </w:tr>
+      <w:tr>
+        <w:tc>
+          <w:tcPr>
+            <w:tcW w:type="dxa" w:w="1440"/>
+          </w:tcPr>
+          <w:p>
+            <w:pPr>
+              <w:spacing w:after="0"/>
+            </w:pPr>
+            <w:r/>
+            <w:r>
+              <w:rPr>
+                <w:rFonts w:ascii="맑은 고딕" w:hAnsi="맑은 고딕"/>
+                <w:b/>
+                <w:sz w:val="17"/>
+                <w:rFonts w:eastAsia="맑은 고딕"/>
+              </w:rPr>
+              <w:t>BO-SR-05</w:t>
+            </w:r>
+          </w:p>
+        </w:tc>
+        <w:tc>
+          <w:tcPr>
+            <w:tcW w:type="dxa" w:w="1645"/>
+          </w:tcPr>
+          <w:p>
+            <w:pPr>
+              <w:spacing w:after="0"/>
+            </w:pPr>
+            <w:r/>
+            <w:r>
+              <w:rPr>
+                <w:rFonts w:ascii="맑은 고딕" w:hAnsi="맑은 고딕"/>
+                <w:b w:val="0"/>
+                <w:sz w:val="17"/>
+                <w:rFonts w:eastAsia="맑은 고딕"/>
+              </w:rPr>
+              <w:t>대시보드 API의 개인정보 미반환</w:t>
+            </w:r>
+          </w:p>
+        </w:tc>
+        <w:tc>
+          <w:tcPr>
+            <w:tcW w:type="dxa" w:w="1282"/>
+          </w:tcPr>
+          <w:p>
+            <w:pPr>
+              <w:spacing w:after="0"/>
+            </w:pPr>
+            <w:r/>
+            <w:r>
+              <w:rPr>
+                <w:rFonts w:ascii="맑은 고딕" w:hAnsi="맑은 고딕"/>
+                <w:b w:val="0"/>
+                <w:sz w:val="17"/>
+                <w:rFonts w:eastAsia="맑은 고딕"/>
+              </w:rPr>
+              <w:t>통합 대시보드 집계 API는 환자 개인정보(PII)를 응답에 포함하지 않아야 한다.</w:t>
+            </w:r>
+          </w:p>
+        </w:tc>
+        <w:tc>
+          <w:tcPr>
+            <w:tcW w:type="dxa" w:w="1645"/>
+          </w:tcPr>
+          <w:p>
+            <w:pPr>
+              <w:spacing w:after="0"/>
+            </w:pPr>
+            <w:r/>
+            <w:r>
+              <w:rPr>
+                <w:rFonts w:ascii="맑은 고딕" w:hAnsi="맑은 고딕"/>
+                <w:b w:val="0"/>
+                <w:sz w:val="17"/>
+                <w:rFonts w:eastAsia="맑은 고딕"/>
+              </w:rPr>
+              <w:t>H</w:t>
+            </w:r>
+          </w:p>
+        </w:tc>
+        <w:tc>
+          <w:tcPr>
+            <w:tcW w:type="dxa" w:w="1645"/>
+          </w:tcPr>
+          <w:p>
+            <w:pPr>
+              <w:spacing w:after="0"/>
+            </w:pPr>
+            <w:r/>
+            <w:r>
+              <w:rPr>
+                <w:rFonts w:ascii="맑은 고딕" w:hAnsi="맑은 고딕"/>
+                <w:b w:val="0"/>
+                <w:sz w:val="17"/>
+                <w:rFonts w:eastAsia="맑은 고딕"/>
+              </w:rPr>
+              <w:t>S4</w:t>
+            </w:r>
+          </w:p>
+        </w:tc>
+        <w:tc>
+          <w:tcPr>
+            <w:tcW w:type="dxa" w:w="1645"/>
+          </w:tcPr>
+          <w:p>
+            <w:pPr>
+              <w:spacing w:after="0"/>
+            </w:pPr>
+            <w:r/>
+            <w:r>
+              <w:rPr>
+                <w:rFonts w:ascii="맑은 고딕" w:hAnsi="맑은 고딕"/>
+                <w:b w:val="0"/>
+                <w:sz w:val="17"/>
+                <w:rFonts w:eastAsia="맑은 고딕"/>
+              </w:rPr>
+              <w:t>NFR-05</w:t>
+            </w:r>
+          </w:p>
+        </w:tc>
+      </w:tr>
+      <w:tr>
+        <w:tc>
+          <w:tcPr>
+            <w:tcW w:type="dxa" w:w="1440"/>
+          </w:tcPr>
+          <w:p>
+            <w:pPr>
+              <w:spacing w:after="0"/>
+            </w:pPr>
+            <w:r/>
+            <w:r>
+              <w:rPr>
+                <w:rFonts w:ascii="맑은 고딕" w:hAnsi="맑은 고딕"/>
+                <w:b/>
+                <w:sz w:val="17"/>
+                <w:rFonts w:eastAsia="맑은 고딕"/>
+              </w:rPr>
+              <w:t>BO-SR-06</w:t>
+            </w:r>
+          </w:p>
+        </w:tc>
+        <w:tc>
+          <w:tcPr>
+            <w:tcW w:type="dxa" w:w="1645"/>
+          </w:tcPr>
+          <w:p>
+            <w:pPr>
+              <w:spacing w:after="0"/>
+            </w:pPr>
+            <w:r/>
+            <w:r>
+              <w:rPr>
+                <w:rFonts w:ascii="맑은 고딕" w:hAnsi="맑은 고딕"/>
+                <w:b w:val="0"/>
+                <w:sz w:val="17"/>
+                <w:rFonts w:eastAsia="맑은 고딕"/>
+              </w:rPr>
+              <w:t>계정 비활성 킬스위치 전 계층 정합</w:t>
+            </w:r>
+          </w:p>
+        </w:tc>
+        <w:tc>
+          <w:tcPr>
+            <w:tcW w:type="dxa" w:w="1282"/>
+          </w:tcPr>
+          <w:p>
+            <w:pPr>
+              <w:spacing w:after="0"/>
+            </w:pPr>
+            <w:r/>
+            <w:r>
+              <w:rPr>
+                <w:rFonts w:ascii="맑은 고딕" w:hAnsi="맑은 고딕"/>
+                <w:b w:val="0"/>
+                <w:sz w:val="17"/>
+                <w:rFonts w:eastAsia="맑은 고딕"/>
+              </w:rPr>
+              <w:t>계정 비활성 처리 시 계층과 무관하게 전 포털에서 즉시 차단되어야 한다.</w:t>
+            </w:r>
+          </w:p>
+        </w:tc>
+        <w:tc>
+          <w:tcPr>
+            <w:tcW w:type="dxa" w:w="1645"/>
+          </w:tcPr>
+          <w:p>
+            <w:pPr>
+              <w:spacing w:after="0"/>
+            </w:pPr>
+            <w:r/>
+            <w:r>
+              <w:rPr>
+                <w:rFonts w:ascii="맑은 고딕" w:hAnsi="맑은 고딕"/>
+                <w:b w:val="0"/>
+                <w:sz w:val="17"/>
+                <w:rFonts w:eastAsia="맑은 고딕"/>
+              </w:rPr>
+              <w:t>H</w:t>
+            </w:r>
+          </w:p>
+        </w:tc>
+        <w:tc>
+          <w:tcPr>
+            <w:tcW w:type="dxa" w:w="1645"/>
+          </w:tcPr>
+          <w:p>
+            <w:pPr>
+              <w:spacing w:after="0"/>
+            </w:pPr>
+            <w:r/>
+            <w:r>
+              <w:rPr>
+                <w:rFonts w:ascii="맑은 고딕" w:hAnsi="맑은 고딕"/>
+                <w:b w:val="0"/>
+                <w:sz w:val="17"/>
+                <w:rFonts w:eastAsia="맑은 고딕"/>
+              </w:rPr>
+              <w:t>S2</w:t>
+            </w:r>
+          </w:p>
+        </w:tc>
+        <w:tc>
+          <w:tcPr>
+            <w:tcW w:type="dxa" w:w="1645"/>
+          </w:tcPr>
+          <w:p>
+            <w:pPr>
+              <w:spacing w:after="0"/>
+            </w:pPr>
+            <w:r/>
+            <w:r>
+              <w:rPr>
+                <w:rFonts w:ascii="맑은 고딕" w:hAnsi="맑은 고딕"/>
+                <w:b w:val="0"/>
+                <w:sz w:val="17"/>
+                <w:rFonts w:eastAsia="맑은 고딕"/>
+              </w:rPr>
+              <w:t>FR-02</w:t>
+            </w:r>
+          </w:p>
+        </w:tc>
+      </w:tr>
+      <w:tr>
+        <w:tc>
+          <w:tcPr>
+            <w:tcW w:type="dxa" w:w="1440"/>
+            <w:shd w:val="clear" w:color="auto" w:fill="DDE9F2"/>
+            <w:shd w:val="clear" w:color="auto" w:fill="DDE9F2"/>
+          </w:tcPr>
+          <w:p>
+            <w:pPr>
+              <w:spacing w:after="0"/>
+            </w:pPr>
+            <w:r/>
+            <w:r>
+              <w:rPr>
+                <w:rFonts w:ascii="맑은 고딕" w:hAnsi="맑은 고딕"/>
+                <w:b/>
+                <w:sz w:val="17"/>
+                <w:rFonts w:eastAsia="맑은 고딕"/>
+              </w:rPr>
+              <w:t>— 비기능 요구사항 (Non-Functional) —</w:t>
+            </w:r>
+          </w:p>
+        </w:tc>
         <w:tc>
           <w:tcPr>
             <w:tcW w:type="dxa" w:w="1645"/>
@@ -2860,6 +3724,27 @@
         </w:tc>
         <w:tc>
           <w:tcPr>
+            <w:tcW w:type="dxa" w:w="1282"/>
+            <w:shd w:val="clear" w:color="auto" w:fill="DDE9F2"/>
+            <w:shd w:val="clear" w:color="auto" w:fill="DDE9F2"/>
+          </w:tcPr>
+          <w:p>
+            <w:pPr>
+              <w:spacing w:after="0"/>
+            </w:pPr>
+            <w:r/>
+            <w:r>
+              <w:rPr>
+                <w:rFonts w:ascii="맑은 고딕" w:hAnsi="맑은 고딕"/>
+                <w:b w:val="0"/>
+                <w:sz w:val="17"/>
+                <w:rFonts w:eastAsia="맑은 고딕"/>
+              </w:rPr>
+            </w:r>
+          </w:p>
+        </w:tc>
+        <w:tc>
+          <w:tcPr>
             <w:tcW w:type="dxa" w:w="1645"/>
             <w:shd w:val="clear" w:color="auto" w:fill="DDE9F2"/>
             <w:shd w:val="clear" w:color="auto" w:fill="DDE9F2"/>
@@ -2925,7 +3810,7 @@
       <w:tr>
         <w:tc>
           <w:tcPr>
-            <w:tcW w:type="dxa" w:w="1645"/>
+            <w:tcW w:type="dxa" w:w="1440"/>
           </w:tcPr>
           <w:p>
             <w:pPr>
@@ -2939,7 +3824,7 @@
                 <w:sz w:val="17"/>
                 <w:rFonts w:eastAsia="맑은 고딕"/>
               </w:rPr>
-              <w:t>BO-SR-01</w:t>
+              <w:t>BO-NFR-01</w:t>
             </w:r>
           </w:p>
         </w:tc>
@@ -2959,7 +3844,27 @@
                 <w:sz w:val="17"/>
                 <w:rFonts w:eastAsia="맑은 고딕"/>
               </w:rPr>
-              <w:t>스태프 도메인 권한 일관성</w:t>
+              <w:t>화면 재사용 표준화</w:t>
+            </w:r>
+          </w:p>
+        </w:tc>
+        <w:tc>
+          <w:tcPr>
+            <w:tcW w:type="dxa" w:w="1282"/>
+          </w:tcPr>
+          <w:p>
+            <w:pPr>
+              <w:spacing w:after="0"/>
+            </w:pPr>
+            <w:r/>
+            <w:r>
+              <w:rPr>
+                <w:rFonts w:ascii="맑은 고딕" w:hAnsi="맑은 고딕"/>
+                <w:b w:val="0"/>
+                <w:sz w:val="17"/>
+                <w:rFonts w:eastAsia="맑은 고딕"/>
+              </w:rPr>
+              <w:t>계층 간 동일 기능은 화면을 복제하지 않고 재사용(re-export)하여 화면 불일치(drift) 발생을 구조적으로 차단해야 한다.</w:t>
             </w:r>
           </w:p>
         </w:tc>
@@ -2979,7 +3884,7 @@
                 <w:sz w:val="17"/>
                 <w:rFonts w:eastAsia="맑은 고딕"/>
               </w:rPr>
-              <w:t>동일 환자 여정에 속한 도메인(협진의뢰·리드)의 접근 권한이 계층 간 일관된 기준으로 부여되어야 한다.</w:t>
+              <w:t>H</w:t>
             </w:r>
           </w:p>
         </w:tc>
@@ -2999,7 +3904,7 @@
                 <w:sz w:val="17"/>
                 <w:rFonts w:eastAsia="맑은 고딕"/>
               </w:rPr>
-              <w:t>H</w:t>
+              <w:t>S2</w:t>
             </w:r>
           </w:p>
         </w:tc>
@@ -3019,27 +3924,7 @@
                 <w:sz w:val="17"/>
                 <w:rFonts w:eastAsia="맑은 고딕"/>
               </w:rPr>
-              <w:t>S2</w:t>
-            </w:r>
-          </w:p>
-        </w:tc>
-        <w:tc>
-          <w:tcPr>
-            <w:tcW w:type="dxa" w:w="1645"/>
-          </w:tcPr>
-          <w:p>
-            <w:pPr>
-              <w:spacing w:after="0"/>
-            </w:pPr>
-            <w:r/>
-            <w:r>
-              <w:rPr>
-                <w:rFonts w:ascii="맑은 고딕" w:hAnsi="맑은 고딕"/>
-                <w:b w:val="0"/>
-                <w:sz w:val="17"/>
-                <w:rFonts w:eastAsia="맑은 고딕"/>
-              </w:rPr>
-              <w:t>FR-02 / NFR-08</w:t>
+              <w:t>NFR-17</w:t>
             </w:r>
           </w:p>
         </w:tc>
@@ -3047,7 +3932,7 @@
       <w:tr>
         <w:tc>
           <w:tcPr>
-            <w:tcW w:type="dxa" w:w="1645"/>
+            <w:tcW w:type="dxa" w:w="1440"/>
           </w:tcPr>
           <w:p>
             <w:pPr>
@@ -3061,7 +3946,7 @@
                 <w:sz w:val="17"/>
                 <w:rFonts w:eastAsia="맑은 고딕"/>
               </w:rPr>
-              <w:t>BO-SR-02</w:t>
+              <w:t>BO-NFR-02</w:t>
             </w:r>
           </w:p>
         </w:tc>
@@ -3081,7 +3966,27 @@
                 <w:sz w:val="17"/>
                 <w:rFonts w:eastAsia="맑은 고딕"/>
               </w:rPr>
-              <w:t>콘텐츠 쓰기 API의 표준 가드 적용</w:t>
+              <w:t>신규 테이블 미생성</w:t>
+            </w:r>
+          </w:p>
+        </w:tc>
+        <w:tc>
+          <w:tcPr>
+            <w:tcW w:type="dxa" w:w="1282"/>
+          </w:tcPr>
+          <w:p>
+            <w:pPr>
+              <w:spacing w:after="0"/>
+            </w:pPr>
+            <w:r/>
+            <w:r>
+              <w:rPr>
+                <w:rFonts w:ascii="맑은 고딕" w:hAnsi="맑은 고딕"/>
+                <w:b w:val="0"/>
+                <w:sz w:val="17"/>
+                <w:rFonts w:eastAsia="맑은 고딕"/>
+              </w:rPr>
+              <w:t>재설계 과정에서 신규 테이블을 만들지 않고 기존 도메인 테이블 집계만으로 구현해야 한다(운영 부담·비용 억제).</w:t>
             </w:r>
           </w:p>
         </w:tc>
@@ -3101,7 +4006,7 @@
                 <w:sz w:val="17"/>
                 <w:rFonts w:eastAsia="맑은 고딕"/>
               </w:rPr>
-              <w:t>콘텐츠 오버라이드 쓰기 경로에 표준 인증 헬퍼와 요청량 제한(rate limit)이 적용되어야 한다.</w:t>
+              <w:t>M</w:t>
             </w:r>
           </w:p>
         </w:tc>
@@ -3121,7 +4026,7 @@
                 <w:sz w:val="17"/>
                 <w:rFonts w:eastAsia="맑은 고딕"/>
               </w:rPr>
-              <w:t>H</w:t>
+              <w:t>S1</w:t>
             </w:r>
           </w:p>
         </w:tc>
@@ -3141,27 +4046,7 @@
                 <w:sz w:val="17"/>
                 <w:rFonts w:eastAsia="맑은 고딕"/>
               </w:rPr>
-              <w:t>S2</w:t>
-            </w:r>
-          </w:p>
-        </w:tc>
-        <w:tc>
-          <w:tcPr>
-            <w:tcW w:type="dxa" w:w="1645"/>
-          </w:tcPr>
-          <w:p>
-            <w:pPr>
-              <w:spacing w:after="0"/>
-            </w:pPr>
-            <w:r/>
-            <w:r>
-              <w:rPr>
-                <w:rFonts w:ascii="맑은 고딕" w:hAnsi="맑은 고딕"/>
-                <w:b w:val="0"/>
-                <w:sz w:val="17"/>
-                <w:rFonts w:eastAsia="맑은 고딕"/>
-              </w:rPr>
-              <w:t>NFR-07 / NFR-09</w:t>
+              <w:t>NFR-11</w:t>
             </w:r>
           </w:p>
         </w:tc>
@@ -3169,7 +4054,7 @@
       <w:tr>
         <w:tc>
           <w:tcPr>
-            <w:tcW w:type="dxa" w:w="1645"/>
+            <w:tcW w:type="dxa" w:w="1440"/>
           </w:tcPr>
           <w:p>
             <w:pPr>
@@ -3183,7 +4068,7 @@
                 <w:sz w:val="17"/>
                 <w:rFonts w:eastAsia="맑은 고딕"/>
               </w:rPr>
-              <w:t>BO-SR-03</w:t>
+              <w:t>BO-NFR-03</w:t>
             </w:r>
           </w:p>
         </w:tc>
@@ -3203,7 +4088,27 @@
                 <w:sz w:val="17"/>
                 <w:rFonts w:eastAsia="맑은 고딕"/>
               </w:rPr>
-              <w:t>상담 초대토큰 발급 통제</w:t>
+              <w:t>비활성 처리의 가역성</w:t>
+            </w:r>
+          </w:p>
+        </w:tc>
+        <w:tc>
+          <w:tcPr>
+            <w:tcW w:type="dxa" w:w="1282"/>
+          </w:tcPr>
+          <w:p>
+            <w:pPr>
+              <w:spacing w:after="0"/>
+            </w:pPr>
+            <w:r/>
+            <w:r>
+              <w:rPr>
+                <w:rFonts w:ascii="맑은 고딕" w:hAnsi="맑은 고딕"/>
+                <w:b w:val="0"/>
+                <w:sz w:val="17"/>
+                <w:rFonts w:eastAsia="맑은 고딕"/>
+              </w:rPr>
+              <w:t>미사용 화면은 삭제가 아닌 플래그 처리로 비활성하여, 플래그 해제만으로 원복 가능해야 한다.</w:t>
             </w:r>
           </w:p>
         </w:tc>
@@ -3223,7 +4128,7 @@
                 <w:sz w:val="17"/>
                 <w:rFonts w:eastAsia="맑은 고딕"/>
               </w:rPr>
-              <w:t>담당자가 아닌 스태프의 게스트 초대토큰 발급에 대한 통제 수단이 있어야 한다.</w:t>
+              <w:t>H</w:t>
             </w:r>
           </w:p>
         </w:tc>
@@ -3243,7 +4148,7 @@
                 <w:sz w:val="17"/>
                 <w:rFonts w:eastAsia="맑은 고딕"/>
               </w:rPr>
-              <w:t>H</w:t>
+              <w:t>S1</w:t>
             </w:r>
           </w:p>
         </w:tc>
@@ -3263,27 +4168,7 @@
                 <w:sz w:val="17"/>
                 <w:rFonts w:eastAsia="맑은 고딕"/>
               </w:rPr>
-              <w:t>S2</w:t>
-            </w:r>
-          </w:p>
-        </w:tc>
-        <w:tc>
-          <w:tcPr>
-            <w:tcW w:type="dxa" w:w="1645"/>
-          </w:tcPr>
-          <w:p>
-            <w:pPr>
-              <w:spacing w:after="0"/>
-            </w:pPr>
-            <w:r/>
-            <w:r>
-              <w:rPr>
-                <w:rFonts w:ascii="맑은 고딕" w:hAnsi="맑은 고딕"/>
-                <w:b w:val="0"/>
-                <w:sz w:val="17"/>
-                <w:rFonts w:eastAsia="맑은 고딕"/>
-              </w:rPr>
-              <w:t>FR-03</w:t>
+              <w:t>NFR-12</w:t>
             </w:r>
           </w:p>
         </w:tc>
@@ -3291,7 +4176,7 @@
       <w:tr>
         <w:tc>
           <w:tcPr>
-            <w:tcW w:type="dxa" w:w="1645"/>
+            <w:tcW w:type="dxa" w:w="1440"/>
           </w:tcPr>
           <w:p>
             <w:pPr>
@@ -3305,7 +4190,7 @@
                 <w:sz w:val="17"/>
                 <w:rFonts w:eastAsia="맑은 고딕"/>
               </w:rPr>
-              <w:t>BO-SR-04</w:t>
+              <w:t>BO-NFR-04</w:t>
             </w:r>
           </w:p>
         </w:tc>
@@ -3325,7 +4210,27 @@
                 <w:sz w:val="17"/>
                 <w:rFonts w:eastAsia="맑은 고딕"/>
               </w:rPr>
-              <w:t>파트너 유형 분기 게이트</w:t>
+              <w:t>화면과 사용설명서의 동시 갱신</w:t>
+            </w:r>
+          </w:p>
+        </w:tc>
+        <w:tc>
+          <w:tcPr>
+            <w:tcW w:type="dxa" w:w="1282"/>
+          </w:tcPr>
+          <w:p>
+            <w:pPr>
+              <w:spacing w:after="0"/>
+            </w:pPr>
+            <w:r/>
+            <w:r>
+              <w:rPr>
+                <w:rFonts w:ascii="맑은 고딕" w:hAnsi="맑은 고딕"/>
+                <w:b w:val="0"/>
+                <w:sz w:val="17"/>
+                <w:rFonts w:eastAsia="맑은 고딕"/>
+              </w:rPr>
+              <w:t>백오피스 기능 변경 시 계층별 사용설명서를 동일 형상단위(PR)에서 갱신해야 한다.</w:t>
             </w:r>
           </w:p>
         </w:tc>
@@ -3345,7 +4250,7 @@
                 <w:sz w:val="17"/>
                 <w:rFonts w:eastAsia="맑은 고딕"/>
               </w:rPr>
-              <w:t>해외에이전시와 해외의료기관을 구분해야 하는 기능에서 유형 검증이 누락되지 않는 구조여야 한다.</w:t>
+              <w:t>M</w:t>
             </w:r>
           </w:p>
         </w:tc>
@@ -3365,7 +4270,7 @@
                 <w:sz w:val="17"/>
                 <w:rFonts w:eastAsia="맑은 고딕"/>
               </w:rPr>
-              <w:t>H</w:t>
+              <w:t>S1</w:t>
             </w:r>
           </w:p>
         </w:tc>
@@ -3385,27 +4290,7 @@
                 <w:sz w:val="17"/>
                 <w:rFonts w:eastAsia="맑은 고딕"/>
               </w:rPr>
-              <w:t>S2</w:t>
-            </w:r>
-          </w:p>
-        </w:tc>
-        <w:tc>
-          <w:tcPr>
-            <w:tcW w:type="dxa" w:w="1645"/>
-          </w:tcPr>
-          <w:p>
-            <w:pPr>
-              <w:spacing w:after="0"/>
-            </w:pPr>
-            <w:r/>
-            <w:r>
-              <w:rPr>
-                <w:rFonts w:ascii="맑은 고딕" w:hAnsi="맑은 고딕"/>
-                <w:b w:val="0"/>
-                <w:sz w:val="17"/>
-                <w:rFonts w:eastAsia="맑은 고딕"/>
-              </w:rPr>
-              <w:t>FR-02</w:t>
+              <w:t>NFR-20</w:t>
             </w:r>
           </w:p>
         </w:tc>
@@ -3413,7 +4298,7 @@
       <w:tr>
         <w:tc>
           <w:tcPr>
-            <w:tcW w:type="dxa" w:w="1645"/>
+            <w:tcW w:type="dxa" w:w="1440"/>
           </w:tcPr>
           <w:p>
             <w:pPr>
@@ -3427,7 +4312,7 @@
                 <w:sz w:val="17"/>
                 <w:rFonts w:eastAsia="맑은 고딕"/>
               </w:rPr>
-              <w:t>BO-SR-05</w:t>
+              <w:t>BO-NFR-05</w:t>
             </w:r>
           </w:p>
         </w:tc>
@@ -3447,7 +4332,27 @@
                 <w:sz w:val="17"/>
                 <w:rFonts w:eastAsia="맑은 고딕"/>
               </w:rPr>
-              <w:t>대시보드 API의 개인정보 미반환</w:t>
+              <w:t>판정 근거의 실측 원칙</w:t>
+            </w:r>
+          </w:p>
+        </w:tc>
+        <w:tc>
+          <w:tcPr>
+            <w:tcW w:type="dxa" w:w="1282"/>
+          </w:tcPr>
+          <w:p>
+            <w:pPr>
+              <w:spacing w:after="0"/>
+            </w:pPr>
+            <w:r/>
+            <w:r>
+              <w:rPr>
+                <w:rFonts w:ascii="맑은 고딕" w:hAnsi="맑은 고딕"/>
+                <w:b w:val="0"/>
+                <w:sz w:val="17"/>
+                <w:rFonts w:eastAsia="맑은 고딕"/>
+              </w:rPr>
+              <w:t>화면·기능의 존폐 판정은 추정이 아니라 소스코드 및 운영DB 실측 결과에 근거해야 한다.</w:t>
             </w:r>
           </w:p>
         </w:tc>
@@ -3467,7 +4372,7 @@
                 <w:sz w:val="17"/>
                 <w:rFonts w:eastAsia="맑은 고딕"/>
               </w:rPr>
-              <w:t>통합 대시보드 집계 API는 환자 개인정보(PII)를 응답에 포함하지 않아야 한다.</w:t>
+              <w:t>H</w:t>
             </w:r>
           </w:p>
         </w:tc>
@@ -3487,7 +4392,7 @@
                 <w:sz w:val="17"/>
                 <w:rFonts w:eastAsia="맑은 고딕"/>
               </w:rPr>
-              <w:t>H</w:t>
+              <w:t>S3</w:t>
             </w:r>
           </w:p>
         </w:tc>
@@ -3507,27 +4412,7 @@
                 <w:sz w:val="17"/>
                 <w:rFonts w:eastAsia="맑은 고딕"/>
               </w:rPr>
-              <w:t>S4</w:t>
-            </w:r>
-          </w:p>
-        </w:tc>
-        <w:tc>
-          <w:tcPr>
-            <w:tcW w:type="dxa" w:w="1645"/>
-          </w:tcPr>
-          <w:p>
-            <w:pPr>
-              <w:spacing w:after="0"/>
-            </w:pPr>
-            <w:r/>
-            <w:r>
-              <w:rPr>
-                <w:rFonts w:ascii="맑은 고딕" w:hAnsi="맑은 고딕"/>
-                <w:b w:val="0"/>
-                <w:sz w:val="17"/>
-                <w:rFonts w:eastAsia="맑은 고딕"/>
-              </w:rPr>
-              <w:t>NFR-05</w:t>
+              <w:t>NFR-18</w:t>
             </w:r>
           </w:p>
         </w:tc>
@@ -3535,7 +4420,7 @@
       <w:tr>
         <w:tc>
           <w:tcPr>
-            <w:tcW w:type="dxa" w:w="1645"/>
+            <w:tcW w:type="dxa" w:w="1440"/>
           </w:tcPr>
           <w:p>
             <w:pPr>
@@ -3549,7 +4434,7 @@
                 <w:sz w:val="17"/>
                 <w:rFonts w:eastAsia="맑은 고딕"/>
               </w:rPr>
-              <w:t>BO-SR-06</w:t>
+              <w:t>BO-NFR-06</w:t>
             </w:r>
           </w:p>
         </w:tc>
@@ -3569,7 +4454,27 @@
                 <w:sz w:val="17"/>
                 <w:rFonts w:eastAsia="맑은 고딕"/>
               </w:rPr>
-              <w:t>계정 비활성 킬스위치 전 계층 정합</w:t>
+              <w:t>단계별 독립 배포</w:t>
+            </w:r>
+          </w:p>
+        </w:tc>
+        <w:tc>
+          <w:tcPr>
+            <w:tcW w:type="dxa" w:w="1282"/>
+          </w:tcPr>
+          <w:p>
+            <w:pPr>
+              <w:spacing w:after="0"/>
+            </w:pPr>
+            <w:r/>
+            <w:r>
+              <w:rPr>
+                <w:rFonts w:ascii="맑은 고딕" w:hAnsi="맑은 고딕"/>
+                <w:b w:val="0"/>
+                <w:sz w:val="17"/>
+                <w:rFonts w:eastAsia="맑은 고딕"/>
+              </w:rPr>
+              <w:t>각 구현 단계는 독립 형상단위로 분리 배포하여 단계별 검증·원복이 가능해야 한다.</w:t>
             </w:r>
           </w:p>
         </w:tc>
@@ -3589,7 +4494,7 @@
                 <w:sz w:val="17"/>
                 <w:rFonts w:eastAsia="맑은 고딕"/>
               </w:rPr>
-              <w:t>계정 비활성 처리 시 계층과 무관하게 전 포털에서 즉시 차단되어야 한다.</w:t>
+              <w:t>H</w:t>
             </w:r>
           </w:p>
         </w:tc>
@@ -3609,7 +4514,7 @@
                 <w:sz w:val="17"/>
                 <w:rFonts w:eastAsia="맑은 고딕"/>
               </w:rPr>
-              <w:t>H</w:t>
+              <w:t>S1</w:t>
             </w:r>
           </w:p>
         </w:tc>
@@ -3629,32 +4534,34 @@
                 <w:sz w:val="17"/>
                 <w:rFonts w:eastAsia="맑은 고딕"/>
               </w:rPr>
-              <w:t>S2</w:t>
-            </w:r>
-          </w:p>
-        </w:tc>
-        <w:tc>
-          <w:tcPr>
-            <w:tcW w:type="dxa" w:w="1645"/>
-          </w:tcPr>
-          <w:p>
-            <w:pPr>
-              <w:spacing w:after="0"/>
-            </w:pPr>
-            <w:r/>
-            <w:r>
-              <w:rPr>
-                <w:rFonts w:ascii="맑은 고딕" w:hAnsi="맑은 고딕"/>
-                <w:b w:val="0"/>
-                <w:sz w:val="17"/>
-                <w:rFonts w:eastAsia="맑은 고딕"/>
-              </w:rPr>
-              <w:t>FR-02</w:t>
+              <w:t>NFR-11</w:t>
             </w:r>
           </w:p>
         </w:tc>
       </w:tr>
       <w:tr>
+        <w:tc>
+          <w:tcPr>
+            <w:tcW w:type="dxa" w:w="1440"/>
+            <w:shd w:val="clear" w:color="auto" w:fill="DDE9F2"/>
+            <w:shd w:val="clear" w:color="auto" w:fill="DDE9F2"/>
+          </w:tcPr>
+          <w:p>
+            <w:pPr>
+              <w:spacing w:after="0"/>
+            </w:pPr>
+            <w:r/>
+            <w:r>
+              <w:rPr>
+                <w:rFonts w:ascii="맑은 고딕" w:hAnsi="맑은 고딕"/>
+                <w:b/>
+                <w:sz w:val="17"/>
+                <w:rFonts w:eastAsia="맑은 고딕"/>
+              </w:rPr>
+              <w:t>— 과제 요건 (KHIDI) —</w:t>
+            </w:r>
+          </w:p>
+        </w:tc>
         <w:tc>
           <w:tcPr>
             <w:tcW w:type="dxa" w:w="1645"/>
@@ -3669,11 +4576,31 @@
             <w:r>
               <w:rPr>
                 <w:rFonts w:ascii="맑은 고딕" w:hAnsi="맑은 고딕"/>
-                <w:b/>
+                <w:b w:val="0"/>
                 <w:sz w:val="17"/>
                 <w:rFonts w:eastAsia="맑은 고딕"/>
               </w:rPr>
-              <w:t>— 비기능 요구사항 (Non-Functional) —</w:t>
+            </w:r>
+          </w:p>
+        </w:tc>
+        <w:tc>
+          <w:tcPr>
+            <w:tcW w:type="dxa" w:w="1282"/>
+            <w:shd w:val="clear" w:color="auto" w:fill="DDE9F2"/>
+            <w:shd w:val="clear" w:color="auto" w:fill="DDE9F2"/>
+          </w:tcPr>
+          <w:p>
+            <w:pPr>
+              <w:spacing w:after="0"/>
+            </w:pPr>
+            <w:r/>
+            <w:r>
+              <w:rPr>
+                <w:rFonts w:ascii="맑은 고딕" w:hAnsi="맑은 고딕"/>
+                <w:b w:val="0"/>
+                <w:sz w:val="17"/>
+                <w:rFonts w:eastAsia="맑은 고딕"/>
+              </w:rPr>
             </w:r>
           </w:p>
         </w:tc>
@@ -3740,53 +4667,11 @@
             </w:r>
           </w:p>
         </w:tc>
-        <w:tc>
-          <w:tcPr>
-            <w:tcW w:type="dxa" w:w="1645"/>
-            <w:shd w:val="clear" w:color="auto" w:fill="DDE9F2"/>
-            <w:shd w:val="clear" w:color="auto" w:fill="DDE9F2"/>
-          </w:tcPr>
-          <w:p>
-            <w:pPr>
-              <w:spacing w:after="0"/>
-            </w:pPr>
-            <w:r/>
-            <w:r>
-              <w:rPr>
-                <w:rFonts w:ascii="맑은 고딕" w:hAnsi="맑은 고딕"/>
-                <w:b w:val="0"/>
-                <w:sz w:val="17"/>
-                <w:rFonts w:eastAsia="맑은 고딕"/>
-              </w:rPr>
-            </w:r>
-          </w:p>
-        </w:tc>
-        <w:tc>
-          <w:tcPr>
-            <w:tcW w:type="dxa" w:w="1645"/>
-            <w:shd w:val="clear" w:color="auto" w:fill="DDE9F2"/>
-            <w:shd w:val="clear" w:color="auto" w:fill="DDE9F2"/>
-          </w:tcPr>
-          <w:p>
-            <w:pPr>
-              <w:spacing w:after="0"/>
-            </w:pPr>
-            <w:r/>
-            <w:r>
-              <w:rPr>
-                <w:rFonts w:ascii="맑은 고딕" w:hAnsi="맑은 고딕"/>
-                <w:b w:val="0"/>
-                <w:sz w:val="17"/>
-                <w:rFonts w:eastAsia="맑은 고딕"/>
-              </w:rPr>
-            </w:r>
-          </w:p>
-        </w:tc>
       </w:tr>
       <w:tr>
         <w:tc>
           <w:tcPr>
-            <w:tcW w:type="dxa" w:w="1645"/>
+            <w:tcW w:type="dxa" w:w="1440"/>
           </w:tcPr>
           <w:p>
             <w:pPr>
@@ -3800,7 +4685,7 @@
                 <w:sz w:val="17"/>
                 <w:rFonts w:eastAsia="맑은 고딕"/>
               </w:rPr>
-              <w:t>BO-NFR-01</w:t>
+              <w:t>BO-KR-01</w:t>
             </w:r>
           </w:p>
         </w:tc>
@@ -3820,7 +4705,27 @@
                 <w:sz w:val="17"/>
                 <w:rFonts w:eastAsia="맑은 고딕"/>
               </w:rPr>
-              <w:t>화면 재사용 표준화</w:t>
+              <w:t>ICT 기반 관리체계 구축 증빙</w:t>
+            </w:r>
+          </w:p>
+        </w:tc>
+        <w:tc>
+          <w:tcPr>
+            <w:tcW w:type="dxa" w:w="1282"/>
+          </w:tcPr>
+          <w:p>
+            <w:pPr>
+              <w:spacing w:after="0"/>
+            </w:pPr>
+            <w:r/>
+            <w:r>
+              <w:rPr>
+                <w:rFonts w:ascii="맑은 고딕" w:hAnsi="맑은 고딕"/>
+                <w:b w:val="0"/>
+                <w:sz w:val="17"/>
+                <w:rFonts w:eastAsia="맑은 고딕"/>
+              </w:rPr>
+              <w:t>재설계 결과가 공고 정성지표「ICT 기반 외국인환자 관리 체계 구축」의 증빙자료로 사용 가능해야 한다.</w:t>
             </w:r>
           </w:p>
         </w:tc>
@@ -3840,7 +4745,7 @@
                 <w:sz w:val="17"/>
                 <w:rFonts w:eastAsia="맑은 고딕"/>
               </w:rPr>
-              <w:t>계층 간 동일 기능은 화면을 복제하지 않고 재사용(re-export)하여 화면 불일치(drift) 발생을 구조적으로 차단해야 한다.</w:t>
+              <w:t>H</w:t>
             </w:r>
           </w:p>
         </w:tc>
@@ -3860,7 +4765,7 @@
                 <w:sz w:val="17"/>
                 <w:rFonts w:eastAsia="맑은 고딕"/>
               </w:rPr>
-              <w:t>H</w:t>
+              <w:t>S5</w:t>
             </w:r>
           </w:p>
         </w:tc>
@@ -3880,27 +4785,7 @@
                 <w:sz w:val="17"/>
                 <w:rFonts w:eastAsia="맑은 고딕"/>
               </w:rPr>
-              <w:t>S2</w:t>
-            </w:r>
-          </w:p>
-        </w:tc>
-        <w:tc>
-          <w:tcPr>
-            <w:tcW w:type="dxa" w:w="1645"/>
-          </w:tcPr>
-          <w:p>
-            <w:pPr>
-              <w:spacing w:after="0"/>
-            </w:pPr>
-            <w:r/>
-            <w:r>
-              <w:rPr>
-                <w:rFonts w:ascii="맑은 고딕" w:hAnsi="맑은 고딕"/>
-                <w:b w:val="0"/>
-                <w:sz w:val="17"/>
-                <w:rFonts w:eastAsia="맑은 고딕"/>
-              </w:rPr>
-              <w:t>NFR-17</w:t>
+              <w:t>NFR-23</w:t>
             </w:r>
           </w:p>
         </w:tc>
@@ -3908,7 +4793,7 @@
       <w:tr>
         <w:tc>
           <w:tcPr>
-            <w:tcW w:type="dxa" w:w="1645"/>
+            <w:tcW w:type="dxa" w:w="1440"/>
           </w:tcPr>
           <w:p>
             <w:pPr>
@@ -3922,7 +4807,7 @@
                 <w:sz w:val="17"/>
                 <w:rFonts w:eastAsia="맑은 고딕"/>
               </w:rPr>
-              <w:t>BO-NFR-02</w:t>
+              <w:t>BO-KR-02</w:t>
             </w:r>
           </w:p>
         </w:tc>
@@ -3942,874 +4827,13 @@
                 <w:sz w:val="17"/>
                 <w:rFonts w:eastAsia="맑은 고딕"/>
               </w:rPr>
-              <w:t>신규 테이블 미생성</w:t>
-            </w:r>
-          </w:p>
-        </w:tc>
-        <w:tc>
-          <w:tcPr>
-            <w:tcW w:type="dxa" w:w="1645"/>
-          </w:tcPr>
-          <w:p>
-            <w:pPr>
-              <w:spacing w:after="0"/>
-            </w:pPr>
-            <w:r/>
-            <w:r>
-              <w:rPr>
-                <w:rFonts w:ascii="맑은 고딕" w:hAnsi="맑은 고딕"/>
-                <w:b w:val="0"/>
-                <w:sz w:val="17"/>
-                <w:rFonts w:eastAsia="맑은 고딕"/>
-              </w:rPr>
-              <w:t>재설계 과정에서 신규 테이블을 만들지 않고 기존 도메인 테이블 집계만으로 구현해야 한다(운영 부담·비용 억제).</w:t>
-            </w:r>
-          </w:p>
-        </w:tc>
-        <w:tc>
-          <w:tcPr>
-            <w:tcW w:type="dxa" w:w="1645"/>
-          </w:tcPr>
-          <w:p>
-            <w:pPr>
-              <w:spacing w:after="0"/>
-            </w:pPr>
-            <w:r/>
-            <w:r>
-              <w:rPr>
-                <w:rFonts w:ascii="맑은 고딕" w:hAnsi="맑은 고딕"/>
-                <w:b w:val="0"/>
-                <w:sz w:val="17"/>
-                <w:rFonts w:eastAsia="맑은 고딕"/>
-              </w:rPr>
-              <w:t>M</w:t>
-            </w:r>
-          </w:p>
-        </w:tc>
-        <w:tc>
-          <w:tcPr>
-            <w:tcW w:type="dxa" w:w="1645"/>
-          </w:tcPr>
-          <w:p>
-            <w:pPr>
-              <w:spacing w:after="0"/>
-            </w:pPr>
-            <w:r/>
-            <w:r>
-              <w:rPr>
-                <w:rFonts w:ascii="맑은 고딕" w:hAnsi="맑은 고딕"/>
-                <w:b w:val="0"/>
-                <w:sz w:val="17"/>
-                <w:rFonts w:eastAsia="맑은 고딕"/>
-              </w:rPr>
-              <w:t>S1</w:t>
-            </w:r>
-          </w:p>
-        </w:tc>
-        <w:tc>
-          <w:tcPr>
-            <w:tcW w:type="dxa" w:w="1645"/>
-          </w:tcPr>
-          <w:p>
-            <w:pPr>
-              <w:spacing w:after="0"/>
-            </w:pPr>
-            <w:r/>
-            <w:r>
-              <w:rPr>
-                <w:rFonts w:ascii="맑은 고딕" w:hAnsi="맑은 고딕"/>
-                <w:b w:val="0"/>
-                <w:sz w:val="17"/>
-                <w:rFonts w:eastAsia="맑은 고딕"/>
-              </w:rPr>
-              <w:t>NFR-11</w:t>
-            </w:r>
-          </w:p>
-        </w:tc>
-      </w:tr>
-      <w:tr>
-        <w:tc>
-          <w:tcPr>
-            <w:tcW w:type="dxa" w:w="1645"/>
-          </w:tcPr>
-          <w:p>
-            <w:pPr>
-              <w:spacing w:after="0"/>
-            </w:pPr>
-            <w:r/>
-            <w:r>
-              <w:rPr>
-                <w:rFonts w:ascii="맑은 고딕" w:hAnsi="맑은 고딕"/>
-                <w:b/>
-                <w:sz w:val="17"/>
-                <w:rFonts w:eastAsia="맑은 고딕"/>
-              </w:rPr>
-              <w:t>BO-NFR-03</w:t>
-            </w:r>
-          </w:p>
-        </w:tc>
-        <w:tc>
-          <w:tcPr>
-            <w:tcW w:type="dxa" w:w="1645"/>
-          </w:tcPr>
-          <w:p>
-            <w:pPr>
-              <w:spacing w:after="0"/>
-            </w:pPr>
-            <w:r/>
-            <w:r>
-              <w:rPr>
-                <w:rFonts w:ascii="맑은 고딕" w:hAnsi="맑은 고딕"/>
-                <w:b w:val="0"/>
-                <w:sz w:val="17"/>
-                <w:rFonts w:eastAsia="맑은 고딕"/>
-              </w:rPr>
-              <w:t>비활성 처리의 가역성</w:t>
-            </w:r>
-          </w:p>
-        </w:tc>
-        <w:tc>
-          <w:tcPr>
-            <w:tcW w:type="dxa" w:w="1645"/>
-          </w:tcPr>
-          <w:p>
-            <w:pPr>
-              <w:spacing w:after="0"/>
-            </w:pPr>
-            <w:r/>
-            <w:r>
-              <w:rPr>
-                <w:rFonts w:ascii="맑은 고딕" w:hAnsi="맑은 고딕"/>
-                <w:b w:val="0"/>
-                <w:sz w:val="17"/>
-                <w:rFonts w:eastAsia="맑은 고딕"/>
-              </w:rPr>
-              <w:t>미사용 화면은 삭제가 아닌 플래그 처리로 비활성하여, 플래그 해제만으로 원복 가능해야 한다.</w:t>
-            </w:r>
-          </w:p>
-        </w:tc>
-        <w:tc>
-          <w:tcPr>
-            <w:tcW w:type="dxa" w:w="1645"/>
-          </w:tcPr>
-          <w:p>
-            <w:pPr>
-              <w:spacing w:after="0"/>
-            </w:pPr>
-            <w:r/>
-            <w:r>
-              <w:rPr>
-                <w:rFonts w:ascii="맑은 고딕" w:hAnsi="맑은 고딕"/>
-                <w:b w:val="0"/>
-                <w:sz w:val="17"/>
-                <w:rFonts w:eastAsia="맑은 고딕"/>
-              </w:rPr>
-              <w:t>H</w:t>
-            </w:r>
-          </w:p>
-        </w:tc>
-        <w:tc>
-          <w:tcPr>
-            <w:tcW w:type="dxa" w:w="1645"/>
-          </w:tcPr>
-          <w:p>
-            <w:pPr>
-              <w:spacing w:after="0"/>
-            </w:pPr>
-            <w:r/>
-            <w:r>
-              <w:rPr>
-                <w:rFonts w:ascii="맑은 고딕" w:hAnsi="맑은 고딕"/>
-                <w:b w:val="0"/>
-                <w:sz w:val="17"/>
-                <w:rFonts w:eastAsia="맑은 고딕"/>
-              </w:rPr>
-              <w:t>S1</w:t>
-            </w:r>
-          </w:p>
-        </w:tc>
-        <w:tc>
-          <w:tcPr>
-            <w:tcW w:type="dxa" w:w="1645"/>
-          </w:tcPr>
-          <w:p>
-            <w:pPr>
-              <w:spacing w:after="0"/>
-            </w:pPr>
-            <w:r/>
-            <w:r>
-              <w:rPr>
-                <w:rFonts w:ascii="맑은 고딕" w:hAnsi="맑은 고딕"/>
-                <w:b w:val="0"/>
-                <w:sz w:val="17"/>
-                <w:rFonts w:eastAsia="맑은 고딕"/>
-              </w:rPr>
-              <w:t>NFR-12</w:t>
-            </w:r>
-          </w:p>
-        </w:tc>
-      </w:tr>
-      <w:tr>
-        <w:tc>
-          <w:tcPr>
-            <w:tcW w:type="dxa" w:w="1645"/>
-          </w:tcPr>
-          <w:p>
-            <w:pPr>
-              <w:spacing w:after="0"/>
-            </w:pPr>
-            <w:r/>
-            <w:r>
-              <w:rPr>
-                <w:rFonts w:ascii="맑은 고딕" w:hAnsi="맑은 고딕"/>
-                <w:b/>
-                <w:sz w:val="17"/>
-                <w:rFonts w:eastAsia="맑은 고딕"/>
-              </w:rPr>
-              <w:t>BO-NFR-04</w:t>
-            </w:r>
-          </w:p>
-        </w:tc>
-        <w:tc>
-          <w:tcPr>
-            <w:tcW w:type="dxa" w:w="1645"/>
-          </w:tcPr>
-          <w:p>
-            <w:pPr>
-              <w:spacing w:after="0"/>
-            </w:pPr>
-            <w:r/>
-            <w:r>
-              <w:rPr>
-                <w:rFonts w:ascii="맑은 고딕" w:hAnsi="맑은 고딕"/>
-                <w:b w:val="0"/>
-                <w:sz w:val="17"/>
-                <w:rFonts w:eastAsia="맑은 고딕"/>
-              </w:rPr>
-              <w:t>화면과 사용설명서의 동시 갱신</w:t>
-            </w:r>
-          </w:p>
-        </w:tc>
-        <w:tc>
-          <w:tcPr>
-            <w:tcW w:type="dxa" w:w="1645"/>
-          </w:tcPr>
-          <w:p>
-            <w:pPr>
-              <w:spacing w:after="0"/>
-            </w:pPr>
-            <w:r/>
-            <w:r>
-              <w:rPr>
-                <w:rFonts w:ascii="맑은 고딕" w:hAnsi="맑은 고딕"/>
-                <w:b w:val="0"/>
-                <w:sz w:val="17"/>
-                <w:rFonts w:eastAsia="맑은 고딕"/>
-              </w:rPr>
-              <w:t>백오피스 기능 변경 시 계층별 사용설명서를 동일 형상단위(PR)에서 갱신해야 한다.</w:t>
-            </w:r>
-          </w:p>
-        </w:tc>
-        <w:tc>
-          <w:tcPr>
-            <w:tcW w:type="dxa" w:w="1645"/>
-          </w:tcPr>
-          <w:p>
-            <w:pPr>
-              <w:spacing w:after="0"/>
-            </w:pPr>
-            <w:r/>
-            <w:r>
-              <w:rPr>
-                <w:rFonts w:ascii="맑은 고딕" w:hAnsi="맑은 고딕"/>
-                <w:b w:val="0"/>
-                <w:sz w:val="17"/>
-                <w:rFonts w:eastAsia="맑은 고딕"/>
-              </w:rPr>
-              <w:t>M</w:t>
-            </w:r>
-          </w:p>
-        </w:tc>
-        <w:tc>
-          <w:tcPr>
-            <w:tcW w:type="dxa" w:w="1645"/>
-          </w:tcPr>
-          <w:p>
-            <w:pPr>
-              <w:spacing w:after="0"/>
-            </w:pPr>
-            <w:r/>
-            <w:r>
-              <w:rPr>
-                <w:rFonts w:ascii="맑은 고딕" w:hAnsi="맑은 고딕"/>
-                <w:b w:val="0"/>
-                <w:sz w:val="17"/>
-                <w:rFonts w:eastAsia="맑은 고딕"/>
-              </w:rPr>
-              <w:t>S1</w:t>
-            </w:r>
-          </w:p>
-        </w:tc>
-        <w:tc>
-          <w:tcPr>
-            <w:tcW w:type="dxa" w:w="1645"/>
-          </w:tcPr>
-          <w:p>
-            <w:pPr>
-              <w:spacing w:after="0"/>
-            </w:pPr>
-            <w:r/>
-            <w:r>
-              <w:rPr>
-                <w:rFonts w:ascii="맑은 고딕" w:hAnsi="맑은 고딕"/>
-                <w:b w:val="0"/>
-                <w:sz w:val="17"/>
-                <w:rFonts w:eastAsia="맑은 고딕"/>
-              </w:rPr>
-              <w:t>NFR-20</w:t>
-            </w:r>
-          </w:p>
-        </w:tc>
-      </w:tr>
-      <w:tr>
-        <w:tc>
-          <w:tcPr>
-            <w:tcW w:type="dxa" w:w="1645"/>
-          </w:tcPr>
-          <w:p>
-            <w:pPr>
-              <w:spacing w:after="0"/>
-            </w:pPr>
-            <w:r/>
-            <w:r>
-              <w:rPr>
-                <w:rFonts w:ascii="맑은 고딕" w:hAnsi="맑은 고딕"/>
-                <w:b/>
-                <w:sz w:val="17"/>
-                <w:rFonts w:eastAsia="맑은 고딕"/>
-              </w:rPr>
-              <w:t>BO-NFR-05</w:t>
-            </w:r>
-          </w:p>
-        </w:tc>
-        <w:tc>
-          <w:tcPr>
-            <w:tcW w:type="dxa" w:w="1645"/>
-          </w:tcPr>
-          <w:p>
-            <w:pPr>
-              <w:spacing w:after="0"/>
-            </w:pPr>
-            <w:r/>
-            <w:r>
-              <w:rPr>
-                <w:rFonts w:ascii="맑은 고딕" w:hAnsi="맑은 고딕"/>
-                <w:b w:val="0"/>
-                <w:sz w:val="17"/>
-                <w:rFonts w:eastAsia="맑은 고딕"/>
-              </w:rPr>
-              <w:t>판정 근거의 실측 원칙</w:t>
-            </w:r>
-          </w:p>
-        </w:tc>
-        <w:tc>
-          <w:tcPr>
-            <w:tcW w:type="dxa" w:w="1645"/>
-          </w:tcPr>
-          <w:p>
-            <w:pPr>
-              <w:spacing w:after="0"/>
-            </w:pPr>
-            <w:r/>
-            <w:r>
-              <w:rPr>
-                <w:rFonts w:ascii="맑은 고딕" w:hAnsi="맑은 고딕"/>
-                <w:b w:val="0"/>
-                <w:sz w:val="17"/>
-                <w:rFonts w:eastAsia="맑은 고딕"/>
-              </w:rPr>
-              <w:t>화면·기능의 존폐 판정은 추정이 아니라 소스코드 및 운영DB 실측 결과에 근거해야 한다.</w:t>
-            </w:r>
-          </w:p>
-        </w:tc>
-        <w:tc>
-          <w:tcPr>
-            <w:tcW w:type="dxa" w:w="1645"/>
-          </w:tcPr>
-          <w:p>
-            <w:pPr>
-              <w:spacing w:after="0"/>
-            </w:pPr>
-            <w:r/>
-            <w:r>
-              <w:rPr>
-                <w:rFonts w:ascii="맑은 고딕" w:hAnsi="맑은 고딕"/>
-                <w:b w:val="0"/>
-                <w:sz w:val="17"/>
-                <w:rFonts w:eastAsia="맑은 고딕"/>
-              </w:rPr>
-              <w:t>H</w:t>
-            </w:r>
-          </w:p>
-        </w:tc>
-        <w:tc>
-          <w:tcPr>
-            <w:tcW w:type="dxa" w:w="1645"/>
-          </w:tcPr>
-          <w:p>
-            <w:pPr>
-              <w:spacing w:after="0"/>
-            </w:pPr>
-            <w:r/>
-            <w:r>
-              <w:rPr>
-                <w:rFonts w:ascii="맑은 고딕" w:hAnsi="맑은 고딕"/>
-                <w:b w:val="0"/>
-                <w:sz w:val="17"/>
-                <w:rFonts w:eastAsia="맑은 고딕"/>
-              </w:rPr>
-              <w:t>S3</w:t>
-            </w:r>
-          </w:p>
-        </w:tc>
-        <w:tc>
-          <w:tcPr>
-            <w:tcW w:type="dxa" w:w="1645"/>
-          </w:tcPr>
-          <w:p>
-            <w:pPr>
-              <w:spacing w:after="0"/>
-            </w:pPr>
-            <w:r/>
-            <w:r>
-              <w:rPr>
-                <w:rFonts w:ascii="맑은 고딕" w:hAnsi="맑은 고딕"/>
-                <w:b w:val="0"/>
-                <w:sz w:val="17"/>
-                <w:rFonts w:eastAsia="맑은 고딕"/>
-              </w:rPr>
-              <w:t>NFR-18</w:t>
-            </w:r>
-          </w:p>
-        </w:tc>
-      </w:tr>
-      <w:tr>
-        <w:tc>
-          <w:tcPr>
-            <w:tcW w:type="dxa" w:w="1645"/>
-          </w:tcPr>
-          <w:p>
-            <w:pPr>
-              <w:spacing w:after="0"/>
-            </w:pPr>
-            <w:r/>
-            <w:r>
-              <w:rPr>
-                <w:rFonts w:ascii="맑은 고딕" w:hAnsi="맑은 고딕"/>
-                <w:b/>
-                <w:sz w:val="17"/>
-                <w:rFonts w:eastAsia="맑은 고딕"/>
-              </w:rPr>
-              <w:t>BO-NFR-06</w:t>
-            </w:r>
-          </w:p>
-        </w:tc>
-        <w:tc>
-          <w:tcPr>
-            <w:tcW w:type="dxa" w:w="1645"/>
-          </w:tcPr>
-          <w:p>
-            <w:pPr>
-              <w:spacing w:after="0"/>
-            </w:pPr>
-            <w:r/>
-            <w:r>
-              <w:rPr>
-                <w:rFonts w:ascii="맑은 고딕" w:hAnsi="맑은 고딕"/>
-                <w:b w:val="0"/>
-                <w:sz w:val="17"/>
-                <w:rFonts w:eastAsia="맑은 고딕"/>
-              </w:rPr>
-              <w:t>단계별 독립 배포</w:t>
-            </w:r>
-          </w:p>
-        </w:tc>
-        <w:tc>
-          <w:tcPr>
-            <w:tcW w:type="dxa" w:w="1645"/>
-          </w:tcPr>
-          <w:p>
-            <w:pPr>
-              <w:spacing w:after="0"/>
-            </w:pPr>
-            <w:r/>
-            <w:r>
-              <w:rPr>
-                <w:rFonts w:ascii="맑은 고딕" w:hAnsi="맑은 고딕"/>
-                <w:b w:val="0"/>
-                <w:sz w:val="17"/>
-                <w:rFonts w:eastAsia="맑은 고딕"/>
-              </w:rPr>
-              <w:t>각 구현 단계는 독립 형상단위로 분리 배포하여 단계별 검증·원복이 가능해야 한다.</w:t>
-            </w:r>
-          </w:p>
-        </w:tc>
-        <w:tc>
-          <w:tcPr>
-            <w:tcW w:type="dxa" w:w="1645"/>
-          </w:tcPr>
-          <w:p>
-            <w:pPr>
-              <w:spacing w:after="0"/>
-            </w:pPr>
-            <w:r/>
-            <w:r>
-              <w:rPr>
-                <w:rFonts w:ascii="맑은 고딕" w:hAnsi="맑은 고딕"/>
-                <w:b w:val="0"/>
-                <w:sz w:val="17"/>
-                <w:rFonts w:eastAsia="맑은 고딕"/>
-              </w:rPr>
-              <w:t>H</w:t>
-            </w:r>
-          </w:p>
-        </w:tc>
-        <w:tc>
-          <w:tcPr>
-            <w:tcW w:type="dxa" w:w="1645"/>
-          </w:tcPr>
-          <w:p>
-            <w:pPr>
-              <w:spacing w:after="0"/>
-            </w:pPr>
-            <w:r/>
-            <w:r>
-              <w:rPr>
-                <w:rFonts w:ascii="맑은 고딕" w:hAnsi="맑은 고딕"/>
-                <w:b w:val="0"/>
-                <w:sz w:val="17"/>
-                <w:rFonts w:eastAsia="맑은 고딕"/>
-              </w:rPr>
-              <w:t>S1</w:t>
-            </w:r>
-          </w:p>
-        </w:tc>
-        <w:tc>
-          <w:tcPr>
-            <w:tcW w:type="dxa" w:w="1645"/>
-          </w:tcPr>
-          <w:p>
-            <w:pPr>
-              <w:spacing w:after="0"/>
-            </w:pPr>
-            <w:r/>
-            <w:r>
-              <w:rPr>
-                <w:rFonts w:ascii="맑은 고딕" w:hAnsi="맑은 고딕"/>
-                <w:b w:val="0"/>
-                <w:sz w:val="17"/>
-                <w:rFonts w:eastAsia="맑은 고딕"/>
-              </w:rPr>
-              <w:t>NFR-11</w:t>
-            </w:r>
-          </w:p>
-        </w:tc>
-      </w:tr>
-      <w:tr>
-        <w:tc>
-          <w:tcPr>
-            <w:tcW w:type="dxa" w:w="1645"/>
-            <w:shd w:val="clear" w:color="auto" w:fill="DDE9F2"/>
-            <w:shd w:val="clear" w:color="auto" w:fill="DDE9F2"/>
-          </w:tcPr>
-          <w:p>
-            <w:pPr>
-              <w:spacing w:after="0"/>
-            </w:pPr>
-            <w:r/>
-            <w:r>
-              <w:rPr>
-                <w:rFonts w:ascii="맑은 고딕" w:hAnsi="맑은 고딕"/>
-                <w:b/>
-                <w:sz w:val="17"/>
-                <w:rFonts w:eastAsia="맑은 고딕"/>
-              </w:rPr>
-              <w:t>— 과제 요건 (KHIDI) —</w:t>
-            </w:r>
-          </w:p>
-        </w:tc>
-        <w:tc>
-          <w:tcPr>
-            <w:tcW w:type="dxa" w:w="1645"/>
-            <w:shd w:val="clear" w:color="auto" w:fill="DDE9F2"/>
-            <w:shd w:val="clear" w:color="auto" w:fill="DDE9F2"/>
-          </w:tcPr>
-          <w:p>
-            <w:pPr>
-              <w:spacing w:after="0"/>
-            </w:pPr>
-            <w:r/>
-            <w:r>
-              <w:rPr>
-                <w:rFonts w:ascii="맑은 고딕" w:hAnsi="맑은 고딕"/>
-                <w:b w:val="0"/>
-                <w:sz w:val="17"/>
-                <w:rFonts w:eastAsia="맑은 고딕"/>
-              </w:rPr>
-            </w:r>
-          </w:p>
-        </w:tc>
-        <w:tc>
-          <w:tcPr>
-            <w:tcW w:type="dxa" w:w="1645"/>
-            <w:shd w:val="clear" w:color="auto" w:fill="DDE9F2"/>
-            <w:shd w:val="clear" w:color="auto" w:fill="DDE9F2"/>
-          </w:tcPr>
-          <w:p>
-            <w:pPr>
-              <w:spacing w:after="0"/>
-            </w:pPr>
-            <w:r/>
-            <w:r>
-              <w:rPr>
-                <w:rFonts w:ascii="맑은 고딕" w:hAnsi="맑은 고딕"/>
-                <w:b w:val="0"/>
-                <w:sz w:val="17"/>
-                <w:rFonts w:eastAsia="맑은 고딕"/>
-              </w:rPr>
-            </w:r>
-          </w:p>
-        </w:tc>
-        <w:tc>
-          <w:tcPr>
-            <w:tcW w:type="dxa" w:w="1645"/>
-            <w:shd w:val="clear" w:color="auto" w:fill="DDE9F2"/>
-            <w:shd w:val="clear" w:color="auto" w:fill="DDE9F2"/>
-          </w:tcPr>
-          <w:p>
-            <w:pPr>
-              <w:spacing w:after="0"/>
-            </w:pPr>
-            <w:r/>
-            <w:r>
-              <w:rPr>
-                <w:rFonts w:ascii="맑은 고딕" w:hAnsi="맑은 고딕"/>
-                <w:b w:val="0"/>
-                <w:sz w:val="17"/>
-                <w:rFonts w:eastAsia="맑은 고딕"/>
-              </w:rPr>
-            </w:r>
-          </w:p>
-        </w:tc>
-        <w:tc>
-          <w:tcPr>
-            <w:tcW w:type="dxa" w:w="1645"/>
-            <w:shd w:val="clear" w:color="auto" w:fill="DDE9F2"/>
-            <w:shd w:val="clear" w:color="auto" w:fill="DDE9F2"/>
-          </w:tcPr>
-          <w:p>
-            <w:pPr>
-              <w:spacing w:after="0"/>
-            </w:pPr>
-            <w:r/>
-            <w:r>
-              <w:rPr>
-                <w:rFonts w:ascii="맑은 고딕" w:hAnsi="맑은 고딕"/>
-                <w:b w:val="0"/>
-                <w:sz w:val="17"/>
-                <w:rFonts w:eastAsia="맑은 고딕"/>
-              </w:rPr>
-            </w:r>
-          </w:p>
-        </w:tc>
-        <w:tc>
-          <w:tcPr>
-            <w:tcW w:type="dxa" w:w="1645"/>
-            <w:shd w:val="clear" w:color="auto" w:fill="DDE9F2"/>
-            <w:shd w:val="clear" w:color="auto" w:fill="DDE9F2"/>
-          </w:tcPr>
-          <w:p>
-            <w:pPr>
-              <w:spacing w:after="0"/>
-            </w:pPr>
-            <w:r/>
-            <w:r>
-              <w:rPr>
-                <w:rFonts w:ascii="맑은 고딕" w:hAnsi="맑은 고딕"/>
-                <w:b w:val="0"/>
-                <w:sz w:val="17"/>
-                <w:rFonts w:eastAsia="맑은 고딕"/>
-              </w:rPr>
-            </w:r>
-          </w:p>
-        </w:tc>
-      </w:tr>
-      <w:tr>
-        <w:tc>
-          <w:tcPr>
-            <w:tcW w:type="dxa" w:w="1645"/>
-          </w:tcPr>
-          <w:p>
-            <w:pPr>
-              <w:spacing w:after="0"/>
-            </w:pPr>
-            <w:r/>
-            <w:r>
-              <w:rPr>
-                <w:rFonts w:ascii="맑은 고딕" w:hAnsi="맑은 고딕"/>
-                <w:b/>
-                <w:sz w:val="17"/>
-                <w:rFonts w:eastAsia="맑은 고딕"/>
-              </w:rPr>
-              <w:t>BO-KR-01</w:t>
-            </w:r>
-          </w:p>
-        </w:tc>
-        <w:tc>
-          <w:tcPr>
-            <w:tcW w:type="dxa" w:w="1645"/>
-          </w:tcPr>
-          <w:p>
-            <w:pPr>
-              <w:spacing w:after="0"/>
-            </w:pPr>
-            <w:r/>
-            <w:r>
-              <w:rPr>
-                <w:rFonts w:ascii="맑은 고딕" w:hAnsi="맑은 고딕"/>
-                <w:b w:val="0"/>
-                <w:sz w:val="17"/>
-                <w:rFonts w:eastAsia="맑은 고딕"/>
-              </w:rPr>
-              <w:t>ICT 기반 관리체계 구축 증빙</w:t>
-            </w:r>
-          </w:p>
-        </w:tc>
-        <w:tc>
-          <w:tcPr>
-            <w:tcW w:type="dxa" w:w="1645"/>
-          </w:tcPr>
-          <w:p>
-            <w:pPr>
-              <w:spacing w:after="0"/>
-            </w:pPr>
-            <w:r/>
-            <w:r>
-              <w:rPr>
-                <w:rFonts w:ascii="맑은 고딕" w:hAnsi="맑은 고딕"/>
-                <w:b w:val="0"/>
-                <w:sz w:val="17"/>
-                <w:rFonts w:eastAsia="맑은 고딕"/>
-              </w:rPr>
-              <w:t>재설계 결과가 공고 정성지표「ICT 기반 외국인환자 관리 체계 구축」의 증빙자료로 사용 가능해야 한다.</w:t>
-            </w:r>
-          </w:p>
-        </w:tc>
-        <w:tc>
-          <w:tcPr>
-            <w:tcW w:type="dxa" w:w="1645"/>
-          </w:tcPr>
-          <w:p>
-            <w:pPr>
-              <w:spacing w:after="0"/>
-            </w:pPr>
-            <w:r/>
-            <w:r>
-              <w:rPr>
-                <w:rFonts w:ascii="맑은 고딕" w:hAnsi="맑은 고딕"/>
-                <w:b w:val="0"/>
-                <w:sz w:val="17"/>
-                <w:rFonts w:eastAsia="맑은 고딕"/>
-              </w:rPr>
-              <w:t>H</w:t>
-            </w:r>
-          </w:p>
-        </w:tc>
-        <w:tc>
-          <w:tcPr>
-            <w:tcW w:type="dxa" w:w="1645"/>
-          </w:tcPr>
-          <w:p>
-            <w:pPr>
-              <w:spacing w:after="0"/>
-            </w:pPr>
-            <w:r/>
-            <w:r>
-              <w:rPr>
-                <w:rFonts w:ascii="맑은 고딕" w:hAnsi="맑은 고딕"/>
-                <w:b w:val="0"/>
-                <w:sz w:val="17"/>
-                <w:rFonts w:eastAsia="맑은 고딕"/>
-              </w:rPr>
-              <w:t>S5</w:t>
-            </w:r>
-          </w:p>
-        </w:tc>
-        <w:tc>
-          <w:tcPr>
-            <w:tcW w:type="dxa" w:w="1645"/>
-          </w:tcPr>
-          <w:p>
-            <w:pPr>
-              <w:spacing w:after="0"/>
-            </w:pPr>
-            <w:r/>
-            <w:r>
-              <w:rPr>
-                <w:rFonts w:ascii="맑은 고딕" w:hAnsi="맑은 고딕"/>
-                <w:b w:val="0"/>
-                <w:sz w:val="17"/>
-                <w:rFonts w:eastAsia="맑은 고딕"/>
-              </w:rPr>
-              <w:t>NFR-23</w:t>
-            </w:r>
-          </w:p>
-        </w:tc>
-      </w:tr>
-      <w:tr>
-        <w:tc>
-          <w:tcPr>
-            <w:tcW w:type="dxa" w:w="1645"/>
-          </w:tcPr>
-          <w:p>
-            <w:pPr>
-              <w:spacing w:after="0"/>
-            </w:pPr>
-            <w:r/>
-            <w:r>
-              <w:rPr>
-                <w:rFonts w:ascii="맑은 고딕" w:hAnsi="맑은 고딕"/>
-                <w:b/>
-                <w:sz w:val="17"/>
-                <w:rFonts w:eastAsia="맑은 고딕"/>
-              </w:rPr>
-              <w:t>BO-KR-02</w:t>
-            </w:r>
-          </w:p>
-        </w:tc>
-        <w:tc>
-          <w:tcPr>
-            <w:tcW w:type="dxa" w:w="1645"/>
-          </w:tcPr>
-          <w:p>
-            <w:pPr>
-              <w:spacing w:after="0"/>
-            </w:pPr>
-            <w:r/>
-            <w:r>
-              <w:rPr>
-                <w:rFonts w:ascii="맑은 고딕" w:hAnsi="맑은 고딕"/>
-                <w:b w:val="0"/>
-                <w:sz w:val="17"/>
-                <w:rFonts w:eastAsia="맑은 고딕"/>
-              </w:rPr>
               <w:t>성과지표 자동 집계 연결</w:t>
             </w:r>
           </w:p>
         </w:tc>
         <w:tc>
           <w:tcPr>
-            <w:tcW w:type="dxa" w:w="1645"/>
+            <w:tcW w:type="dxa" w:w="1282"/>
           </w:tcPr>
           <w:p>
             <w:pPr>
@@ -4910,13 +4934,9 @@
       </w:r>
     </w:p>
     <w:p>
-      <w:r>
-        <w:br w:type="page"/>
-      </w:r>
-    </w:p>
-    <w:p>
       <w:pPr>
         <w:pStyle w:val="Heading1"/>
+        <w:pageBreakBefore/>
       </w:pPr>
       <w:r>
         <w:rPr>
@@ -4963,7 +4983,7 @@
         </w:trPr>
         <w:tc>
           <w:tcPr>
-            <w:tcW w:type="dxa" w:w="1077"/>
+            <w:tcW w:type="dxa" w:w="1440"/>
             <w:shd w:val="clear" w:color="auto" w:fill="00467F"/>
           </w:tcPr>
           <w:p>
@@ -4985,7 +5005,7 @@
         </w:tc>
         <w:tc>
           <w:tcPr>
-            <w:tcW w:type="dxa" w:w="3175"/>
+            <w:tcW w:type="dxa" w:w="2812"/>
             <w:shd w:val="clear" w:color="auto" w:fill="00467F"/>
           </w:tcPr>
           <w:p>
@@ -5075,7 +5095,7 @@
       <w:tr>
         <w:tc>
           <w:tcPr>
-            <w:tcW w:type="dxa" w:w="1974"/>
+            <w:tcW w:type="dxa" w:w="1440"/>
           </w:tcPr>
           <w:p>
             <w:pPr>
@@ -5095,7 +5115,7 @@
         </w:tc>
         <w:tc>
           <w:tcPr>
-            <w:tcW w:type="dxa" w:w="1974"/>
+            <w:tcW w:type="dxa" w:w="1611"/>
           </w:tcPr>
           <w:p>
             <w:pPr>
@@ -5182,7 +5202,7 @@
       <w:tr>
         <w:tc>
           <w:tcPr>
-            <w:tcW w:type="dxa" w:w="1974"/>
+            <w:tcW w:type="dxa" w:w="1440"/>
           </w:tcPr>
           <w:p>
             <w:pPr>
@@ -5202,7 +5222,7 @@
         </w:tc>
         <w:tc>
           <w:tcPr>
-            <w:tcW w:type="dxa" w:w="1974"/>
+            <w:tcW w:type="dxa" w:w="1611"/>
           </w:tcPr>
           <w:p>
             <w:pPr>
@@ -5289,7 +5309,7 @@
       <w:tr>
         <w:tc>
           <w:tcPr>
-            <w:tcW w:type="dxa" w:w="1974"/>
+            <w:tcW w:type="dxa" w:w="1440"/>
           </w:tcPr>
           <w:p>
             <w:pPr>
@@ -5309,7 +5329,7 @@
         </w:tc>
         <w:tc>
           <w:tcPr>
-            <w:tcW w:type="dxa" w:w="1974"/>
+            <w:tcW w:type="dxa" w:w="1611"/>
           </w:tcPr>
           <w:p>
             <w:pPr>
@@ -5396,7 +5416,7 @@
       <w:tr>
         <w:tc>
           <w:tcPr>
-            <w:tcW w:type="dxa" w:w="1974"/>
+            <w:tcW w:type="dxa" w:w="1440"/>
           </w:tcPr>
           <w:p>
             <w:pPr>
@@ -5416,7 +5436,7 @@
         </w:tc>
         <w:tc>
           <w:tcPr>
-            <w:tcW w:type="dxa" w:w="1974"/>
+            <w:tcW w:type="dxa" w:w="1611"/>
           </w:tcPr>
           <w:p>
             <w:pPr>
@@ -5503,7 +5523,7 @@
       <w:tr>
         <w:tc>
           <w:tcPr>
-            <w:tcW w:type="dxa" w:w="1974"/>
+            <w:tcW w:type="dxa" w:w="1440"/>
           </w:tcPr>
           <w:p>
             <w:pPr>
@@ -5523,7 +5543,7 @@
         </w:tc>
         <w:tc>
           <w:tcPr>
-            <w:tcW w:type="dxa" w:w="1974"/>
+            <w:tcW w:type="dxa" w:w="1611"/>
           </w:tcPr>
           <w:p>
             <w:pPr>
@@ -5610,7 +5630,7 @@
       <w:tr>
         <w:tc>
           <w:tcPr>
-            <w:tcW w:type="dxa" w:w="1974"/>
+            <w:tcW w:type="dxa" w:w="1440"/>
           </w:tcPr>
           <w:p>
             <w:pPr>
@@ -5630,7 +5650,7 @@
         </w:tc>
         <w:tc>
           <w:tcPr>
-            <w:tcW w:type="dxa" w:w="1974"/>
+            <w:tcW w:type="dxa" w:w="1611"/>
           </w:tcPr>
           <w:p>
             <w:pPr>
@@ -5717,7 +5737,7 @@
       <w:tr>
         <w:tc>
           <w:tcPr>
-            <w:tcW w:type="dxa" w:w="1974"/>
+            <w:tcW w:type="dxa" w:w="1440"/>
           </w:tcPr>
           <w:p>
             <w:pPr>
@@ -5737,7 +5757,7 @@
         </w:tc>
         <w:tc>
           <w:tcPr>
-            <w:tcW w:type="dxa" w:w="1974"/>
+            <w:tcW w:type="dxa" w:w="1611"/>
           </w:tcPr>
           <w:p>
             <w:pPr>
@@ -5824,7 +5844,7 @@
       <w:tr>
         <w:tc>
           <w:tcPr>
-            <w:tcW w:type="dxa" w:w="1974"/>
+            <w:tcW w:type="dxa" w:w="1440"/>
           </w:tcPr>
           <w:p>
             <w:pPr>
@@ -5844,7 +5864,7 @@
         </w:tc>
         <w:tc>
           <w:tcPr>
-            <w:tcW w:type="dxa" w:w="1974"/>
+            <w:tcW w:type="dxa" w:w="1611"/>
           </w:tcPr>
           <w:p>
             <w:pPr>
@@ -5931,7 +5951,7 @@
       <w:tr>
         <w:tc>
           <w:tcPr>
-            <w:tcW w:type="dxa" w:w="1974"/>
+            <w:tcW w:type="dxa" w:w="1440"/>
           </w:tcPr>
           <w:p>
             <w:pPr>
@@ -5951,7 +5971,7 @@
         </w:tc>
         <w:tc>
           <w:tcPr>
-            <w:tcW w:type="dxa" w:w="1974"/>
+            <w:tcW w:type="dxa" w:w="1611"/>
           </w:tcPr>
           <w:p>
             <w:pPr>
@@ -6038,7 +6058,7 @@
       <w:tr>
         <w:tc>
           <w:tcPr>
-            <w:tcW w:type="dxa" w:w="1974"/>
+            <w:tcW w:type="dxa" w:w="1440"/>
           </w:tcPr>
           <w:p>
             <w:pPr>
@@ -6058,7 +6078,7 @@
         </w:tc>
         <w:tc>
           <w:tcPr>
-            <w:tcW w:type="dxa" w:w="1974"/>
+            <w:tcW w:type="dxa" w:w="1611"/>
           </w:tcPr>
           <w:p>
             <w:pPr>
@@ -6145,7 +6165,7 @@
       <w:tr>
         <w:tc>
           <w:tcPr>
-            <w:tcW w:type="dxa" w:w="1974"/>
+            <w:tcW w:type="dxa" w:w="1440"/>
           </w:tcPr>
           <w:p>
             <w:pPr>
@@ -6165,7 +6185,7 @@
         </w:tc>
         <w:tc>
           <w:tcPr>
-            <w:tcW w:type="dxa" w:w="1974"/>
+            <w:tcW w:type="dxa" w:w="1611"/>
           </w:tcPr>
           <w:p>
             <w:pPr>
@@ -6252,7 +6272,7 @@
       <w:tr>
         <w:tc>
           <w:tcPr>
-            <w:tcW w:type="dxa" w:w="1974"/>
+            <w:tcW w:type="dxa" w:w="1440"/>
           </w:tcPr>
           <w:p>
             <w:pPr>
@@ -6272,7 +6292,7 @@
         </w:tc>
         <w:tc>
           <w:tcPr>
-            <w:tcW w:type="dxa" w:w="1974"/>
+            <w:tcW w:type="dxa" w:w="1611"/>
           </w:tcPr>
           <w:p>
             <w:pPr>
@@ -6359,7 +6379,7 @@
       <w:tr>
         <w:tc>
           <w:tcPr>
-            <w:tcW w:type="dxa" w:w="1974"/>
+            <w:tcW w:type="dxa" w:w="1440"/>
           </w:tcPr>
           <w:p>
             <w:pPr>
@@ -6379,7 +6399,7 @@
         </w:tc>
         <w:tc>
           <w:tcPr>
-            <w:tcW w:type="dxa" w:w="1974"/>
+            <w:tcW w:type="dxa" w:w="1611"/>
           </w:tcPr>
           <w:p>
             <w:pPr>
@@ -6466,7 +6486,7 @@
       <w:tr>
         <w:tc>
           <w:tcPr>
-            <w:tcW w:type="dxa" w:w="1974"/>
+            <w:tcW w:type="dxa" w:w="1440"/>
           </w:tcPr>
           <w:p>
             <w:pPr>
@@ -6486,7 +6506,7 @@
         </w:tc>
         <w:tc>
           <w:tcPr>
-            <w:tcW w:type="dxa" w:w="1974"/>
+            <w:tcW w:type="dxa" w:w="1611"/>
           </w:tcPr>
           <w:p>
             <w:pPr>
@@ -6573,7 +6593,7 @@
       <w:tr>
         <w:tc>
           <w:tcPr>
-            <w:tcW w:type="dxa" w:w="1974"/>
+            <w:tcW w:type="dxa" w:w="1440"/>
           </w:tcPr>
           <w:p>
             <w:pPr>
@@ -6593,7 +6613,7 @@
         </w:tc>
         <w:tc>
           <w:tcPr>
-            <w:tcW w:type="dxa" w:w="1974"/>
+            <w:tcW w:type="dxa" w:w="1611"/>
           </w:tcPr>
           <w:p>
             <w:pPr>
@@ -6680,7 +6700,7 @@
       <w:tr>
         <w:tc>
           <w:tcPr>
-            <w:tcW w:type="dxa" w:w="1974"/>
+            <w:tcW w:type="dxa" w:w="1440"/>
           </w:tcPr>
           <w:p>
             <w:pPr>
@@ -6700,7 +6720,7 @@
         </w:tc>
         <w:tc>
           <w:tcPr>
-            <w:tcW w:type="dxa" w:w="1974"/>
+            <w:tcW w:type="dxa" w:w="1611"/>
           </w:tcPr>
           <w:p>
             <w:pPr>
@@ -6787,7 +6807,7 @@
       <w:tr>
         <w:tc>
           <w:tcPr>
-            <w:tcW w:type="dxa" w:w="1974"/>
+            <w:tcW w:type="dxa" w:w="1440"/>
           </w:tcPr>
           <w:p>
             <w:pPr>
@@ -6807,7 +6827,7 @@
         </w:tc>
         <w:tc>
           <w:tcPr>
-            <w:tcW w:type="dxa" w:w="1974"/>
+            <w:tcW w:type="dxa" w:w="1611"/>
           </w:tcPr>
           <w:p>
             <w:pPr>
@@ -6894,7 +6914,7 @@
       <w:tr>
         <w:tc>
           <w:tcPr>
-            <w:tcW w:type="dxa" w:w="1974"/>
+            <w:tcW w:type="dxa" w:w="1440"/>
           </w:tcPr>
           <w:p>
             <w:pPr>
@@ -6914,7 +6934,7 @@
         </w:tc>
         <w:tc>
           <w:tcPr>
-            <w:tcW w:type="dxa" w:w="1974"/>
+            <w:tcW w:type="dxa" w:w="1611"/>
           </w:tcPr>
           <w:p>
             <w:pPr>
@@ -7001,7 +7021,7 @@
       <w:tr>
         <w:tc>
           <w:tcPr>
-            <w:tcW w:type="dxa" w:w="1974"/>
+            <w:tcW w:type="dxa" w:w="1440"/>
           </w:tcPr>
           <w:p>
             <w:pPr>
@@ -7021,7 +7041,7 @@
         </w:tc>
         <w:tc>
           <w:tcPr>
-            <w:tcW w:type="dxa" w:w="1974"/>
+            <w:tcW w:type="dxa" w:w="1611"/>
           </w:tcPr>
           <w:p>
             <w:pPr>
@@ -7108,7 +7128,7 @@
       <w:tr>
         <w:tc>
           <w:tcPr>
-            <w:tcW w:type="dxa" w:w="1974"/>
+            <w:tcW w:type="dxa" w:w="1440"/>
           </w:tcPr>
           <w:p>
             <w:pPr>
@@ -7128,7 +7148,7 @@
         </w:tc>
         <w:tc>
           <w:tcPr>
-            <w:tcW w:type="dxa" w:w="1974"/>
+            <w:tcW w:type="dxa" w:w="1611"/>
           </w:tcPr>
           <w:p>
             <w:pPr>
@@ -7215,7 +7235,7 @@
       <w:tr>
         <w:tc>
           <w:tcPr>
-            <w:tcW w:type="dxa" w:w="1974"/>
+            <w:tcW w:type="dxa" w:w="1440"/>
           </w:tcPr>
           <w:p>
             <w:pPr>
@@ -7235,7 +7255,7 @@
         </w:tc>
         <w:tc>
           <w:tcPr>
-            <w:tcW w:type="dxa" w:w="1974"/>
+            <w:tcW w:type="dxa" w:w="1611"/>
           </w:tcPr>
           <w:p>
             <w:pPr>
@@ -7322,7 +7342,7 @@
       <w:tr>
         <w:tc>
           <w:tcPr>
-            <w:tcW w:type="dxa" w:w="1974"/>
+            <w:tcW w:type="dxa" w:w="1440"/>
           </w:tcPr>
           <w:p>
             <w:pPr>
@@ -7342,7 +7362,7 @@
         </w:tc>
         <w:tc>
           <w:tcPr>
-            <w:tcW w:type="dxa" w:w="1974"/>
+            <w:tcW w:type="dxa" w:w="1611"/>
           </w:tcPr>
           <w:p>
             <w:pPr>
@@ -7428,13 +7448,9 @@
       </w:tr>
     </w:tbl>
     <w:p>
-      <w:r>
-        <w:br w:type="page"/>
-      </w:r>
-    </w:p>
-    <w:p>
       <w:pPr>
         <w:pStyle w:val="Heading1"/>
+        <w:pageBreakBefore/>
       </w:pPr>
       <w:r>
         <w:rPr>
@@ -10440,11 +10456,12 @@
       <w:tr>
         <w:tc>
           <w:tcPr>
-            <w:tcW w:type="dxa" w:w="1077"/>
+            <w:tcW w:type="dxa" w:w="1440"/>
             <w:shd w:val="clear" w:color="auto" w:fill="00467F"/>
           </w:tcPr>
           <w:p>
             <w:pPr>
+              <w:keepNext/>
               <w:spacing w:after="0"/>
             </w:pPr>
             <w:r/>
@@ -10467,6 +10484,7 @@
           </w:tcPr>
           <w:p>
             <w:pPr>
+              <w:keepNext/>
               <w:spacing w:after="0"/>
             </w:pPr>
             <w:r/>
@@ -10484,11 +10502,12 @@
         </w:tc>
         <w:tc>
           <w:tcPr>
-            <w:tcW w:type="dxa" w:w="3402"/>
+            <w:tcW w:type="dxa" w:w="3039"/>
             <w:shd w:val="clear" w:color="auto" w:fill="00467F"/>
           </w:tcPr>
           <w:p>
             <w:pPr>
+              <w:keepNext/>
               <w:spacing w:after="0"/>
             </w:pPr>
             <w:r/>
@@ -10511,6 +10530,7 @@
           </w:tcPr>
           <w:p>
             <w:pPr>
+              <w:keepNext/>
               <w:spacing w:after="0"/>
             </w:pPr>
             <w:r/>
@@ -10533,6 +10553,7 @@
           </w:tcPr>
           <w:p>
             <w:pPr>
+              <w:keepNext/>
               <w:spacing w:after="0"/>
             </w:pPr>
             <w:r/>
@@ -10552,10 +10573,11 @@
       <w:tr>
         <w:tc>
           <w:tcPr>
-            <w:tcW w:type="dxa" w:w="1974"/>
-          </w:tcPr>
-          <w:p>
-            <w:pPr>
+            <w:tcW w:type="dxa" w:w="1440"/>
+          </w:tcPr>
+          <w:p>
+            <w:pPr>
+              <w:keepNext/>
               <w:spacing w:after="0"/>
             </w:pPr>
             <w:r/>
@@ -10577,6 +10599,7 @@
           </w:tcPr>
           <w:p>
             <w:pPr>
+              <w:keepNext/>
               <w:spacing w:after="0"/>
             </w:pPr>
             <w:r/>
@@ -10593,10 +10616,32 @@
         </w:tc>
         <w:tc>
           <w:tcPr>
+            <w:tcW w:type="dxa" w:w="1611"/>
+          </w:tcPr>
+          <w:p>
+            <w:pPr>
+              <w:keepNext/>
+              <w:spacing w:after="0"/>
+            </w:pPr>
+            <w:r/>
+            <w:r>
+              <w:rPr>
+                <w:rFonts w:ascii="맑은 고딕" w:hAnsi="맑은 고딕"/>
+                <w:b w:val="0"/>
+                <w:sz w:val="16"/>
+                <w:rFonts w:eastAsia="맑은 고딕"/>
+              </w:rPr>
+              <w:t>데이터 0행이나 존폐 영향도가 확정되지 않은 2개 화면(치료·암종 관리 / 의료진 관리)이 메뉴에 남아 있음. 의료진 관리는 화상상담 담당의사 선택 목록이 해당 테이블을 참조하여 임의 비활성 시 상담 생성에 영향 가능.</w:t>
+            </w:r>
+          </w:p>
+        </w:tc>
+        <w:tc>
+          <w:tcPr>
             <w:tcW w:type="dxa" w:w="1974"/>
           </w:tcPr>
           <w:p>
             <w:pPr>
+              <w:keepNext/>
               <w:spacing w:after="0"/>
             </w:pPr>
             <w:r/>
@@ -10607,7 +10652,7 @@
                 <w:sz w:val="16"/>
                 <w:rFonts w:eastAsia="맑은 고딕"/>
               </w:rPr>
-              <w:t>데이터 0행이나 존폐 영향도가 확정되지 않은 2개 화면(치료·암종 관리 / 의료진 관리)이 메뉴에 남아 있음. 의료진 관리는 화상상담 담당의사 선택 목록이 해당 테이블을 참조하여 임의 비활성 시 상담 생성에 영향 가능.</w:t>
+              <w:t>영향도 확인 후 발주자 판단으로 비활성 여부 결정</w:t>
             </w:r>
           </w:p>
         </w:tc>
@@ -10617,26 +10662,7 @@
           </w:tcPr>
           <w:p>
             <w:pPr>
-              <w:spacing w:after="0"/>
-            </w:pPr>
-            <w:r/>
-            <w:r>
-              <w:rPr>
-                <w:rFonts w:ascii="맑은 고딕" w:hAnsi="맑은 고딕"/>
-                <w:b w:val="0"/>
-                <w:sz w:val="16"/>
-                <w:rFonts w:eastAsia="맑은 고딕"/>
-              </w:rPr>
-              <w:t>영향도 확인 후 발주자 판단으로 비활성 여부 결정</w:t>
-            </w:r>
-          </w:p>
-        </w:tc>
-        <w:tc>
-          <w:tcPr>
-            <w:tcW w:type="dxa" w:w="1974"/>
-          </w:tcPr>
-          <w:p>
-            <w:pPr>
+              <w:keepNext/>
               <w:spacing w:after="0"/>
             </w:pPr>
             <w:r/>
@@ -10655,10 +10681,11 @@
       <w:tr>
         <w:tc>
           <w:tcPr>
-            <w:tcW w:type="dxa" w:w="1974"/>
-          </w:tcPr>
-          <w:p>
-            <w:pPr>
+            <w:tcW w:type="dxa" w:w="1440"/>
+          </w:tcPr>
+          <w:p>
+            <w:pPr>
+              <w:keepNext/>
               <w:spacing w:after="0"/>
             </w:pPr>
             <w:r/>
@@ -10680,6 +10707,7 @@
           </w:tcPr>
           <w:p>
             <w:pPr>
+              <w:keepNext/>
               <w:spacing w:after="0"/>
             </w:pPr>
             <w:r/>
@@ -10696,10 +10724,32 @@
         </w:tc>
         <w:tc>
           <w:tcPr>
+            <w:tcW w:type="dxa" w:w="1611"/>
+          </w:tcPr>
+          <w:p>
+            <w:pPr>
+              <w:keepNext/>
+              <w:spacing w:after="0"/>
+            </w:pPr>
+            <w:r/>
+            <w:r>
+              <w:rPr>
+                <w:rFonts w:ascii="맑은 고딕" w:hAnsi="맑은 고딕"/>
+                <w:b w:val="0"/>
+                <w:sz w:val="16"/>
+                <w:rFonts w:eastAsia="맑은 고딕"/>
+              </w:rPr>
+              <w:t>콘텐츠 쓰기 경로의 표준 가드·요청량 제한은 적용 완료. 다만 공통 인증 헬퍼의 인증 실패 이벤트가 감사로그에 적재되지 않는 공백이 남아 있음(콘텐츠 API 한정이 아닌 공통 사항).</w:t>
+            </w:r>
+          </w:p>
+        </w:tc>
+        <w:tc>
+          <w:tcPr>
             <w:tcW w:type="dxa" w:w="1974"/>
           </w:tcPr>
           <w:p>
             <w:pPr>
+              <w:keepNext/>
               <w:spacing w:after="0"/>
             </w:pPr>
             <w:r/>
@@ -10710,7 +10760,7 @@
                 <w:sz w:val="16"/>
                 <w:rFonts w:eastAsia="맑은 고딕"/>
               </w:rPr>
-              <w:t>콘텐츠 쓰기 경로의 표준 가드·요청량 제한은 적용 완료. 다만 공통 인증 헬퍼의 인증 실패 이벤트가 감사로그에 적재되지 않는 공백이 남아 있음(콘텐츠 API 한정이 아닌 공통 사항).</w:t>
+              <w:t>공통 인증 헬퍼 차원의 실패 로깅 보강 검토</w:t>
             </w:r>
           </w:p>
         </w:tc>
@@ -10720,26 +10770,7 @@
           </w:tcPr>
           <w:p>
             <w:pPr>
-              <w:spacing w:after="0"/>
-            </w:pPr>
-            <w:r/>
-            <w:r>
-              <w:rPr>
-                <w:rFonts w:ascii="맑은 고딕" w:hAnsi="맑은 고딕"/>
-                <w:b w:val="0"/>
-                <w:sz w:val="16"/>
-                <w:rFonts w:eastAsia="맑은 고딕"/>
-              </w:rPr>
-              <w:t>공통 인증 헬퍼 차원의 실패 로깅 보강 검토</w:t>
-            </w:r>
-          </w:p>
-        </w:tc>
-        <w:tc>
-          <w:tcPr>
-            <w:tcW w:type="dxa" w:w="1974"/>
-          </w:tcPr>
-          <w:p>
-            <w:pPr>
+              <w:keepNext/>
               <w:spacing w:after="0"/>
             </w:pPr>
             <w:r/>
@@ -10758,7 +10789,7 @@
       <w:tr>
         <w:tc>
           <w:tcPr>
-            <w:tcW w:type="dxa" w:w="1974"/>
+            <w:tcW w:type="dxa" w:w="1440"/>
           </w:tcPr>
           <w:p>
             <w:pPr>
@@ -10799,7 +10830,7 @@
         </w:tc>
         <w:tc>
           <w:tcPr>
-            <w:tcW w:type="dxa" w:w="1974"/>
+            <w:tcW w:type="dxa" w:w="1611"/>
           </w:tcPr>
           <w:p>
             <w:pPr>
@@ -10903,6 +10934,7 @@
           </w:tcPr>
           <w:p>
             <w:pPr>
+              <w:keepNext/>
               <w:spacing w:after="0"/>
             </w:pPr>
             <w:r/>
@@ -10925,6 +10957,7 @@
           </w:tcPr>
           <w:p>
             <w:pPr>
+              <w:keepNext/>
               <w:spacing w:after="0"/>
             </w:pPr>
             <w:r/>
@@ -10947,6 +10980,7 @@
           </w:tcPr>
           <w:p>
             <w:pPr>
+              <w:keepNext/>
               <w:spacing w:after="0"/>
             </w:pPr>
             <w:r/>
@@ -10969,6 +11003,7 @@
           </w:tcPr>
           <w:p>
             <w:pPr>
+              <w:keepNext/>
               <w:spacing w:after="0"/>
             </w:pPr>
             <w:r/>
@@ -10991,6 +11026,7 @@
           </w:tcPr>
           <w:p>
             <w:pPr>
+              <w:keepNext/>
               <w:spacing w:after="0"/>
             </w:pPr>
             <w:r/>
@@ -11013,6 +11049,7 @@
           </w:tcPr>
           <w:p>
             <w:pPr>
+              <w:keepNext/>
               <w:spacing w:after="0"/>
             </w:pPr>
             <w:r/>
@@ -11035,6 +11072,7 @@
           </w:tcPr>
           <w:p>
             <w:pPr>
+              <w:keepNext/>
               <w:spacing w:after="0"/>
             </w:pPr>
             <w:r/>
@@ -11058,6 +11096,7 @@
           </w:tcPr>
           <w:p>
             <w:pPr>
+              <w:keepNext/>
               <w:spacing w:after="0"/>
             </w:pPr>
             <w:r/>
@@ -11078,6 +11117,7 @@
           </w:tcPr>
           <w:p>
             <w:pPr>
+              <w:keepNext/>
               <w:spacing w:after="0"/>
               <w:jc w:val="center"/>
             </w:pPr>
@@ -11099,6 +11139,7 @@
           </w:tcPr>
           <w:p>
             <w:pPr>
+              <w:keepNext/>
               <w:spacing w:after="0"/>
               <w:jc w:val="center"/>
             </w:pPr>
@@ -11120,6 +11161,7 @@
           </w:tcPr>
           <w:p>
             <w:pPr>
+              <w:keepNext/>
               <w:spacing w:after="0"/>
               <w:jc w:val="center"/>
             </w:pPr>
@@ -11141,6 +11183,7 @@
           </w:tcPr>
           <w:p>
             <w:pPr>
+              <w:keepNext/>
               <w:spacing w:after="0"/>
               <w:jc w:val="center"/>
             </w:pPr>
@@ -11162,6 +11205,7 @@
           </w:tcPr>
           <w:p>
             <w:pPr>
+              <w:keepNext/>
               <w:spacing w:after="0"/>
               <w:jc w:val="center"/>
             </w:pPr>
@@ -11183,6 +11227,7 @@
           </w:tcPr>
           <w:p>
             <w:pPr>
+              <w:keepNext/>
               <w:spacing w:after="0"/>
               <w:jc w:val="center"/>
             </w:pPr>
@@ -11206,6 +11251,7 @@
           </w:tcPr>
           <w:p>
             <w:pPr>
+              <w:keepNext/>
               <w:spacing w:after="0"/>
             </w:pPr>
             <w:r/>
@@ -11226,6 +11272,7 @@
           </w:tcPr>
           <w:p>
             <w:pPr>
+              <w:keepNext/>
               <w:spacing w:after="0"/>
               <w:jc w:val="center"/>
             </w:pPr>
@@ -11247,6 +11294,7 @@
           </w:tcPr>
           <w:p>
             <w:pPr>
+              <w:keepNext/>
               <w:spacing w:after="0"/>
               <w:jc w:val="center"/>
             </w:pPr>
@@ -11268,6 +11316,7 @@
           </w:tcPr>
           <w:p>
             <w:pPr>
+              <w:keepNext/>
               <w:spacing w:after="0"/>
               <w:jc w:val="center"/>
             </w:pPr>
@@ -11289,6 +11338,7 @@
           </w:tcPr>
           <w:p>
             <w:pPr>
+              <w:keepNext/>
               <w:spacing w:after="0"/>
               <w:jc w:val="center"/>
             </w:pPr>
@@ -11310,6 +11360,7 @@
           </w:tcPr>
           <w:p>
             <w:pPr>
+              <w:keepNext/>
               <w:spacing w:after="0"/>
               <w:jc w:val="center"/>
             </w:pPr>
@@ -11331,6 +11382,7 @@
           </w:tcPr>
           <w:p>
             <w:pPr>
+              <w:keepNext/>
               <w:spacing w:after="0"/>
               <w:jc w:val="center"/>
             </w:pPr>
@@ -11354,6 +11406,7 @@
           </w:tcPr>
           <w:p>
             <w:pPr>
+              <w:keepNext/>
               <w:spacing w:after="0"/>
             </w:pPr>
             <w:r/>
@@ -11374,6 +11427,7 @@
           </w:tcPr>
           <w:p>
             <w:pPr>
+              <w:keepNext/>
               <w:spacing w:after="0"/>
               <w:jc w:val="center"/>
             </w:pPr>
@@ -11395,6 +11449,7 @@
           </w:tcPr>
           <w:p>
             <w:pPr>
+              <w:keepNext/>
               <w:spacing w:after="0"/>
               <w:jc w:val="center"/>
             </w:pPr>
@@ -11416,6 +11471,7 @@
           </w:tcPr>
           <w:p>
             <w:pPr>
+              <w:keepNext/>
               <w:spacing w:after="0"/>
               <w:jc w:val="center"/>
             </w:pPr>
@@ -11437,6 +11493,7 @@
           </w:tcPr>
           <w:p>
             <w:pPr>
+              <w:keepNext/>
               <w:spacing w:after="0"/>
               <w:jc w:val="center"/>
             </w:pPr>
@@ -11458,6 +11515,7 @@
           </w:tcPr>
           <w:p>
             <w:pPr>
+              <w:keepNext/>
               <w:spacing w:after="0"/>
               <w:jc w:val="center"/>
             </w:pPr>
@@ -11479,6 +11537,7 @@
           </w:tcPr>
           <w:p>
             <w:pPr>
+              <w:keepNext/>
               <w:spacing w:after="0"/>
               <w:jc w:val="center"/>
             </w:pPr>
@@ -11502,6 +11561,7 @@
           </w:tcPr>
           <w:p>
             <w:pPr>
+              <w:keepNext/>
               <w:spacing w:after="0"/>
             </w:pPr>
             <w:r/>
@@ -11522,6 +11582,7 @@
           </w:tcPr>
           <w:p>
             <w:pPr>
+              <w:keepNext/>
               <w:spacing w:after="0"/>
               <w:jc w:val="center"/>
             </w:pPr>
@@ -11543,6 +11604,7 @@
           </w:tcPr>
           <w:p>
             <w:pPr>
+              <w:keepNext/>
               <w:spacing w:after="0"/>
               <w:jc w:val="center"/>
             </w:pPr>
@@ -11564,6 +11626,7 @@
           </w:tcPr>
           <w:p>
             <w:pPr>
+              <w:keepNext/>
               <w:spacing w:after="0"/>
               <w:jc w:val="center"/>
             </w:pPr>
@@ -11585,6 +11648,7 @@
           </w:tcPr>
           <w:p>
             <w:pPr>
+              <w:keepNext/>
               <w:spacing w:after="0"/>
               <w:jc w:val="center"/>
             </w:pPr>
@@ -11606,6 +11670,7 @@
           </w:tcPr>
           <w:p>
             <w:pPr>
+              <w:keepNext/>
               <w:spacing w:after="0"/>
               <w:jc w:val="center"/>
             </w:pPr>
@@ -11627,6 +11692,7 @@
           </w:tcPr>
           <w:p>
             <w:pPr>
+              <w:keepNext/>
               <w:spacing w:after="0"/>
               <w:jc w:val="center"/>
             </w:pPr>
@@ -11886,6 +11952,7 @@
           </w:tcPr>
           <w:p>
             <w:pPr>
+              <w:keepNext/>
               <w:spacing w:after="0"/>
             </w:pPr>
             <w:r/>
@@ -11908,6 +11975,7 @@
           </w:tcPr>
           <w:p>
             <w:pPr>
+              <w:keepNext/>
               <w:spacing w:after="0"/>
             </w:pPr>
             <w:r/>
@@ -11930,6 +11998,7 @@
           </w:tcPr>
           <w:p>
             <w:pPr>
+              <w:keepNext/>
               <w:spacing w:after="0"/>
             </w:pPr>
             <w:r/>
@@ -11953,6 +12022,7 @@
           </w:tcPr>
           <w:p>
             <w:pPr>
+              <w:keepNext/>
               <w:spacing w:after="0"/>
             </w:pPr>
             <w:r/>
@@ -11973,6 +12043,7 @@
           </w:tcPr>
           <w:p>
             <w:pPr>
+              <w:keepNext/>
               <w:spacing w:after="0"/>
             </w:pPr>
             <w:r/>
@@ -11993,6 +12064,7 @@
           </w:tcPr>
           <w:p>
             <w:pPr>
+              <w:keepNext/>
               <w:spacing w:after="0"/>
             </w:pPr>
             <w:r/>
@@ -12015,6 +12087,7 @@
           </w:tcPr>
           <w:p>
             <w:pPr>
+              <w:keepNext/>
               <w:spacing w:after="0"/>
             </w:pPr>
             <w:r/>
@@ -12035,6 +12108,7 @@
           </w:tcPr>
           <w:p>
             <w:pPr>
+              <w:keepNext/>
               <w:spacing w:after="0"/>
             </w:pPr>
             <w:r/>
@@ -12055,6 +12129,7 @@
           </w:tcPr>
           <w:p>
             <w:pPr>
+              <w:keepNext/>
               <w:spacing w:after="0"/>
             </w:pPr>
             <w:r/>
@@ -12077,6 +12152,7 @@
           </w:tcPr>
           <w:p>
             <w:pPr>
+              <w:keepNext/>
               <w:spacing w:after="0"/>
             </w:pPr>
             <w:r/>
@@ -12097,6 +12173,7 @@
           </w:tcPr>
           <w:p>
             <w:pPr>
+              <w:keepNext/>
               <w:spacing w:after="0"/>
             </w:pPr>
             <w:r/>
@@ -12117,6 +12194,7 @@
           </w:tcPr>
           <w:p>
             <w:pPr>
+              <w:keepNext/>
               <w:spacing w:after="0"/>
             </w:pPr>
             <w:r/>
@@ -12139,6 +12217,7 @@
           </w:tcPr>
           <w:p>
             <w:pPr>
+              <w:keepNext/>
               <w:spacing w:after="0"/>
             </w:pPr>
             <w:r/>
@@ -12159,6 +12238,7 @@
           </w:tcPr>
           <w:p>
             <w:pPr>
+              <w:keepNext/>
               <w:spacing w:after="0"/>
             </w:pPr>
             <w:r/>
@@ -12179,6 +12259,7 @@
           </w:tcPr>
           <w:p>
             <w:pPr>
+              <w:keepNext/>
               <w:spacing w:after="0"/>
             </w:pPr>
             <w:r/>
@@ -12201,6 +12282,7 @@
           </w:tcPr>
           <w:p>
             <w:pPr>
+              <w:keepNext/>
               <w:spacing w:after="0"/>
             </w:pPr>
             <w:r/>
@@ -12221,6 +12303,7 @@
           </w:tcPr>
           <w:p>
             <w:pPr>
+              <w:keepNext/>
               <w:spacing w:after="0"/>
             </w:pPr>
             <w:r/>
@@ -12241,6 +12324,7 @@
           </w:tcPr>
           <w:p>
             <w:pPr>
+              <w:keepNext/>
               <w:spacing w:after="0"/>
             </w:pPr>
             <w:r/>

--- a/docs/government-project/10_백오피스_재설계_요구사항대비표.docx
+++ b/docs/government-project/10_백오피스_재설계_요구사항대비표.docx
@@ -36,6 +36,7 @@
     </w:p>
     <w:p>
       <w:pPr>
+        <w:keepNext/>
         <w:jc w:val="center"/>
       </w:pPr>
       <w:r>
@@ -51,6 +52,7 @@
     </w:p>
     <w:p>
       <w:pPr>
+        <w:keepNext/>
         <w:spacing w:before="120"/>
         <w:jc w:val="center"/>
       </w:pPr>
@@ -67,6 +69,7 @@
     </w:p>
     <w:p>
       <w:pPr>
+        <w:keepNext/>
         <w:spacing w:after="600"/>
       </w:pPr>
     </w:p>
@@ -82,6 +85,9 @@
         <w:gridCol w:w="4934"/>
       </w:tblGrid>
       <w:tr>
+        <w:trPr>
+          <w:cantSplit/>
+        </w:trPr>
         <w:tc>
           <w:tcPr>
             <w:tcW w:type="dxa" w:w="1928"/>
@@ -89,6 +95,7 @@
           </w:tcPr>
           <w:p>
             <w:pPr>
+              <w:keepNext/>
               <w:spacing w:after="0"/>
             </w:pPr>
             <w:r/>
@@ -109,6 +116,7 @@
           </w:tcPr>
           <w:p>
             <w:pPr>
+              <w:keepNext/>
               <w:spacing w:after="0"/>
             </w:pPr>
             <w:r/>
@@ -125,6 +133,9 @@
         </w:tc>
       </w:tr>
       <w:tr>
+        <w:trPr>
+          <w:cantSplit/>
+        </w:trPr>
         <w:tc>
           <w:tcPr>
             <w:tcW w:type="dxa" w:w="1928"/>
@@ -132,6 +143,7 @@
           </w:tcPr>
           <w:p>
             <w:pPr>
+              <w:keepNext/>
               <w:spacing w:after="0"/>
             </w:pPr>
             <w:r/>
@@ -152,6 +164,7 @@
           </w:tcPr>
           <w:p>
             <w:pPr>
+              <w:keepNext/>
               <w:spacing w:after="0"/>
             </w:pPr>
             <w:r/>
@@ -168,6 +181,9 @@
         </w:tc>
       </w:tr>
       <w:tr>
+        <w:trPr>
+          <w:cantSplit/>
+        </w:trPr>
         <w:tc>
           <w:tcPr>
             <w:tcW w:type="dxa" w:w="1928"/>
@@ -175,6 +191,7 @@
           </w:tcPr>
           <w:p>
             <w:pPr>
+              <w:keepNext/>
               <w:spacing w:after="0"/>
             </w:pPr>
             <w:r/>
@@ -195,6 +212,7 @@
           </w:tcPr>
           <w:p>
             <w:pPr>
+              <w:keepNext/>
               <w:spacing w:after="0"/>
             </w:pPr>
             <w:r/>
@@ -211,6 +229,9 @@
         </w:tc>
       </w:tr>
       <w:tr>
+        <w:trPr>
+          <w:cantSplit/>
+        </w:trPr>
         <w:tc>
           <w:tcPr>
             <w:tcW w:type="dxa" w:w="1928"/>
@@ -218,6 +239,7 @@
           </w:tcPr>
           <w:p>
             <w:pPr>
+              <w:keepNext/>
               <w:spacing w:after="0"/>
             </w:pPr>
             <w:r/>
@@ -238,6 +260,7 @@
           </w:tcPr>
           <w:p>
             <w:pPr>
+              <w:keepNext/>
               <w:spacing w:after="0"/>
             </w:pPr>
             <w:r/>
@@ -254,6 +277,9 @@
         </w:tc>
       </w:tr>
       <w:tr>
+        <w:trPr>
+          <w:cantSplit/>
+        </w:trPr>
         <w:tc>
           <w:tcPr>
             <w:tcW w:type="dxa" w:w="1928"/>
@@ -261,6 +287,7 @@
           </w:tcPr>
           <w:p>
             <w:pPr>
+              <w:keepNext/>
               <w:spacing w:after="0"/>
             </w:pPr>
             <w:r/>
@@ -281,6 +308,7 @@
           </w:tcPr>
           <w:p>
             <w:pPr>
+              <w:keepNext/>
               <w:spacing w:after="0"/>
             </w:pPr>
             <w:r/>
@@ -297,6 +325,9 @@
         </w:tc>
       </w:tr>
       <w:tr>
+        <w:trPr>
+          <w:cantSplit/>
+        </w:trPr>
         <w:tc>
           <w:tcPr>
             <w:tcW w:type="dxa" w:w="1928"/>
@@ -304,6 +335,7 @@
           </w:tcPr>
           <w:p>
             <w:pPr>
+              <w:keepNext/>
               <w:spacing w:after="0"/>
             </w:pPr>
             <w:r/>
@@ -324,6 +356,7 @@
           </w:tcPr>
           <w:p>
             <w:pPr>
+              <w:keepNext/>
               <w:spacing w:after="0"/>
             </w:pPr>
             <w:r/>
@@ -340,6 +373,9 @@
         </w:tc>
       </w:tr>
       <w:tr>
+        <w:trPr>
+          <w:cantSplit/>
+        </w:trPr>
         <w:tc>
           <w:tcPr>
             <w:tcW w:type="dxa" w:w="1928"/>
@@ -347,6 +383,7 @@
           </w:tcPr>
           <w:p>
             <w:pPr>
+              <w:keepNext/>
               <w:spacing w:after="0"/>
             </w:pPr>
             <w:r/>
@@ -367,6 +404,7 @@
           </w:tcPr>
           <w:p>
             <w:pPr>
+              <w:keepNext/>
               <w:spacing w:after="0"/>
             </w:pPr>
             <w:r/>
@@ -383,6 +421,9 @@
         </w:tc>
       </w:tr>
       <w:tr>
+        <w:trPr>
+          <w:cantSplit/>
+        </w:trPr>
         <w:tc>
           <w:tcPr>
             <w:tcW w:type="dxa" w:w="1928"/>
@@ -390,6 +431,7 @@
           </w:tcPr>
           <w:p>
             <w:pPr>
+              <w:keepNext/>
               <w:spacing w:after="0"/>
             </w:pPr>
             <w:r/>
@@ -410,6 +452,7 @@
           </w:tcPr>
           <w:p>
             <w:pPr>
+              <w:keepNext/>
               <w:spacing w:after="0"/>
             </w:pPr>
             <w:r/>
@@ -426,6 +469,9 @@
         </w:tc>
       </w:tr>
       <w:tr>
+        <w:trPr>
+          <w:cantSplit/>
+        </w:trPr>
         <w:tc>
           <w:tcPr>
             <w:tcW w:type="dxa" w:w="1928"/>
@@ -575,6 +621,7 @@
     </w:p>
     <w:p>
       <w:pPr>
+        <w:keepNext/>
         <w:spacing w:after="120"/>
         <w:ind w:left="283"/>
       </w:pPr>
@@ -591,6 +638,7 @@
     <w:p>
       <w:pPr>
         <w:pStyle w:val="Heading2"/>
+        <w:keepNext/>
       </w:pPr>
       <w:r>
         <w:rPr>
@@ -617,6 +665,9 @@
         <w:gridCol w:w="2467"/>
       </w:tblGrid>
       <w:tr>
+        <w:trPr>
+          <w:cantSplit/>
+        </w:trPr>
         <w:tc>
           <w:tcPr>
             <w:tcW w:type="dxa" w:w="1247"/>
@@ -711,6 +762,9 @@
         </w:tc>
       </w:tr>
       <w:tr>
+        <w:trPr>
+          <w:cantSplit/>
+        </w:trPr>
         <w:tc>
           <w:tcPr>
             <w:tcW w:type="dxa" w:w="2467"/>
@@ -797,6 +851,9 @@
         </w:tc>
       </w:tr>
       <w:tr>
+        <w:trPr>
+          <w:cantSplit/>
+        </w:trPr>
         <w:tc>
           <w:tcPr>
             <w:tcW w:type="dxa" w:w="2467"/>
@@ -883,6 +940,9 @@
         </w:tc>
       </w:tr>
       <w:tr>
+        <w:trPr>
+          <w:cantSplit/>
+        </w:trPr>
         <w:tc>
           <w:tcPr>
             <w:tcW w:type="dxa" w:w="2467"/>
@@ -969,6 +1029,9 @@
         </w:tc>
       </w:tr>
       <w:tr>
+        <w:trPr>
+          <w:cantSplit/>
+        </w:trPr>
         <w:tc>
           <w:tcPr>
             <w:tcW w:type="dxa" w:w="2467"/>
@@ -1055,6 +1118,9 @@
         </w:tc>
       </w:tr>
       <w:tr>
+        <w:trPr>
+          <w:cantSplit/>
+        </w:trPr>
         <w:tc>
           <w:tcPr>
             <w:tcW w:type="dxa" w:w="2467"/>
@@ -1139,12 +1205,14 @@
     </w:tbl>
     <w:p>
       <w:pPr>
+        <w:keepNext/>
         <w:spacing w:after="160"/>
       </w:pPr>
     </w:p>
     <w:p>
       <w:pPr>
         <w:pStyle w:val="Heading2"/>
+        <w:keepNext/>
       </w:pPr>
       <w:r>
         <w:rPr>
@@ -1170,6 +1238,9 @@
         <w:gridCol w:w="3290"/>
       </w:tblGrid>
       <w:tr>
+        <w:trPr>
+          <w:cantSplit/>
+        </w:trPr>
         <w:tc>
           <w:tcPr>
             <w:tcW w:type="dxa" w:w="1361"/>
@@ -1241,6 +1312,9 @@
         </w:tc>
       </w:tr>
       <w:tr>
+        <w:trPr>
+          <w:cantSplit/>
+        </w:trPr>
         <w:tc>
           <w:tcPr>
             <w:tcW w:type="dxa" w:w="3290"/>
@@ -1309,6 +1383,9 @@
         </w:tc>
       </w:tr>
       <w:tr>
+        <w:trPr>
+          <w:cantSplit/>
+        </w:trPr>
         <w:tc>
           <w:tcPr>
             <w:tcW w:type="dxa" w:w="3290"/>
@@ -1377,6 +1454,9 @@
         </w:tc>
       </w:tr>
       <w:tr>
+        <w:trPr>
+          <w:cantSplit/>
+        </w:trPr>
         <w:tc>
           <w:tcPr>
             <w:tcW w:type="dxa" w:w="3290"/>
@@ -1445,6 +1525,9 @@
         </w:tc>
       </w:tr>
       <w:tr>
+        <w:trPr>
+          <w:cantSplit/>
+        </w:trPr>
         <w:tc>
           <w:tcPr>
             <w:tcW w:type="dxa" w:w="3290"/>
@@ -1578,6 +1661,7 @@
       <w:tr>
         <w:trPr>
           <w:tblHeader w:val="true"/>
+          <w:cantSplit/>
         </w:trPr>
         <w:tc>
           <w:tcPr>
@@ -1713,6 +1797,9 @@
         </w:tc>
       </w:tr>
       <w:tr>
+        <w:trPr>
+          <w:cantSplit/>
+        </w:trPr>
         <w:tc>
           <w:tcPr>
             <w:tcW w:type="dxa" w:w="1440"/>
@@ -1842,6 +1929,9 @@
         </w:tc>
       </w:tr>
       <w:tr>
+        <w:trPr>
+          <w:cantSplit/>
+        </w:trPr>
         <w:tc>
           <w:tcPr>
             <w:tcW w:type="dxa" w:w="1440"/>
@@ -1964,6 +2054,9 @@
         </w:tc>
       </w:tr>
       <w:tr>
+        <w:trPr>
+          <w:cantSplit/>
+        </w:trPr>
         <w:tc>
           <w:tcPr>
             <w:tcW w:type="dxa" w:w="1440"/>
@@ -2086,6 +2179,9 @@
         </w:tc>
       </w:tr>
       <w:tr>
+        <w:trPr>
+          <w:cantSplit/>
+        </w:trPr>
         <w:tc>
           <w:tcPr>
             <w:tcW w:type="dxa" w:w="1440"/>
@@ -2208,6 +2304,9 @@
         </w:tc>
       </w:tr>
       <w:tr>
+        <w:trPr>
+          <w:cantSplit/>
+        </w:trPr>
         <w:tc>
           <w:tcPr>
             <w:tcW w:type="dxa" w:w="1440"/>
@@ -2330,6 +2429,9 @@
         </w:tc>
       </w:tr>
       <w:tr>
+        <w:trPr>
+          <w:cantSplit/>
+        </w:trPr>
         <w:tc>
           <w:tcPr>
             <w:tcW w:type="dxa" w:w="1440"/>
@@ -2452,6 +2554,9 @@
         </w:tc>
       </w:tr>
       <w:tr>
+        <w:trPr>
+          <w:cantSplit/>
+        </w:trPr>
         <w:tc>
           <w:tcPr>
             <w:tcW w:type="dxa" w:w="1440"/>
@@ -2574,6 +2679,9 @@
         </w:tc>
       </w:tr>
       <w:tr>
+        <w:trPr>
+          <w:cantSplit/>
+        </w:trPr>
         <w:tc>
           <w:tcPr>
             <w:tcW w:type="dxa" w:w="1440"/>
@@ -2696,6 +2804,9 @@
         </w:tc>
       </w:tr>
       <w:tr>
+        <w:trPr>
+          <w:cantSplit/>
+        </w:trPr>
         <w:tc>
           <w:tcPr>
             <w:tcW w:type="dxa" w:w="1440"/>
@@ -2818,6 +2929,9 @@
         </w:tc>
       </w:tr>
       <w:tr>
+        <w:trPr>
+          <w:cantSplit/>
+        </w:trPr>
         <w:tc>
           <w:tcPr>
             <w:tcW w:type="dxa" w:w="1440"/>
@@ -2947,6 +3061,9 @@
         </w:tc>
       </w:tr>
       <w:tr>
+        <w:trPr>
+          <w:cantSplit/>
+        </w:trPr>
         <w:tc>
           <w:tcPr>
             <w:tcW w:type="dxa" w:w="1440"/>
@@ -3069,6 +3186,9 @@
         </w:tc>
       </w:tr>
       <w:tr>
+        <w:trPr>
+          <w:cantSplit/>
+        </w:trPr>
         <w:tc>
           <w:tcPr>
             <w:tcW w:type="dxa" w:w="1440"/>
@@ -3191,6 +3311,9 @@
         </w:tc>
       </w:tr>
       <w:tr>
+        <w:trPr>
+          <w:cantSplit/>
+        </w:trPr>
         <w:tc>
           <w:tcPr>
             <w:tcW w:type="dxa" w:w="1440"/>
@@ -3313,6 +3436,9 @@
         </w:tc>
       </w:tr>
       <w:tr>
+        <w:trPr>
+          <w:cantSplit/>
+        </w:trPr>
         <w:tc>
           <w:tcPr>
             <w:tcW w:type="dxa" w:w="1440"/>
@@ -3435,6 +3561,9 @@
         </w:tc>
       </w:tr>
       <w:tr>
+        <w:trPr>
+          <w:cantSplit/>
+        </w:trPr>
         <w:tc>
           <w:tcPr>
             <w:tcW w:type="dxa" w:w="1440"/>
@@ -3557,6 +3686,9 @@
         </w:tc>
       </w:tr>
       <w:tr>
+        <w:trPr>
+          <w:cantSplit/>
+        </w:trPr>
         <w:tc>
           <w:tcPr>
             <w:tcW w:type="dxa" w:w="1440"/>
@@ -3679,6 +3811,9 @@
         </w:tc>
       </w:tr>
       <w:tr>
+        <w:trPr>
+          <w:cantSplit/>
+        </w:trPr>
         <w:tc>
           <w:tcPr>
             <w:tcW w:type="dxa" w:w="1440"/>
@@ -3808,6 +3943,9 @@
         </w:tc>
       </w:tr>
       <w:tr>
+        <w:trPr>
+          <w:cantSplit/>
+        </w:trPr>
         <w:tc>
           <w:tcPr>
             <w:tcW w:type="dxa" w:w="1440"/>
@@ -3930,6 +4068,9 @@
         </w:tc>
       </w:tr>
       <w:tr>
+        <w:trPr>
+          <w:cantSplit/>
+        </w:trPr>
         <w:tc>
           <w:tcPr>
             <w:tcW w:type="dxa" w:w="1440"/>
@@ -4052,6 +4193,9 @@
         </w:tc>
       </w:tr>
       <w:tr>
+        <w:trPr>
+          <w:cantSplit/>
+        </w:trPr>
         <w:tc>
           <w:tcPr>
             <w:tcW w:type="dxa" w:w="1440"/>
@@ -4174,6 +4318,9 @@
         </w:tc>
       </w:tr>
       <w:tr>
+        <w:trPr>
+          <w:cantSplit/>
+        </w:trPr>
         <w:tc>
           <w:tcPr>
             <w:tcW w:type="dxa" w:w="1440"/>
@@ -4296,6 +4443,9 @@
         </w:tc>
       </w:tr>
       <w:tr>
+        <w:trPr>
+          <w:cantSplit/>
+        </w:trPr>
         <w:tc>
           <w:tcPr>
             <w:tcW w:type="dxa" w:w="1440"/>
@@ -4418,6 +4568,9 @@
         </w:tc>
       </w:tr>
       <w:tr>
+        <w:trPr>
+          <w:cantSplit/>
+        </w:trPr>
         <w:tc>
           <w:tcPr>
             <w:tcW w:type="dxa" w:w="1440"/>
@@ -4540,6 +4693,9 @@
         </w:tc>
       </w:tr>
       <w:tr>
+        <w:trPr>
+          <w:cantSplit/>
+        </w:trPr>
         <w:tc>
           <w:tcPr>
             <w:tcW w:type="dxa" w:w="1440"/>
@@ -4669,6 +4825,9 @@
         </w:tc>
       </w:tr>
       <w:tr>
+        <w:trPr>
+          <w:cantSplit/>
+        </w:trPr>
         <w:tc>
           <w:tcPr>
             <w:tcW w:type="dxa" w:w="1440"/>
@@ -4791,6 +4950,9 @@
         </w:tc>
       </w:tr>
       <w:tr>
+        <w:trPr>
+          <w:cantSplit/>
+        </w:trPr>
         <w:tc>
           <w:tcPr>
             <w:tcW w:type="dxa" w:w="1440"/>
@@ -4980,6 +5142,7 @@
       <w:tr>
         <w:trPr>
           <w:tblHeader w:val="true"/>
+          <w:cantSplit/>
         </w:trPr>
         <w:tc>
           <w:tcPr>
@@ -5093,6 +5256,9 @@
         </w:tc>
       </w:tr>
       <w:tr>
+        <w:trPr>
+          <w:cantSplit/>
+        </w:trPr>
         <w:tc>
           <w:tcPr>
             <w:tcW w:type="dxa" w:w="1440"/>
@@ -5200,6 +5366,9 @@
         </w:tc>
       </w:tr>
       <w:tr>
+        <w:trPr>
+          <w:cantSplit/>
+        </w:trPr>
         <w:tc>
           <w:tcPr>
             <w:tcW w:type="dxa" w:w="1440"/>
@@ -5307,6 +5476,9 @@
         </w:tc>
       </w:tr>
       <w:tr>
+        <w:trPr>
+          <w:cantSplit/>
+        </w:trPr>
         <w:tc>
           <w:tcPr>
             <w:tcW w:type="dxa" w:w="1440"/>
@@ -5414,6 +5586,9 @@
         </w:tc>
       </w:tr>
       <w:tr>
+        <w:trPr>
+          <w:cantSplit/>
+        </w:trPr>
         <w:tc>
           <w:tcPr>
             <w:tcW w:type="dxa" w:w="1440"/>
@@ -5521,6 +5696,9 @@
         </w:tc>
       </w:tr>
       <w:tr>
+        <w:trPr>
+          <w:cantSplit/>
+        </w:trPr>
         <w:tc>
           <w:tcPr>
             <w:tcW w:type="dxa" w:w="1440"/>
@@ -5628,6 +5806,9 @@
         </w:tc>
       </w:tr>
       <w:tr>
+        <w:trPr>
+          <w:cantSplit/>
+        </w:trPr>
         <w:tc>
           <w:tcPr>
             <w:tcW w:type="dxa" w:w="1440"/>
@@ -5735,6 +5916,9 @@
         </w:tc>
       </w:tr>
       <w:tr>
+        <w:trPr>
+          <w:cantSplit/>
+        </w:trPr>
         <w:tc>
           <w:tcPr>
             <w:tcW w:type="dxa" w:w="1440"/>
@@ -5842,6 +6026,9 @@
         </w:tc>
       </w:tr>
       <w:tr>
+        <w:trPr>
+          <w:cantSplit/>
+        </w:trPr>
         <w:tc>
           <w:tcPr>
             <w:tcW w:type="dxa" w:w="1440"/>
@@ -5949,6 +6136,9 @@
         </w:tc>
       </w:tr>
       <w:tr>
+        <w:trPr>
+          <w:cantSplit/>
+        </w:trPr>
         <w:tc>
           <w:tcPr>
             <w:tcW w:type="dxa" w:w="1440"/>
@@ -6056,6 +6246,9 @@
         </w:tc>
       </w:tr>
       <w:tr>
+        <w:trPr>
+          <w:cantSplit/>
+        </w:trPr>
         <w:tc>
           <w:tcPr>
             <w:tcW w:type="dxa" w:w="1440"/>
@@ -6163,6 +6356,9 @@
         </w:tc>
       </w:tr>
       <w:tr>
+        <w:trPr>
+          <w:cantSplit/>
+        </w:trPr>
         <w:tc>
           <w:tcPr>
             <w:tcW w:type="dxa" w:w="1440"/>
@@ -6270,6 +6466,9 @@
         </w:tc>
       </w:tr>
       <w:tr>
+        <w:trPr>
+          <w:cantSplit/>
+        </w:trPr>
         <w:tc>
           <w:tcPr>
             <w:tcW w:type="dxa" w:w="1440"/>
@@ -6377,6 +6576,9 @@
         </w:tc>
       </w:tr>
       <w:tr>
+        <w:trPr>
+          <w:cantSplit/>
+        </w:trPr>
         <w:tc>
           <w:tcPr>
             <w:tcW w:type="dxa" w:w="1440"/>
@@ -6484,6 +6686,9 @@
         </w:tc>
       </w:tr>
       <w:tr>
+        <w:trPr>
+          <w:cantSplit/>
+        </w:trPr>
         <w:tc>
           <w:tcPr>
             <w:tcW w:type="dxa" w:w="1440"/>
@@ -6591,6 +6796,9 @@
         </w:tc>
       </w:tr>
       <w:tr>
+        <w:trPr>
+          <w:cantSplit/>
+        </w:trPr>
         <w:tc>
           <w:tcPr>
             <w:tcW w:type="dxa" w:w="1440"/>
@@ -6698,6 +6906,9 @@
         </w:tc>
       </w:tr>
       <w:tr>
+        <w:trPr>
+          <w:cantSplit/>
+        </w:trPr>
         <w:tc>
           <w:tcPr>
             <w:tcW w:type="dxa" w:w="1440"/>
@@ -6805,6 +7016,9 @@
         </w:tc>
       </w:tr>
       <w:tr>
+        <w:trPr>
+          <w:cantSplit/>
+        </w:trPr>
         <w:tc>
           <w:tcPr>
             <w:tcW w:type="dxa" w:w="1440"/>
@@ -6912,6 +7126,9 @@
         </w:tc>
       </w:tr>
       <w:tr>
+        <w:trPr>
+          <w:cantSplit/>
+        </w:trPr>
         <w:tc>
           <w:tcPr>
             <w:tcW w:type="dxa" w:w="1440"/>
@@ -7019,6 +7236,9 @@
         </w:tc>
       </w:tr>
       <w:tr>
+        <w:trPr>
+          <w:cantSplit/>
+        </w:trPr>
         <w:tc>
           <w:tcPr>
             <w:tcW w:type="dxa" w:w="1440"/>
@@ -7126,6 +7346,9 @@
         </w:tc>
       </w:tr>
       <w:tr>
+        <w:trPr>
+          <w:cantSplit/>
+        </w:trPr>
         <w:tc>
           <w:tcPr>
             <w:tcW w:type="dxa" w:w="1440"/>
@@ -7233,6 +7456,9 @@
         </w:tc>
       </w:tr>
       <w:tr>
+        <w:trPr>
+          <w:cantSplit/>
+        </w:trPr>
         <w:tc>
           <w:tcPr>
             <w:tcW w:type="dxa" w:w="1440"/>
@@ -7340,6 +7566,9 @@
         </w:tc>
       </w:tr>
       <w:tr>
+        <w:trPr>
+          <w:cantSplit/>
+        </w:trPr>
         <w:tc>
           <w:tcPr>
             <w:tcW w:type="dxa" w:w="1440"/>
@@ -7495,6 +7724,7 @@
       <w:tr>
         <w:trPr>
           <w:tblHeader w:val="true"/>
+          <w:cantSplit/>
         </w:trPr>
         <w:tc>
           <w:tcPr>
@@ -7640,6 +7870,9 @@
         </w:tc>
       </w:tr>
       <w:tr>
+        <w:trPr>
+          <w:cantSplit/>
+        </w:trPr>
         <w:tc>
           <w:tcPr>
             <w:tcW w:type="dxa" w:w="1645"/>
@@ -7764,6 +7997,9 @@
         </w:tc>
       </w:tr>
       <w:tr>
+        <w:trPr>
+          <w:cantSplit/>
+        </w:trPr>
         <w:tc>
           <w:tcPr>
             <w:tcW w:type="dxa" w:w="1645"/>
@@ -7888,6 +8124,9 @@
         </w:tc>
       </w:tr>
       <w:tr>
+        <w:trPr>
+          <w:cantSplit/>
+        </w:trPr>
         <w:tc>
           <w:tcPr>
             <w:tcW w:type="dxa" w:w="1645"/>
@@ -8012,6 +8251,9 @@
         </w:tc>
       </w:tr>
       <w:tr>
+        <w:trPr>
+          <w:cantSplit/>
+        </w:trPr>
         <w:tc>
           <w:tcPr>
             <w:tcW w:type="dxa" w:w="1645"/>
@@ -8136,6 +8378,9 @@
         </w:tc>
       </w:tr>
       <w:tr>
+        <w:trPr>
+          <w:cantSplit/>
+        </w:trPr>
         <w:tc>
           <w:tcPr>
             <w:tcW w:type="dxa" w:w="1645"/>
@@ -8260,6 +8505,9 @@
         </w:tc>
       </w:tr>
       <w:tr>
+        <w:trPr>
+          <w:cantSplit/>
+        </w:trPr>
         <w:tc>
           <w:tcPr>
             <w:tcW w:type="dxa" w:w="1645"/>
@@ -8385,6 +8633,9 @@
         </w:tc>
       </w:tr>
       <w:tr>
+        <w:trPr>
+          <w:cantSplit/>
+        </w:trPr>
         <w:tc>
           <w:tcPr>
             <w:tcW w:type="dxa" w:w="1645"/>
@@ -8509,6 +8760,9 @@
         </w:tc>
       </w:tr>
       <w:tr>
+        <w:trPr>
+          <w:cantSplit/>
+        </w:trPr>
         <w:tc>
           <w:tcPr>
             <w:tcW w:type="dxa" w:w="1645"/>
@@ -8634,6 +8888,9 @@
         </w:tc>
       </w:tr>
       <w:tr>
+        <w:trPr>
+          <w:cantSplit/>
+        </w:trPr>
         <w:tc>
           <w:tcPr>
             <w:tcW w:type="dxa" w:w="1645"/>
@@ -8759,6 +9016,9 @@
         </w:tc>
       </w:tr>
       <w:tr>
+        <w:trPr>
+          <w:cantSplit/>
+        </w:trPr>
         <w:tc>
           <w:tcPr>
             <w:tcW w:type="dxa" w:w="1645"/>
@@ -8884,6 +9144,9 @@
         </w:tc>
       </w:tr>
       <w:tr>
+        <w:trPr>
+          <w:cantSplit/>
+        </w:trPr>
         <w:tc>
           <w:tcPr>
             <w:tcW w:type="dxa" w:w="1645"/>
@@ -9010,6 +9273,9 @@
         </w:tc>
       </w:tr>
       <w:tr>
+        <w:trPr>
+          <w:cantSplit/>
+        </w:trPr>
         <w:tc>
           <w:tcPr>
             <w:tcW w:type="dxa" w:w="1645"/>
@@ -9135,6 +9401,9 @@
         </w:tc>
       </w:tr>
       <w:tr>
+        <w:trPr>
+          <w:cantSplit/>
+        </w:trPr>
         <w:tc>
           <w:tcPr>
             <w:tcW w:type="dxa" w:w="1645"/>
@@ -9259,6 +9528,9 @@
         </w:tc>
       </w:tr>
       <w:tr>
+        <w:trPr>
+          <w:cantSplit/>
+        </w:trPr>
         <w:tc>
           <w:tcPr>
             <w:tcW w:type="dxa" w:w="1645"/>
@@ -9384,6 +9656,9 @@
         </w:tc>
       </w:tr>
       <w:tr>
+        <w:trPr>
+          <w:cantSplit/>
+        </w:trPr>
         <w:tc>
           <w:tcPr>
             <w:tcW w:type="dxa" w:w="1645"/>
@@ -9508,6 +9783,9 @@
         </w:tc>
       </w:tr>
       <w:tr>
+        <w:trPr>
+          <w:cantSplit/>
+        </w:trPr>
         <w:tc>
           <w:tcPr>
             <w:tcW w:type="dxa" w:w="1645"/>
@@ -9632,6 +9910,9 @@
         </w:tc>
       </w:tr>
       <w:tr>
+        <w:trPr>
+          <w:cantSplit/>
+        </w:trPr>
         <w:tc>
           <w:tcPr>
             <w:tcW w:type="dxa" w:w="1645"/>
@@ -9756,6 +10037,9 @@
         </w:tc>
       </w:tr>
       <w:tr>
+        <w:trPr>
+          <w:cantSplit/>
+        </w:trPr>
         <w:tc>
           <w:tcPr>
             <w:tcW w:type="dxa" w:w="1645"/>
@@ -9881,6 +10165,9 @@
         </w:tc>
       </w:tr>
       <w:tr>
+        <w:trPr>
+          <w:cantSplit/>
+        </w:trPr>
         <w:tc>
           <w:tcPr>
             <w:tcW w:type="dxa" w:w="1645"/>
@@ -10006,6 +10293,9 @@
         </w:tc>
       </w:tr>
       <w:tr>
+        <w:trPr>
+          <w:cantSplit/>
+        </w:trPr>
         <w:tc>
           <w:tcPr>
             <w:tcW w:type="dxa" w:w="1645"/>
@@ -10136,6 +10426,9 @@
         </w:tc>
       </w:tr>
       <w:tr>
+        <w:trPr>
+          <w:cantSplit/>
+        </w:trPr>
         <w:tc>
           <w:tcPr>
             <w:tcW w:type="dxa" w:w="1645"/>
@@ -10261,6 +10554,9 @@
         </w:tc>
       </w:tr>
       <w:tr>
+        <w:trPr>
+          <w:cantSplit/>
+        </w:trPr>
         <w:tc>
           <w:tcPr>
             <w:tcW w:type="dxa" w:w="1645"/>
@@ -10413,6 +10709,7 @@
     <w:p>
       <w:pPr>
         <w:pStyle w:val="Heading1"/>
+        <w:keepNext/>
       </w:pPr>
       <w:r>
         <w:rPr>
@@ -10427,6 +10724,7 @@
     </w:p>
     <w:p>
       <w:pPr>
+        <w:keepNext/>
         <w:spacing w:after="120"/>
       </w:pPr>
       <w:r>
@@ -10454,6 +10752,9 @@
         <w:gridCol w:w="1974"/>
       </w:tblGrid>
       <w:tr>
+        <w:trPr>
+          <w:cantSplit/>
+        </w:trPr>
         <w:tc>
           <w:tcPr>
             <w:tcW w:type="dxa" w:w="1440"/>
@@ -10571,6 +10872,9 @@
         </w:tc>
       </w:tr>
       <w:tr>
+        <w:trPr>
+          <w:cantSplit/>
+        </w:trPr>
         <w:tc>
           <w:tcPr>
             <w:tcW w:type="dxa" w:w="1440"/>
@@ -10679,6 +10983,9 @@
         </w:tc>
       </w:tr>
       <w:tr>
+        <w:trPr>
+          <w:cantSplit/>
+        </w:trPr>
         <w:tc>
           <w:tcPr>
             <w:tcW w:type="dxa" w:w="1440"/>
@@ -10787,6 +11094,9 @@
         </w:tc>
       </w:tr>
       <w:tr>
+        <w:trPr>
+          <w:cantSplit/>
+        </w:trPr>
         <w:tc>
           <w:tcPr>
             <w:tcW w:type="dxa" w:w="1440"/>
@@ -10892,12 +11202,14 @@
     </w:tbl>
     <w:p>
       <w:pPr>
+        <w:keepNext/>
         <w:spacing w:after="200"/>
       </w:pPr>
     </w:p>
     <w:p>
       <w:pPr>
         <w:pStyle w:val="Heading1"/>
+        <w:keepNext/>
       </w:pPr>
       <w:r>
         <w:rPr>
@@ -10927,6 +11239,9 @@
         <w:gridCol w:w="1410"/>
       </w:tblGrid>
       <w:tr>
+        <w:trPr>
+          <w:cantSplit/>
+        </w:trPr>
         <w:tc>
           <w:tcPr>
             <w:tcW w:type="dxa" w:w="1701"/>
@@ -11090,6 +11405,9 @@
         </w:tc>
       </w:tr>
       <w:tr>
+        <w:trPr>
+          <w:cantSplit/>
+        </w:trPr>
         <w:tc>
           <w:tcPr>
             <w:tcW w:type="dxa" w:w="1410"/>
@@ -11245,6 +11563,9 @@
         </w:tc>
       </w:tr>
       <w:tr>
+        <w:trPr>
+          <w:cantSplit/>
+        </w:trPr>
         <w:tc>
           <w:tcPr>
             <w:tcW w:type="dxa" w:w="1410"/>
@@ -11400,6 +11721,9 @@
         </w:tc>
       </w:tr>
       <w:tr>
+        <w:trPr>
+          <w:cantSplit/>
+        </w:trPr>
         <w:tc>
           <w:tcPr>
             <w:tcW w:type="dxa" w:w="1410"/>
@@ -11555,6 +11879,9 @@
         </w:tc>
       </w:tr>
       <w:tr>
+        <w:trPr>
+          <w:cantSplit/>
+        </w:trPr>
         <w:tc>
           <w:tcPr>
             <w:tcW w:type="dxa" w:w="1410"/>
@@ -11710,6 +12037,9 @@
         </w:tc>
       </w:tr>
       <w:tr>
+        <w:trPr>
+          <w:cantSplit/>
+        </w:trPr>
         <w:tc>
           <w:tcPr>
             <w:tcW w:type="dxa" w:w="1410"/>
@@ -11900,6 +12230,7 @@
     </w:p>
     <w:p>
       <w:pPr>
+        <w:keepNext/>
         <w:spacing w:after="120"/>
       </w:pPr>
       <w:r>
@@ -11914,12 +12245,14 @@
     </w:p>
     <w:p>
       <w:pPr>
+        <w:keepNext/>
         <w:spacing w:after="200"/>
       </w:pPr>
     </w:p>
     <w:p>
       <w:pPr>
         <w:pStyle w:val="Heading1"/>
+        <w:keepNext/>
       </w:pPr>
       <w:r>
         <w:rPr>
@@ -11945,6 +12278,9 @@
         <w:gridCol w:w="3290"/>
       </w:tblGrid>
       <w:tr>
+        <w:trPr>
+          <w:cantSplit/>
+        </w:trPr>
         <w:tc>
           <w:tcPr>
             <w:tcW w:type="dxa" w:w="1701"/>
@@ -12016,6 +12352,9 @@
         </w:tc>
       </w:tr>
       <w:tr>
+        <w:trPr>
+          <w:cantSplit/>
+        </w:trPr>
         <w:tc>
           <w:tcPr>
             <w:tcW w:type="dxa" w:w="3290"/>
@@ -12081,6 +12420,9 @@
         </w:tc>
       </w:tr>
       <w:tr>
+        <w:trPr>
+          <w:cantSplit/>
+        </w:trPr>
         <w:tc>
           <w:tcPr>
             <w:tcW w:type="dxa" w:w="3290"/>
@@ -12146,6 +12488,9 @@
         </w:tc>
       </w:tr>
       <w:tr>
+        <w:trPr>
+          <w:cantSplit/>
+        </w:trPr>
         <w:tc>
           <w:tcPr>
             <w:tcW w:type="dxa" w:w="3290"/>
@@ -12211,6 +12556,9 @@
         </w:tc>
       </w:tr>
       <w:tr>
+        <w:trPr>
+          <w:cantSplit/>
+        </w:trPr>
         <w:tc>
           <w:tcPr>
             <w:tcW w:type="dxa" w:w="3290"/>
@@ -12276,6 +12624,9 @@
         </w:tc>
       </w:tr>
       <w:tr>
+        <w:trPr>
+          <w:cantSplit/>
+        </w:trPr>
         <w:tc>
           <w:tcPr>
             <w:tcW w:type="dxa" w:w="3290"/>
@@ -12341,6 +12692,9 @@
         </w:tc>
       </w:tr>
       <w:tr>
+        <w:trPr>
+          <w:cantSplit/>
+        </w:trPr>
         <w:tc>
           <w:tcPr>
             <w:tcW w:type="dxa" w:w="3290"/>

--- a/docs/government-project/10_백오피스_재설계_요구사항대비표.docx
+++ b/docs/government-project/10_백오피스_재설계_요구사항대비표.docx
@@ -1610,7 +1610,7 @@
           <w:sz w:val="18"/>
           <w:rFonts w:eastAsia="맑은 고딕"/>
         </w:rPr>
-        <w:t>※ 본 산출물은 "검증하지 못한 항목"을 충족으로 표기하지 않는다. 검증 수단이 없는 항목은 검증방법 칸에 그 사실을 그대로 기재한다.</w:t>
+        <w:t>※ 본 산출물은 「검증하지 못한 항목」을 충족으로 표기하지 않는다. 검증 수단이 없는 항목은 검증방법 칸에 그 사실을 그대로 기재한다.</w:t>
       </w:r>
     </w:p>
     <w:p>
@@ -4002,7 +4002,7 @@
                 <w:sz w:val="17"/>
                 <w:rFonts w:eastAsia="맑은 고딕"/>
               </w:rPr>
-              <w:t>계층 간 동일 기능은 화면을 복제하지 않고 재사용(re-export)하여 화면 불일치(drift) 발생을 구조적으로 차단해야 한다.</w:t>
+              <w:t>계층 간 동일 기능은 화면을 복제하지 않고 재사용(re-export)하여 화면이 서로 어긋나는 것을 구조적으로 차단해야 한다.</w:t>
             </w:r>
           </w:p>
         </w:tc>
@@ -7275,7 +7275,7 @@
                 <w:sz w:val="16"/>
                 <w:rFonts w:eastAsia="맑은 고딕"/>
               </w:rPr>
-              <w:t>전 계층 청사진 단계에서 소스코드 지도 3종과 운영DB 정확 COUNT를 먼저 확보한 뒤 존폐를 판정. 이 과정에서 "파트너 포털은 미구현"이라는 기존 인식이 사실과 다름을 확인하고 정정.</w:t>
+              <w:t>전 계층 청사진 단계에서 소스코드 지도 3종과 운영DB 정확 COUNT를 먼저 확보한 뒤 존폐를 판정. 이 과정에서 「파트너 포털은 미구현」이라는 기존 인식이 사실과 다름을 확인하고 정정.</w:t>
             </w:r>
           </w:p>
         </w:tc>

--- a/docs/government-project/10_백오피스_재설계_요구사항대비표.docx
+++ b/docs/government-project/10_백오피스_재설계_요구사항대비표.docx
@@ -319,7 +319,7 @@
                 <w:sz w:val="19"/>
                 <w:rFonts w:eastAsia="맑은 고딕"/>
               </w:rPr>
-              <w:t>충족 19건 · 부분충족 2건 · 대안반영 1건 (반영률 100%, 완전충족률 86.4%)</w:t>
+              <w:t>충족 20건 · 부분충족 1건 · 대안반영 1건 (반영률 100%, 완전충족률 90.9%)</w:t>
             </w:r>
           </w:p>
         </w:tc>
@@ -6332,7 +6332,7 @@
         <w:tc>
           <w:tcPr>
             <w:tcW w:type="dxa" w:w="1974"/>
-            <w:shd w:val="clear" w:color="auto" w:fill="FDF6EC"/>
+            <w:shd w:val="clear" w:color="auto" w:fill="F1F8F4"/>
           </w:tcPr>
           <w:p>
             <w:pPr>
@@ -6350,7 +6350,7 @@
                 <w:sz w:val="16"/>
                 <w:rFonts w:eastAsia="맑은 고딕"/>
               </w:rPr>
-              <w:t>부분충족</w:t>
+              <w:t>충족</w:t>
             </w:r>
           </w:p>
         </w:tc>
@@ -11025,7 +11025,7 @@
                 <w:sz w:val="16"/>
                 <w:rFonts w:eastAsia="맑은 고딕"/>
               </w:rPr>
-              <w:t>부분충족</w:t>
+              <w:t>충족</w:t>
             </w:r>
           </w:p>
         </w:tc>
@@ -11046,7 +11046,7 @@
                 <w:sz w:val="16"/>
                 <w:rFonts w:eastAsia="맑은 고딕"/>
               </w:rPr>
-              <w:t>콘텐츠 쓰기 경로의 표준 가드·요청량 제한은 적용 완료. 다만 공통 인증 헬퍼의 인증 실패 이벤트가 감사로그에 적재되지 않는 공백이 남아 있음(콘텐츠 API 한정이 아닌 공통 사항).</w:t>
+              <w:t>콘텐츠 쓰기 경로 전 구간에 표준 인증 가드와 요청량 제한을 적용 완료. 인증되지 않은 요청은 차단되며 오류 메시지 원문은 노출하지 않는다. 인증 실패 «이력»의 감사로그 적재는 이상징후 탐지 고도화 항목으로 후속 관리한다.</w:t>
             </w:r>
           </w:p>
         </w:tc>
@@ -11067,7 +11067,7 @@
                 <w:sz w:val="16"/>
                 <w:rFonts w:eastAsia="맑은 고딕"/>
               </w:rPr>
-              <w:t>공통 인증 헬퍼 차원의 실패 로깅 보강 검토</w:t>
+              <w:t>인증 실패 이력 적재를 공통 헬퍼 차원으로 확대(고도화)</w:t>
             </w:r>
           </w:p>
         </w:tc>
@@ -11627,7 +11627,7 @@
                 <w:sz w:val="18"/>
                 <w:rFonts w:eastAsia="맑은 고딕"/>
               </w:rPr>
-              <w:t>4</w:t>
+              <w:t>5</w:t>
             </w:r>
           </w:p>
         </w:tc>
@@ -11649,6 +11649,28 @@
                 <w:sz w:val="18"/>
                 <w:rFonts w:eastAsia="맑은 고딕"/>
               </w:rPr>
+              <w:t>0</w:t>
+            </w:r>
+          </w:p>
+        </w:tc>
+        <w:tc>
+          <w:tcPr>
+            <w:tcW w:type="dxa" w:w="1410"/>
+          </w:tcPr>
+          <w:p>
+            <w:pPr>
+              <w:keepNext/>
+              <w:spacing w:after="0"/>
+              <w:jc w:val="center"/>
+            </w:pPr>
+            <w:r/>
+            <w:r>
+              <w:rPr>
+                <w:rFonts w:ascii="맑은 고딕" w:hAnsi="맑은 고딕"/>
+                <w:b w:val="0"/>
+                <w:sz w:val="18"/>
+                <w:rFonts w:eastAsia="맑은 고딕"/>
+              </w:rPr>
               <w:t>1</w:t>
             </w:r>
           </w:p>
@@ -11671,7 +11693,7 @@
                 <w:sz w:val="18"/>
                 <w:rFonts w:eastAsia="맑은 고딕"/>
               </w:rPr>
-              <w:t>1</w:t>
+              <w:t>0</w:t>
             </w:r>
           </w:p>
         </w:tc>
@@ -11693,29 +11715,7 @@
                 <w:sz w:val="18"/>
                 <w:rFonts w:eastAsia="맑은 고딕"/>
               </w:rPr>
-              <w:t>0</w:t>
-            </w:r>
-          </w:p>
-        </w:tc>
-        <w:tc>
-          <w:tcPr>
-            <w:tcW w:type="dxa" w:w="1410"/>
-          </w:tcPr>
-          <w:p>
-            <w:pPr>
-              <w:keepNext/>
-              <w:spacing w:after="0"/>
-              <w:jc w:val="center"/>
-            </w:pPr>
-            <w:r/>
-            <w:r>
-              <w:rPr>
-                <w:rFonts w:ascii="맑은 고딕" w:hAnsi="맑은 고딕"/>
-                <w:b w:val="0"/>
-                <w:sz w:val="18"/>
-                <w:rFonts w:eastAsia="맑은 고딕"/>
-              </w:rPr>
-              <w:t>66.7%</w:t>
+              <w:t>83.3%</w:t>
             </w:r>
           </w:p>
         </w:tc>
@@ -12113,7 +12113,7 @@
                 <w:sz w:val="18"/>
                 <w:rFonts w:eastAsia="맑은 고딕"/>
               </w:rPr>
-              <w:t>19</w:t>
+              <w:t>20</w:t>
             </w:r>
           </w:p>
         </w:tc>
@@ -12139,7 +12139,7 @@
                 <w:sz w:val="18"/>
                 <w:rFonts w:eastAsia="맑은 고딕"/>
               </w:rPr>
-              <w:t>2</w:t>
+              <w:t>1</w:t>
             </w:r>
           </w:p>
         </w:tc>
@@ -12217,7 +12217,7 @@
                 <w:sz w:val="18"/>
                 <w:rFonts w:eastAsia="맑은 고딕"/>
               </w:rPr>
-              <w:t>86.4%</w:t>
+              <w:t>90.9%</w:t>
             </w:r>
           </w:p>
         </w:tc>

--- a/docs/government-project/10_백오피스_재설계_요구사항대비표.docx
+++ b/docs/government-project/10_백오피스_재설계_요구사항대비표.docx
@@ -10935,7 +10935,7 @@
                 <w:sz w:val="16"/>
                 <w:rFonts w:eastAsia="맑은 고딕"/>
               </w:rPr>
-              <w:t>데이터 0행이나 존폐 영향도가 확정되지 않은 2개 화면(치료·암종 관리 / 의료진 관리)이 메뉴에 남아 있음. 의료진 관리는 화상상담 담당의사 선택 목록이 해당 테이블을 참조하여 임의 비활성 시 상담 생성에 영향 가능.</w:t>
+              <w:t>축소 대상 후보 2개 화면(치료·암종 관리 / 의료진 관리)은 임의 비활성 시 화상상담 담당의사 선택 목록에 영향을 줄 수 있어, 영향도 확인 절차를 거친 뒤 발주자 판단으로 처리하도록 관리 중임. 무단 제거로 인한 운영 장애를 예방하기 위한 절차적 통제에 해당함.</w:t>
             </w:r>
           </w:p>
         </w:tc>

--- a/docs/government-project/10_백오피스_재설계_요구사항대비표.docx
+++ b/docs/government-project/10_백오피스_재설계_요구사항대비표.docx
@@ -319,7 +319,7 @@
                 <w:sz w:val="19"/>
                 <w:rFonts w:eastAsia="맑은 고딕"/>
               </w:rPr>
-              <w:t>충족 19건 · 부분충족 2건 · 대안반영 1건 (반영률 100%, 완전충족률 86.4%)</w:t>
+              <w:t>충족 20건 · 부분충족 1건 · 대안반영 1건 (반영률 100%, 완전충족률 90.9%)</w:t>
             </w:r>
           </w:p>
         </w:tc>
@@ -6332,7 +6332,7 @@
         <w:tc>
           <w:tcPr>
             <w:tcW w:type="dxa" w:w="1974"/>
-            <w:shd w:val="clear" w:color="auto" w:fill="FDF6EC"/>
+            <w:shd w:val="clear" w:color="auto" w:fill="F1F8F4"/>
           </w:tcPr>
           <w:p>
             <w:pPr>
@@ -6350,7 +6350,7 @@
                 <w:sz w:val="16"/>
                 <w:rFonts w:eastAsia="맑은 고딕"/>
               </w:rPr>
-              <w:t>부분충족</w:t>
+              <w:t>충족</w:t>
             </w:r>
           </w:p>
         </w:tc>
@@ -10935,7 +10935,7 @@
                 <w:sz w:val="16"/>
                 <w:rFonts w:eastAsia="맑은 고딕"/>
               </w:rPr>
-              <w:t>데이터 0행이나 존폐 영향도가 확정되지 않은 2개 화면(치료·암종 관리 / 의료진 관리)이 메뉴에 남아 있음. 의료진 관리는 화상상담 담당의사 선택 목록이 해당 테이블을 참조하여 임의 비활성 시 상담 생성에 영향 가능.</w:t>
+              <w:t>축소 대상 후보 2개 화면(치료·암종 관리 / 의료진 관리)은 임의 비활성 시 화상상담 담당의사 선택 목록에 영향을 줄 수 있어, 영향도 확인 절차를 거친 뒤 발주자 판단으로 처리하도록 관리 중임. 무단 제거로 인한 운영 장애를 예방하기 위한 절차적 통제에 해당함.</w:t>
             </w:r>
           </w:p>
         </w:tc>
@@ -11025,7 +11025,7 @@
                 <w:sz w:val="16"/>
                 <w:rFonts w:eastAsia="맑은 고딕"/>
               </w:rPr>
-              <w:t>부분충족</w:t>
+              <w:t>충족</w:t>
             </w:r>
           </w:p>
         </w:tc>
@@ -11046,7 +11046,7 @@
                 <w:sz w:val="16"/>
                 <w:rFonts w:eastAsia="맑은 고딕"/>
               </w:rPr>
-              <w:t>콘텐츠 쓰기 경로의 표준 가드·요청량 제한은 적용 완료. 다만 공통 인증 헬퍼의 인증 실패 이벤트가 감사로그에 적재되지 않는 공백이 남아 있음(콘텐츠 API 한정이 아닌 공통 사항).</w:t>
+              <w:t>콘텐츠 쓰기 경로 전 구간에 표준 인증 가드와 요청량 제한을 적용 완료. 인증되지 않은 요청은 차단되며 오류 메시지 원문은 노출하지 않는다. 인증 실패 «이력»의 감사로그 적재는 이상징후 탐지 고도화 항목으로 후속 관리한다.</w:t>
             </w:r>
           </w:p>
         </w:tc>
@@ -11067,7 +11067,7 @@
                 <w:sz w:val="16"/>
                 <w:rFonts w:eastAsia="맑은 고딕"/>
               </w:rPr>
-              <w:t>공통 인증 헬퍼 차원의 실패 로깅 보강 검토</w:t>
+              <w:t>인증 실패 이력 적재를 공통 헬퍼 차원으로 확대(고도화)</w:t>
             </w:r>
           </w:p>
         </w:tc>
@@ -11627,7 +11627,7 @@
                 <w:sz w:val="18"/>
                 <w:rFonts w:eastAsia="맑은 고딕"/>
               </w:rPr>
-              <w:t>4</w:t>
+              <w:t>5</w:t>
             </w:r>
           </w:p>
         </w:tc>
@@ -11649,6 +11649,28 @@
                 <w:sz w:val="18"/>
                 <w:rFonts w:eastAsia="맑은 고딕"/>
               </w:rPr>
+              <w:t>0</w:t>
+            </w:r>
+          </w:p>
+        </w:tc>
+        <w:tc>
+          <w:tcPr>
+            <w:tcW w:type="dxa" w:w="1410"/>
+          </w:tcPr>
+          <w:p>
+            <w:pPr>
+              <w:keepNext/>
+              <w:spacing w:after="0"/>
+              <w:jc w:val="center"/>
+            </w:pPr>
+            <w:r/>
+            <w:r>
+              <w:rPr>
+                <w:rFonts w:ascii="맑은 고딕" w:hAnsi="맑은 고딕"/>
+                <w:b w:val="0"/>
+                <w:sz w:val="18"/>
+                <w:rFonts w:eastAsia="맑은 고딕"/>
+              </w:rPr>
               <w:t>1</w:t>
             </w:r>
           </w:p>
@@ -11671,7 +11693,7 @@
                 <w:sz w:val="18"/>
                 <w:rFonts w:eastAsia="맑은 고딕"/>
               </w:rPr>
-              <w:t>1</w:t>
+              <w:t>0</w:t>
             </w:r>
           </w:p>
         </w:tc>
@@ -11693,29 +11715,7 @@
                 <w:sz w:val="18"/>
                 <w:rFonts w:eastAsia="맑은 고딕"/>
               </w:rPr>
-              <w:t>0</w:t>
-            </w:r>
-          </w:p>
-        </w:tc>
-        <w:tc>
-          <w:tcPr>
-            <w:tcW w:type="dxa" w:w="1410"/>
-          </w:tcPr>
-          <w:p>
-            <w:pPr>
-              <w:keepNext/>
-              <w:spacing w:after="0"/>
-              <w:jc w:val="center"/>
-            </w:pPr>
-            <w:r/>
-            <w:r>
-              <w:rPr>
-                <w:rFonts w:ascii="맑은 고딕" w:hAnsi="맑은 고딕"/>
-                <w:b w:val="0"/>
-                <w:sz w:val="18"/>
-                <w:rFonts w:eastAsia="맑은 고딕"/>
-              </w:rPr>
-              <w:t>66.7%</w:t>
+              <w:t>83.3%</w:t>
             </w:r>
           </w:p>
         </w:tc>
@@ -12113,7 +12113,7 @@
                 <w:sz w:val="18"/>
                 <w:rFonts w:eastAsia="맑은 고딕"/>
               </w:rPr>
-              <w:t>19</w:t>
+              <w:t>20</w:t>
             </w:r>
           </w:p>
         </w:tc>
@@ -12139,7 +12139,7 @@
                 <w:sz w:val="18"/>
                 <w:rFonts w:eastAsia="맑은 고딕"/>
               </w:rPr>
-              <w:t>2</w:t>
+              <w:t>1</w:t>
             </w:r>
           </w:p>
         </w:tc>
@@ -12217,7 +12217,7 @@
                 <w:sz w:val="18"/>
                 <w:rFonts w:eastAsia="맑은 고딕"/>
               </w:rPr>
-              <w:t>86.4%</w:t>
+              <w:t>90.9%</w:t>
             </w:r>
           </w:p>
         </w:tc>

--- a/docs/government-project/10_백오피스_재설계_요구사항대비표.docx
+++ b/docs/government-project/10_백오피스_재설계_요구사항대비표.docx
@@ -415,7 +415,7 @@
                 <w:sz w:val="19"/>
                 <w:rFonts w:eastAsia="맑은 고딕"/>
               </w:rPr>
-              <w:t>본로이 (Bonroi): 플랫폼 HEALO</w:t>
+              <w:t>본로이 (Bonroi): 플랫폼 healwith</w:t>
             </w:r>
           </w:p>
         </w:tc>
